--- a/考公/申论/申论_底层思维_袁东.docx
+++ b/考公/申论/申论_底层思维_袁东.docx
@@ -45,7 +45,6 @@
         <w:ind w:left="357" w:firstLineChars="0" w:firstLine="0"/>
         <w:outlineLvl w:val="1"/>
         <w:rPr>
-          <w:rFonts w:hint="eastAsia"/>
           <w:b/>
           <w:bCs/>
           <w:sz w:val="28"/>
@@ -217,6 +216,7 @@
       </w:pPr>
       <w:r>
         <w:rPr>
+          <w:noProof/>
           <w:sz w:val="28"/>
           <w:szCs w:val="32"/>
         </w:rPr>
@@ -1473,7 +1473,6 @@
         <w:pStyle w:val="a7"/>
         <w:ind w:left="357" w:firstLineChars="0" w:firstLine="0"/>
         <w:rPr>
-          <w:rFonts w:hint="eastAsia"/>
           <w:b/>
           <w:bCs/>
           <w:sz w:val="28"/>
@@ -1572,11 +1571,6 @@
       </w:r>
     </w:p>
     <w:p>
-      <w:pPr>
-        <w:rPr>
-          <w:rFonts w:hint="eastAsia"/>
-        </w:rPr>
-      </w:pPr>
       <w:r>
         <w:tab/>
       </w:r>
@@ -1633,11 +1627,6 @@
       </w:r>
     </w:p>
     <w:p>
-      <w:pPr>
-        <w:rPr>
-          <w:rFonts w:hint="eastAsia"/>
-        </w:rPr>
-      </w:pPr>
       <w:r>
         <w:tab/>
       </w:r>
@@ -1710,11 +1699,6 @@
       </w:r>
     </w:p>
     <w:p>
-      <w:pPr>
-        <w:rPr>
-          <w:rFonts w:hint="eastAsia"/>
-        </w:rPr>
-      </w:pPr>
       <w:r>
         <w:tab/>
       </w:r>
@@ -1747,11 +1731,6 @@
       </w:r>
     </w:p>
     <w:p>
-      <w:pPr>
-        <w:rPr>
-          <w:rFonts w:hint="eastAsia"/>
-        </w:rPr>
-      </w:pPr>
       <w:r>
         <w:tab/>
       </w:r>
@@ -1768,19 +1747,8 @@
         <w:t>得到</w:t>
       </w:r>
     </w:p>
-    <w:p>
-      <w:pPr>
-        <w:rPr>
-          <w:rFonts w:hint="eastAsia"/>
-        </w:rPr>
-      </w:pPr>
-    </w:p>
-    <w:p>
-      <w:pPr>
-        <w:rPr>
-          <w:rFonts w:hint="eastAsia"/>
-        </w:rPr>
-      </w:pPr>
+    <w:p/>
+    <w:p>
       <w:r>
         <w:tab/>
       </w:r>
@@ -2000,19 +1968,8 @@
         <w:t>以表意句为基本单元</w:t>
       </w:r>
     </w:p>
-    <w:p>
-      <w:pPr>
-        <w:rPr>
-          <w:rFonts w:hint="eastAsia"/>
-        </w:rPr>
-      </w:pPr>
-    </w:p>
-    <w:p>
-      <w:pPr>
-        <w:rPr>
-          <w:rFonts w:hint="eastAsia"/>
-        </w:rPr>
-      </w:pPr>
+    <w:p/>
+    <w:p>
       <w:r>
         <w:tab/>
       </w:r>
@@ -2055,11 +2012,6 @@
       </w:r>
     </w:p>
     <w:p>
-      <w:pPr>
-        <w:rPr>
-          <w:rFonts w:hint="eastAsia"/>
-        </w:rPr>
-      </w:pPr>
       <w:r>
         <w:tab/>
       </w:r>
@@ -2080,13 +2032,7 @@
       </w:r>
     </w:p>
     <w:p/>
-    <w:p>
-      <w:pPr>
-        <w:rPr>
-          <w:rFonts w:hint="eastAsia"/>
-        </w:rPr>
-      </w:pPr>
-    </w:p>
+    <w:p/>
     <w:p>
       <w:r>
         <w:tab/>
@@ -2108,11 +2054,6 @@
       </w:r>
     </w:p>
     <w:p>
-      <w:pPr>
-        <w:rPr>
-          <w:rFonts w:hint="eastAsia"/>
-        </w:rPr>
-      </w:pPr>
       <w:r>
         <w:tab/>
       </w:r>
@@ -2138,7 +2079,143 @@
           <w:rFonts w:hint="eastAsia"/>
         </w:rPr>
       </w:pPr>
-    </w:p>
+      <w:r>
+        <w:rPr>
+          <w:rFonts w:ascii="Arial" w:hAnsi="Arial" w:cs="Arial"/>
+        </w:rPr>
+        <w:t>要有亲戚关系，是不是就要求各个表意句之间要能关联起来，即是每个表意句包含上句一部分内容，包含下句一部分内容</w:t>
+      </w:r>
+      <w:r>
+        <w:rPr>
+          <w:rFonts w:ascii="Arial" w:hAnsi="Arial" w:cs="Arial"/>
+        </w:rPr>
+        <w:t xml:space="preserve"> </w:t>
+      </w:r>
+      <w:r>
+        <w:rPr>
+          <w:rFonts w:ascii="Arial" w:hAnsi="Arial" w:cs="Arial"/>
+        </w:rPr>
+        <w:t>案例除外，案例只是解释上一句</w:t>
+      </w:r>
+    </w:p>
+    <w:p>
+      <w:pPr>
+        <w:rPr>
+          <w:rFonts w:hint="eastAsia"/>
+        </w:rPr>
+      </w:pPr>
+    </w:p>
+    <w:p>
+      <w:r>
+        <w:rPr>
+          <w:rFonts w:hint="eastAsia"/>
+        </w:rPr>
+        <w:t>黄胜原来是鸬鹚乡派出所长，好像我儿子上户口也是他签字，长的挺帅的，人也挺好的</w:t>
+      </w:r>
+    </w:p>
+    <w:p>
+      <w:r>
+        <w:rPr>
+          <w:rFonts w:hint="eastAsia"/>
+        </w:rPr>
+        <w:t>这段话的主题或中心思想比较泛，是</w:t>
+      </w:r>
+      <w:r>
+        <w:t xml:space="preserve"> 黄胜的相关信息</w:t>
+      </w:r>
+    </w:p>
+    <w:p>
+      <w:r>
+        <w:rPr>
+          <w:rFonts w:hint="eastAsia"/>
+        </w:rPr>
+        <w:t>直接从黄胜的职业转到长相，各表意句之间</w:t>
+      </w:r>
+      <w:r>
+        <w:rPr>
+          <w:rFonts w:hint="eastAsia"/>
+        </w:rPr>
+        <w:t>也</w:t>
+      </w:r>
+      <w:r>
+        <w:rPr>
+          <w:rFonts w:hint="eastAsia"/>
+        </w:rPr>
+        <w:t>不是亲戚关系</w:t>
+      </w:r>
+      <w:r>
+        <w:rPr>
+          <w:rFonts w:hint="eastAsia"/>
+        </w:rPr>
+        <w:t>，</w:t>
+      </w:r>
+    </w:p>
+    <w:p/>
+    <w:p>
+      <w:pPr>
+        <w:rPr>
+          <w:rFonts w:hint="eastAsia"/>
+        </w:rPr>
+      </w:pPr>
+      <w:r>
+        <w:rPr>
+          <w:rFonts w:hint="eastAsia"/>
+        </w:rPr>
+        <w:t>要是改成以下</w:t>
+      </w:r>
+    </w:p>
+    <w:p>
+      <w:r>
+        <w:rPr>
+          <w:rFonts w:hint="eastAsia"/>
+        </w:rPr>
+        <w:t>黄胜原来是鸬鹚乡派出所长，我儿子上户口是他签</w:t>
+      </w:r>
+      <w:r>
+        <w:rPr>
+          <w:rFonts w:hint="eastAsia"/>
+        </w:rPr>
+        <w:t>的</w:t>
+      </w:r>
+      <w:r>
+        <w:rPr>
+          <w:rFonts w:hint="eastAsia"/>
+        </w:rPr>
+        <w:t>字，</w:t>
+      </w:r>
+      <w:r>
+        <w:rPr>
+          <w:rFonts w:hint="eastAsia"/>
+        </w:rPr>
+        <w:t>它不仅事业有成，长相也</w:t>
+      </w:r>
+      <w:r>
+        <w:rPr>
+          <w:rFonts w:hint="eastAsia"/>
+        </w:rPr>
+        <w:t>挺帅的，</w:t>
+      </w:r>
+      <w:r>
+        <w:rPr>
+          <w:rFonts w:hint="eastAsia"/>
+        </w:rPr>
+        <w:t>性格还好。</w:t>
+      </w:r>
+    </w:p>
+    <w:p>
+      <w:pPr>
+        <w:rPr>
+          <w:rFonts w:hint="eastAsia"/>
+        </w:rPr>
+      </w:pPr>
+      <w:r>
+        <w:rPr>
+          <w:rFonts w:hint="eastAsia"/>
+        </w:rPr>
+        <w:t>流畅度就高了不少</w:t>
+      </w:r>
+    </w:p>
+    <w:p/>
     <w:p/>
     <w:p>
       <w:r>
@@ -2175,11 +2252,6 @@
     </w:p>
     <w:p/>
     <w:p>
-      <w:pPr>
-        <w:rPr>
-          <w:rFonts w:hint="eastAsia"/>
-        </w:rPr>
-      </w:pPr>
       <w:r>
         <w:tab/>
       </w:r>
@@ -2196,27 +2268,9 @@
     <w:p/>
     <w:p/>
     <w:p/>
-    <w:p>
-      <w:pPr>
-        <w:rPr>
-          <w:rFonts w:hint="eastAsia"/>
-        </w:rPr>
-      </w:pPr>
-    </w:p>
-    <w:p>
-      <w:pPr>
-        <w:rPr>
-          <w:rFonts w:hint="eastAsia"/>
-        </w:rPr>
-      </w:pPr>
-    </w:p>
-    <w:p>
-      <w:pPr>
-        <w:rPr>
-          <w:rFonts w:hint="eastAsia"/>
-        </w:rPr>
-      </w:pPr>
-    </w:p>
+    <w:p/>
+    <w:p/>
+    <w:p/>
     <w:p>
       <w:pPr>
         <w:rPr>
@@ -2271,22 +2325,11 @@
       </w:r>
     </w:p>
     <w:p>
-      <w:pPr>
-        <w:rPr>
-          <w:rFonts w:hint="eastAsia"/>
-        </w:rPr>
-      </w:pPr>
-      <w:r>
-        <w:rPr>
-          <w:rFonts w:hint="eastAsia"/>
-        </w:rPr>
-        <w:t>关联性强的默认基本成立，关联性弱的默认</w:t>
-      </w:r>
-      <w:r>
-        <w:rPr>
-          <w:rFonts w:hint="eastAsia"/>
-        </w:rPr>
-        <w:t>缺了中间必要环节，不成立，</w:t>
+      <w:r>
+        <w:rPr>
+          <w:rFonts w:hint="eastAsia"/>
+        </w:rPr>
+        <w:t>关联性强的默认基本成立，关联性弱的默认缺了中间必要环节，不成立，</w:t>
       </w:r>
     </w:p>
     <w:p/>
@@ -2372,13 +2415,7 @@
         <w:t>，排斥 “无环节的直接跳跃”，完整的环节既会让言语表达更顺畅，也会为逻辑推导提供更完整的推理路径（形态上的一致）；</w:t>
       </w:r>
     </w:p>
-    <w:p>
-      <w:pPr>
-        <w:rPr>
-          <w:rFonts w:hint="eastAsia"/>
-        </w:rPr>
-      </w:pPr>
-    </w:p>
+    <w:p/>
     <w:p>
       <w:r>
         <w:rPr>
@@ -2417,7 +2454,11 @@
         <w:t>对 “环节必要性” 的定义不同</w:t>
       </w:r>
       <w:r>
-        <w:t>（言语的过渡环节 vs 逻辑的必要前提）、</w:t>
+        <w:t>（言语的</w:t>
+      </w:r>
+      <w:r>
+        <w:lastRenderedPageBreak/>
+        <w:t>过渡环节 vs 逻辑的必要前提）、</w:t>
       </w:r>
       <w:r>
         <w:rPr>
@@ -2476,16 +2517,10 @@
       </w:r>
     </w:p>
     <w:p>
-      <w:pPr>
-        <w:rPr>
-          <w:rFonts w:hint="eastAsia"/>
-        </w:rPr>
-      </w:pPr>
-      <w:r>
-        <w:rPr>
-          <w:rFonts w:hint="eastAsia"/>
-        </w:rPr>
-        <w:lastRenderedPageBreak/>
+      <w:r>
+        <w:rPr>
+          <w:rFonts w:hint="eastAsia"/>
+        </w:rPr>
         <w:t>是不是一个侧重过渡环节，一个侧重逻辑的必要前提</w:t>
       </w:r>
     </w:p>
@@ -2566,11 +2601,6 @@
       </w:r>
     </w:p>
     <w:p>
-      <w:pPr>
-        <w:rPr>
-          <w:rFonts w:hint="eastAsia"/>
-        </w:rPr>
-      </w:pPr>
       <w:r>
         <w:tab/>
       </w:r>
@@ -2601,25 +2631,7 @@
         <w:rPr>
           <w:rFonts w:hint="eastAsia"/>
         </w:rPr>
-        <w:t>每个段落有</w:t>
-      </w:r>
-      <w:r>
-        <w:rPr>
-          <w:rFonts w:hint="eastAsia"/>
-        </w:rPr>
-        <w:t>其</w:t>
-      </w:r>
-      <w:r>
-        <w:rPr>
-          <w:rFonts w:hint="eastAsia"/>
-        </w:rPr>
-        <w:t>自己的主话题</w:t>
-      </w:r>
-      <w:r>
-        <w:rPr>
-          <w:rFonts w:hint="eastAsia"/>
-        </w:rPr>
-        <w:t>，文章主话题和段落主话题是总分关系</w:t>
+        <w:t>每个段落有其自己的主话题，文章主话题和段落主话题是总分关系</w:t>
       </w:r>
     </w:p>
     <w:p>
@@ -2647,13 +2659,7 @@
     </w:p>
     <w:p/>
     <w:p/>
-    <w:p>
-      <w:pPr>
-        <w:rPr>
-          <w:rFonts w:hint="eastAsia"/>
-        </w:rPr>
-      </w:pPr>
-    </w:p>
+    <w:p/>
     <w:p>
       <w:pPr>
         <w:pStyle w:val="a7"/>
@@ -2673,9 +2679,6 @@
     <w:p>
       <w:pPr>
         <w:ind w:left="780"/>
-        <w:rPr>
-          <w:rFonts w:hint="eastAsia"/>
-        </w:rPr>
       </w:pPr>
       <w:r>
         <w:rPr>
@@ -2737,9 +2740,6 @@
     <w:p>
       <w:pPr>
         <w:ind w:left="420"/>
-        <w:rPr>
-          <w:rFonts w:hint="eastAsia"/>
-        </w:rPr>
       </w:pPr>
       <w:r>
         <w:rPr>
@@ -2775,13 +2775,7 @@
         <w:t>：短保月饼与当下消费需求的高度适配（主体一致，范畴缩小为 “消费需求适配”，总主话题的子集）；</w:t>
       </w:r>
     </w:p>
-    <w:p>
-      <w:pPr>
-        <w:rPr>
-          <w:rFonts w:hint="eastAsia"/>
-        </w:rPr>
-      </w:pPr>
-    </w:p>
+    <w:p/>
     <w:p>
       <w:pPr>
         <w:pStyle w:val="a7"/>
@@ -2790,9 +2784,6 @@
           <w:numId w:val="9"/>
         </w:numPr>
         <w:ind w:firstLineChars="0"/>
-        <w:rPr>
-          <w:rFonts w:hint="eastAsia"/>
-        </w:rPr>
       </w:pPr>
       <w:r>
         <w:rPr>
@@ -2804,9 +2795,6 @@
     <w:p>
       <w:pPr>
         <w:ind w:left="780"/>
-        <w:rPr>
-          <w:rFonts w:hint="eastAsia"/>
-        </w:rPr>
       </w:pPr>
       <w:r>
         <w:rPr>
@@ -2876,6 +2864,7 @@
           <w:sz w:val="24"/>
           <w:szCs w:val="24"/>
         </w:rPr>
+        <w:lastRenderedPageBreak/>
         <w:t>段落分主话题</w:t>
       </w:r>
       <w:r>
@@ -2900,13 +2889,7 @@
         <w:t>：5G 与光纤通信的技术互补性（范畴一致，主体缩小为 “5G + 光纤”，总主话题的子集）；</w:t>
       </w:r>
     </w:p>
-    <w:p>
-      <w:pPr>
-        <w:rPr>
-          <w:rFonts w:hint="eastAsia"/>
-        </w:rPr>
-      </w:pPr>
-    </w:p>
+    <w:p/>
     <w:p/>
     <w:p>
       <w:pPr>
@@ -2951,13 +2934,7 @@
         <w:t>段落内 段落主话题和表意句是总分关系</w:t>
       </w:r>
     </w:p>
-    <w:p>
-      <w:pPr>
-        <w:rPr>
-          <w:rFonts w:hint="eastAsia"/>
-        </w:rPr>
-      </w:pPr>
-    </w:p>
+    <w:p/>
     <w:p>
       <w:r>
         <w:rPr>
@@ -2979,7 +2956,6 @@
         <w:rPr>
           <w:rFonts w:hint="eastAsia"/>
         </w:rPr>
-        <w:lastRenderedPageBreak/>
         <w:t>回扣总结是不是就是伪总分总或总分总</w:t>
       </w:r>
     </w:p>
@@ -3003,11 +2979,6 @@
     </w:p>
     <w:p/>
     <w:p>
-      <w:pPr>
-        <w:rPr>
-          <w:rFonts w:hint="eastAsia"/>
-        </w:rPr>
-      </w:pPr>
       <w:r>
         <w:rPr>
           <w:rFonts w:hint="eastAsia"/>
@@ -3268,6 +3239,7 @@
           <w:b/>
           <w:bCs/>
         </w:rPr>
+        <w:lastRenderedPageBreak/>
         <w:t>行测考点</w:t>
       </w:r>
       <w:r>
@@ -3385,7 +3357,6 @@
         <w:rPr>
           <w:rFonts w:hint="eastAsia"/>
         </w:rPr>
-        <w:lastRenderedPageBreak/>
         <w:t>分分结构</w:t>
       </w:r>
     </w:p>
@@ -3490,11 +3461,6 @@
     </w:p>
     <w:p/>
     <w:p>
-      <w:pPr>
-        <w:rPr>
-          <w:rFonts w:hint="eastAsia"/>
-        </w:rPr>
-      </w:pPr>
       <w:r>
         <w:rPr>
           <w:rFonts w:hint="eastAsia"/>
@@ -3646,6 +3612,7 @@
     </w:p>
     <w:p>
       <w:r>
+        <w:lastRenderedPageBreak/>
         <w:tab/>
       </w:r>
       <w:r>
@@ -4101,7 +4068,6 @@
       </w:r>
     </w:p>
     <w:p/>
-    <w:p/>
     <w:p>
       <w:pPr>
         <w:pStyle w:val="a7"/>
@@ -4116,6 +4082,132 @@
         <w:rPr>
           <w:rFonts w:hint="eastAsia"/>
         </w:rPr>
+        <w:t>总结</w:t>
+      </w:r>
+    </w:p>
+    <w:p>
+      <w:pPr>
+        <w:pStyle w:val="a7"/>
+        <w:ind w:left="360" w:firstLineChars="0" w:firstLine="0"/>
+      </w:pPr>
+      <w:r>
+        <w:rPr>
+          <w:rFonts w:hint="eastAsia"/>
+        </w:rPr>
+        <w:t>总结有两种，</w:t>
+      </w:r>
+      <w:r>
+        <w:rPr>
+          <w:rFonts w:ascii="Arial" w:hAnsi="Arial" w:cs="Arial"/>
+        </w:rPr>
+        <w:t>中心思想类的把前文读者客观的浓缩</w:t>
+      </w:r>
+      <w:r>
+        <w:t>，</w:t>
+      </w:r>
+      <w:r>
+        <w:rPr>
+          <w:rFonts w:ascii="Arial" w:hAnsi="Arial" w:cs="Arial"/>
+        </w:rPr>
+        <w:t>作者意图</w:t>
+      </w:r>
+      <w:r>
+        <w:rPr>
+          <w:rFonts w:ascii="Arial" w:hAnsi="Arial" w:cs="Arial" w:hint="eastAsia"/>
+        </w:rPr>
+        <w:t>类</w:t>
+      </w:r>
+      <w:r>
+        <w:rPr>
+          <w:rFonts w:ascii="Arial" w:hAnsi="Arial" w:cs="Arial"/>
+        </w:rPr>
+        <w:t>的指出前文说了这么多</w:t>
+      </w:r>
+      <w:r>
+        <w:rPr>
+          <w:rFonts w:ascii="Arial" w:hAnsi="Arial" w:cs="Arial" w:hint="eastAsia"/>
+        </w:rPr>
+        <w:t>隐含的</w:t>
+      </w:r>
+      <w:r>
+        <w:rPr>
+          <w:rFonts w:ascii="Arial" w:hAnsi="Arial" w:cs="Arial"/>
+        </w:rPr>
+        <w:t>最终目的是什么</w:t>
+      </w:r>
+      <w:r>
+        <w:rPr>
+          <w:rFonts w:hint="eastAsia"/>
+        </w:rPr>
+        <w:t>，更常用的是后者</w:t>
+      </w:r>
+    </w:p>
+    <w:p>
+      <w:pPr>
+        <w:pStyle w:val="a7"/>
+        <w:ind w:left="360" w:firstLineChars="0" w:firstLine="0"/>
+        <w:rPr>
+          <w:rFonts w:hint="eastAsia"/>
+        </w:rPr>
+      </w:pPr>
+      <w:r>
+        <w:rPr>
+          <w:rFonts w:hint="eastAsia"/>
+        </w:rPr>
+        <w:t>核心观点</w:t>
+      </w:r>
+      <w:r>
+        <w:rPr>
+          <w:rFonts w:hint="eastAsia"/>
+        </w:rPr>
+        <w:t>和</w:t>
+      </w:r>
+      <w:r>
+        <w:rPr>
+          <w:rFonts w:hint="eastAsia"/>
+        </w:rPr>
+        <w:t>作者意图</w:t>
+      </w:r>
+      <w:r>
+        <w:rPr>
+          <w:rFonts w:hint="eastAsia"/>
+        </w:rPr>
+        <w:t>其实差不多</w:t>
+      </w:r>
+      <w:r>
+        <w:rPr>
+          <w:rFonts w:hint="eastAsia"/>
+        </w:rPr>
+        <w:t>，都是作者主观想表达的东西，核心观点是作者意图的显性表达</w:t>
+      </w:r>
+      <w:r>
+        <w:rPr>
+          <w:rFonts w:hint="eastAsia"/>
+        </w:rPr>
+        <w:t>，作者意图是隐含的</w:t>
+      </w:r>
+      <w:r>
+        <w:rPr>
+          <w:rFonts w:hint="eastAsia"/>
+        </w:rPr>
+        <w:t>。</w:t>
+      </w:r>
+    </w:p>
+    <w:p/>
+    <w:p>
+      <w:pPr>
+        <w:pStyle w:val="a7"/>
+        <w:numPr>
+          <w:ilvl w:val="0"/>
+          <w:numId w:val="3"/>
+        </w:numPr>
+        <w:ind w:left="357" w:firstLineChars="0" w:hanging="357"/>
+        <w:outlineLvl w:val="1"/>
+      </w:pPr>
+      <w:r>
+        <w:rPr>
+          <w:rFonts w:hint="eastAsia"/>
+        </w:rPr>
         <w:t>元素 要素</w:t>
       </w:r>
     </w:p>
@@ -4185,7 +4277,6 @@
         <w:rPr>
           <w:rFonts w:hint="eastAsia"/>
         </w:rPr>
-        <w:lastRenderedPageBreak/>
         <w:t>按袁东的说法</w:t>
       </w:r>
     </w:p>
@@ -4411,9 +4502,6 @@
     <w:p>
       <w:pPr>
         <w:ind w:firstLineChars="100" w:firstLine="210"/>
-        <w:rPr>
-          <w:rFonts w:hint="eastAsia"/>
-        </w:rPr>
       </w:pPr>
       <w:r>
         <w:rPr>
@@ -4436,9 +4524,6 @@
     <w:p>
       <w:pPr>
         <w:ind w:firstLineChars="100" w:firstLine="210"/>
-        <w:rPr>
-          <w:rFonts w:hint="eastAsia"/>
-        </w:rPr>
       </w:pPr>
     </w:p>
     <w:p>
@@ -4521,7 +4606,7 @@
         <w:ind w:left="720"/>
         <w:jc w:val="left"/>
         <w:rPr>
-          <w:rFonts w:ascii="Arial" w:eastAsia="宋体" w:hAnsi="Arial" w:cs="Arial" w:hint="eastAsia"/>
+          <w:rFonts w:ascii="Arial" w:eastAsia="宋体" w:hAnsi="Arial" w:cs="Arial"/>
           <w:color w:val="1F2329"/>
           <w:kern w:val="0"/>
           <w:sz w:val="24"/>
@@ -4582,7 +4667,7 @@
         <w:pStyle w:val="a7"/>
         <w:ind w:firstLine="480"/>
         <w:rPr>
-          <w:rFonts w:ascii="Arial" w:eastAsia="宋体" w:hAnsi="Arial" w:cs="Arial" w:hint="eastAsia"/>
+          <w:rFonts w:ascii="Arial" w:eastAsia="宋体" w:hAnsi="Arial" w:cs="Arial"/>
           <w:color w:val="1F2329"/>
           <w:kern w:val="0"/>
           <w:sz w:val="24"/>
@@ -4649,7 +4734,7 @@
         <w:ind w:left="720"/>
         <w:jc w:val="left"/>
         <w:rPr>
-          <w:rFonts w:ascii="Arial" w:eastAsia="宋体" w:hAnsi="Arial" w:cs="Arial" w:hint="eastAsia"/>
+          <w:rFonts w:ascii="Arial" w:eastAsia="宋体" w:hAnsi="Arial" w:cs="Arial"/>
           <w:color w:val="1F2329"/>
           <w:kern w:val="0"/>
           <w:sz w:val="24"/>
@@ -4692,17 +4777,11 @@
     <w:p>
       <w:pPr>
         <w:ind w:firstLineChars="100" w:firstLine="210"/>
-        <w:rPr>
-          <w:rFonts w:hint="eastAsia"/>
-        </w:rPr>
       </w:pPr>
     </w:p>
     <w:p>
       <w:pPr>
         <w:ind w:firstLineChars="100" w:firstLine="210"/>
-        <w:rPr>
-          <w:rFonts w:hint="eastAsia"/>
-        </w:rPr>
       </w:pPr>
     </w:p>
     <w:p>
@@ -4795,9 +4874,6 @@
     <w:p>
       <w:pPr>
         <w:ind w:firstLineChars="100" w:firstLine="210"/>
-        <w:rPr>
-          <w:rFonts w:hint="eastAsia"/>
-        </w:rPr>
       </w:pPr>
       <w:r>
         <w:t>他推开房门，走到书桌前，翻开了笔记本。</w:t>
@@ -4818,32 +4894,376 @@
           <w:b/>
           <w:bCs/>
         </w:rPr>
+        <w:t>怎么对一个段落进行句子的划分</w:t>
+      </w:r>
+    </w:p>
+    <w:p>
+      <w:pPr>
+        <w:ind w:firstLineChars="100" w:firstLine="210"/>
+      </w:pPr>
+      <w:r>
+        <w:rPr>
+          <w:rFonts w:hint="eastAsia"/>
+        </w:rPr>
+        <w:t>首先要有成为句子的资格（独立表意完整），其次看情况（如句群）</w:t>
+      </w:r>
+    </w:p>
+    <w:p/>
+    <w:p/>
+    <w:p>
+      <w:pPr>
+        <w:outlineLvl w:val="1"/>
+        <w:rPr>
+          <w:b/>
+          <w:bCs/>
+        </w:rPr>
+      </w:pPr>
+      <w:r>
+        <w:rPr>
+          <w:rFonts w:hint="eastAsia"/>
+          <w:b/>
+          <w:bCs/>
+        </w:rPr>
+        <w:t>句子的分类</w:t>
+      </w:r>
+    </w:p>
+    <w:p>
+      <w:r>
+        <w:rPr>
+          <w:rFonts w:hint="eastAsia"/>
+        </w:rPr>
+        <w:t xml:space="preserve"> </w:t>
+      </w:r>
+      <w:r>
+        <w:t xml:space="preserve"> </w:t>
+      </w:r>
+      <w:r>
+        <w:rPr>
+          <w:rFonts w:hint="eastAsia"/>
+        </w:rPr>
+        <w:t>按结构分</w:t>
+      </w:r>
+    </w:p>
+    <w:p>
+      <w:r>
+        <w:tab/>
+      </w:r>
+      <w:r>
+        <w:rPr>
+          <w:rFonts w:hint="eastAsia"/>
+        </w:rPr>
+        <w:t>单句：</w:t>
+      </w:r>
+      <w:r>
+        <w:rPr>
+          <w:rFonts w:hint="eastAsia"/>
+        </w:rPr>
+        <w:t>不能拆分为两个独立的句子</w:t>
+      </w:r>
+      <w:r>
+        <w:rPr>
+          <w:rFonts w:hint="eastAsia"/>
+        </w:rPr>
+        <w:t>，</w:t>
+      </w:r>
+      <w:r>
+        <w:rPr>
+          <w:rFonts w:hint="eastAsia"/>
+        </w:rPr>
+        <w:t>拆开后地位不平等，其中一个属于另一个，</w:t>
+      </w:r>
+      <w:r>
+        <w:rPr>
+          <w:rFonts w:hint="eastAsia"/>
+        </w:rPr>
+        <w:t>拆开后是句子的组成成分</w:t>
+      </w:r>
+    </w:p>
+    <w:p>
+      <w:r>
+        <w:tab/>
+      </w:r>
+      <w:r>
+        <w:tab/>
+      </w:r>
+      <w:r>
+        <w:rPr>
+          <w:rFonts w:hint="eastAsia"/>
+        </w:rPr>
+        <w:t>如：</w:t>
+      </w:r>
+      <w:r>
+        <w:t>我知道，他今天不来了</w:t>
+      </w:r>
+    </w:p>
+    <w:p>
+      <w:r>
+        <w:tab/>
+      </w:r>
+      <w:r>
+        <w:tab/>
+      </w:r>
+      <w:r>
+        <w:rPr>
+          <w:rFonts w:hint="eastAsia"/>
+        </w:rPr>
+        <w:t>“我知道” 不是一个独立的句子</w:t>
+      </w:r>
+      <w:r>
+        <w:rPr>
+          <w:rFonts w:hint="eastAsia"/>
+        </w:rPr>
+        <w:t>，是主谓主干</w:t>
+      </w:r>
+    </w:p>
+    <w:p>
+      <w:r>
+        <w:tab/>
+      </w:r>
+      <w:r>
+        <w:tab/>
+      </w:r>
+      <w:r>
+        <w:rPr>
+          <w:rFonts w:hint="eastAsia"/>
+        </w:rPr>
+        <w:t>他今天不来了，虽然看起来是个完整句子</w:t>
+      </w:r>
+      <w:r>
+        <w:rPr>
+          <w:rFonts w:hint="eastAsia"/>
+        </w:rPr>
+        <w:t>，有主谓宾</w:t>
+      </w:r>
+      <w:r>
+        <w:rPr>
+          <w:rFonts w:hint="eastAsia"/>
+        </w:rPr>
+        <w:t>，但在上文的句子中，它充当的是个宾语从句的身份。</w:t>
+      </w:r>
+    </w:p>
+    <w:p/>
+    <w:p>
+      <w:r>
+        <w:tab/>
+      </w:r>
+      <w:r>
+        <w:rPr>
+          <w:rFonts w:hint="eastAsia"/>
+        </w:rPr>
+        <w:t>复句：</w:t>
+      </w:r>
+      <w:r>
+        <w:rPr>
+          <w:rFonts w:hint="eastAsia"/>
+        </w:rPr>
+        <w:t>能拆分成两个独立的句子</w:t>
+      </w:r>
+      <w:r>
+        <w:rPr>
+          <w:rFonts w:hint="eastAsia"/>
+        </w:rPr>
+        <w:t>，</w:t>
+      </w:r>
+      <w:r>
+        <w:rPr>
+          <w:rFonts w:hint="eastAsia"/>
+        </w:rPr>
+        <w:t>拆开后地位平等，互</w:t>
+      </w:r>
+      <w:r>
+        <w:rPr>
+          <w:rFonts w:hint="eastAsia"/>
+        </w:rPr>
+        <w:t xml:space="preserve"> </w:t>
+      </w:r>
+      <w:r>
+        <w:rPr>
+          <w:rFonts w:hint="eastAsia"/>
+        </w:rPr>
+        <w:t>不包含，</w:t>
+      </w:r>
+      <w:r>
+        <w:rPr>
+          <w:rFonts w:hint="eastAsia"/>
+        </w:rPr>
+        <w:t>拆开后的独立句子是分句</w:t>
+      </w:r>
+    </w:p>
+    <w:p>
+      <w:r>
+        <w:tab/>
+      </w:r>
+      <w:r>
+        <w:tab/>
+      </w:r>
+      <w:r>
+        <w:rPr>
+          <w:rFonts w:hint="eastAsia"/>
+        </w:rPr>
+        <w:t>如：他笑我也笑</w:t>
+      </w:r>
+    </w:p>
+    <w:p>
+      <w:r>
+        <w:tab/>
+      </w:r>
+      <w:r>
+        <w:tab/>
+      </w:r>
+      <w:r>
+        <w:rPr>
+          <w:rFonts w:hint="eastAsia"/>
+        </w:rPr>
+        <w:t>可拆分为“他笑”和“我也笑”，两个都是独立的句子</w:t>
+      </w:r>
+    </w:p>
+    <w:p>
+      <w:r>
+        <w:tab/>
+      </w:r>
+      <w:r>
+        <w:tab/>
+      </w:r>
+      <w:r>
+        <w:rPr>
+          <w:rFonts w:hint="eastAsia"/>
+        </w:rPr>
+        <w:t>如：天阴了，要下雨</w:t>
+      </w:r>
+    </w:p>
+    <w:p/>
+    <w:p/>
+    <w:p>
+      <w:pPr>
+        <w:ind w:firstLineChars="100" w:firstLine="210"/>
+      </w:pPr>
+      <w:r>
+        <w:rPr>
+          <w:rFonts w:hint="eastAsia"/>
+        </w:rPr>
+        <w:t>按用法分：</w:t>
+      </w:r>
+    </w:p>
+    <w:p>
+      <w:pPr>
+        <w:ind w:firstLine="420"/>
+      </w:pPr>
+      <w:r>
+        <w:rPr>
+          <w:rFonts w:hint="eastAsia"/>
+        </w:rPr>
+        <w:t>陈述句</w:t>
+      </w:r>
+      <w:r>
+        <w:rPr>
+          <w:rFonts w:hint="eastAsia"/>
+        </w:rPr>
+        <w:t>：</w:t>
+      </w:r>
+      <w:r>
+        <w:t>陈述事实、表达观点，句末用句号</w:t>
+      </w:r>
+    </w:p>
+    <w:p>
+      <w:r>
+        <w:tab/>
+      </w:r>
+      <w:r>
+        <w:tab/>
+        <w:t>天空是蓝色的；他每天都看书。</w:t>
+      </w:r>
+    </w:p>
+    <w:p>
+      <w:pPr>
+        <w:ind w:firstLine="420"/>
+      </w:pPr>
+      <w:r>
+        <w:rPr>
+          <w:rFonts w:hint="eastAsia"/>
+        </w:rPr>
+        <w:t>疑问句</w:t>
+      </w:r>
+      <w:r>
+        <w:rPr>
+          <w:rFonts w:hint="eastAsia"/>
+        </w:rPr>
+        <w:t>：</w:t>
+      </w:r>
+      <w:r>
+        <w:t>提出问题，句末用问号。</w:t>
+      </w:r>
+    </w:p>
+    <w:p>
+      <w:r>
+        <w:tab/>
+      </w:r>
+      <w:r>
+        <w:tab/>
+        <w:t>你吃饭了吗？这是什么东西？</w:t>
+      </w:r>
+    </w:p>
+    <w:p>
+      <w:pPr>
+        <w:ind w:firstLine="420"/>
+      </w:pPr>
+      <w:r>
+        <w:rPr>
+          <w:rFonts w:hint="eastAsia"/>
+        </w:rPr>
+        <w:t>祈使句</w:t>
+      </w:r>
+      <w:r>
+        <w:rPr>
+          <w:rFonts w:hint="eastAsia"/>
+        </w:rPr>
+        <w:t>：</w:t>
+      </w:r>
+      <w:r>
+        <w:t>发出请求、命令、建议，句末常用句号或感叹号</w:t>
+      </w:r>
+    </w:p>
+    <w:p>
+      <w:r>
+        <w:tab/>
+      </w:r>
+      <w:r>
+        <w:tab/>
+        <w:t>请把门关上；别乱跑！</w:t>
+      </w:r>
+    </w:p>
+    <w:p>
+      <w:pPr>
+        <w:ind w:firstLine="420"/>
+      </w:pPr>
+      <w:r>
+        <w:rPr>
+          <w:rFonts w:hint="eastAsia"/>
+        </w:rPr>
+        <w:t>感叹句</w:t>
+      </w:r>
+      <w:r>
+        <w:rPr>
+          <w:rFonts w:hint="eastAsia"/>
+        </w:rPr>
+        <w:t>：</w:t>
+      </w:r>
+      <w:r>
+        <w:t>抒发强烈感情，句末用感叹号。</w:t>
+      </w:r>
+    </w:p>
+    <w:p>
+      <w:r>
         <w:lastRenderedPageBreak/>
-        <w:t>怎么对一个段落进行句子的划分</w:t>
-      </w:r>
-    </w:p>
-    <w:p>
-      <w:pPr>
-        <w:ind w:firstLineChars="100" w:firstLine="210"/>
-        <w:rPr>
-          <w:rFonts w:hint="eastAsia"/>
-        </w:rPr>
-      </w:pPr>
-      <w:r>
-        <w:rPr>
-          <w:rFonts w:hint="eastAsia"/>
-        </w:rPr>
-        <w:t>首先要有成为句子的资格（独立表意完整），其次看情况（如句群）</w:t>
-      </w:r>
-    </w:p>
-    <w:p/>
-    <w:p>
-      <w:pPr>
-        <w:rPr>
-          <w:rFonts w:hint="eastAsia"/>
-        </w:rPr>
-      </w:pPr>
-    </w:p>
+        <w:tab/>
+      </w:r>
+      <w:r>
+        <w:tab/>
+        <w:t>今天天气真好啊！这座山真高！</w:t>
+      </w:r>
+    </w:p>
+    <w:p/>
+    <w:p/>
     <w:p>
       <w:pPr>
         <w:outlineLvl w:val="1"/>
@@ -4852,47 +5272,77 @@
           <w:bCs/>
         </w:rPr>
       </w:pPr>
-      <w:r>
-        <w:rPr>
-          <w:rFonts w:hint="eastAsia"/>
-          <w:b/>
-          <w:bCs/>
-        </w:rPr>
-        <w:t>句子的分类</w:t>
-      </w:r>
-    </w:p>
-    <w:p>
-      <w:r>
-        <w:rPr>
-          <w:rFonts w:hint="eastAsia"/>
-        </w:rPr>
-        <w:t xml:space="preserve"> </w:t>
-      </w:r>
-      <w:r>
-        <w:t xml:space="preserve"> </w:t>
-      </w:r>
-      <w:r>
-        <w:rPr>
-          <w:rFonts w:hint="eastAsia"/>
-        </w:rPr>
-        <w:t>按结构分</w:t>
-      </w:r>
-    </w:p>
-    <w:p>
-      <w:r>
-        <w:tab/>
-      </w:r>
-      <w:r>
-        <w:rPr>
-          <w:rFonts w:hint="eastAsia"/>
-        </w:rPr>
-        <w:t>单句：</w:t>
-      </w:r>
-      <w:r>
-        <w:rPr>
-          <w:rFonts w:hint="eastAsia"/>
-        </w:rPr>
-        <w:t>不能拆分为两个独立的句子</w:t>
+    </w:p>
+    <w:p>
+      <w:pPr>
+        <w:outlineLvl w:val="1"/>
+        <w:rPr>
+          <w:b/>
+          <w:bCs/>
+        </w:rPr>
+      </w:pPr>
+      <w:r>
+        <w:rPr>
+          <w:rFonts w:hint="eastAsia"/>
+          <w:b/>
+          <w:bCs/>
+        </w:rPr>
+        <w:t>句子的组成成分</w:t>
+      </w:r>
+    </w:p>
+    <w:p>
+      <w:r>
+        <w:rPr>
+          <w:rFonts w:hint="eastAsia"/>
+        </w:rPr>
+        <w:t>主谓宾， 定状补独立成分</w:t>
+      </w:r>
+    </w:p>
+    <w:p>
+      <w:r>
+        <w:rPr>
+          <w:rFonts w:hint="eastAsia"/>
+        </w:rPr>
+        <w:t>主谓宾是主干部分，定状补是修饰补充部分，依附于主谓宾这几个主干而存在。</w:t>
+      </w:r>
+    </w:p>
+    <w:p>
+      <w:r>
+        <w:rPr>
+          <w:rFonts w:hint="eastAsia"/>
+          <w:b/>
+          <w:bCs/>
+        </w:rPr>
+        <w:t>主语</w:t>
+      </w:r>
+      <w:r>
+        <w:rPr>
+          <w:rFonts w:hint="eastAsia"/>
+        </w:rPr>
+        <w:t>：是整个句子的中心，整句话都围绕这个来展开</w:t>
+      </w:r>
+    </w:p>
+    <w:p/>
+    <w:p>
+      <w:r>
+        <w:rPr>
+          <w:rFonts w:hint="eastAsia"/>
+          <w:b/>
+          <w:bCs/>
+        </w:rPr>
+        <w:t>谓语：</w:t>
+      </w:r>
+      <w:r>
+        <w:rPr>
+          <w:rFonts w:hint="eastAsia"/>
+        </w:rPr>
+        <w:t>对主语进行</w:t>
+      </w:r>
+      <w:r>
+        <w:rPr>
+          <w:rFonts w:hint="eastAsia"/>
+        </w:rPr>
+        <w:t>描述</w:t>
       </w:r>
       <w:r>
         <w:rPr>
@@ -4901,389 +5351,6 @@
         <w:t>，</w:t>
       </w:r>
       <w:r>
-        <w:rPr>
-          <w:rFonts w:hint="eastAsia"/>
-        </w:rPr>
-        <w:t>拆开后地位不平等，其中一个属于另一个，</w:t>
-      </w:r>
-      <w:r>
-        <w:rPr>
-          <w:rFonts w:hint="eastAsia"/>
-        </w:rPr>
-        <w:t>拆开后是句子的组成成分</w:t>
-      </w:r>
-    </w:p>
-    <w:p>
-      <w:r>
-        <w:tab/>
-      </w:r>
-      <w:r>
-        <w:tab/>
-      </w:r>
-      <w:r>
-        <w:rPr>
-          <w:rFonts w:hint="eastAsia"/>
-        </w:rPr>
-        <w:t>如：</w:t>
-      </w:r>
-      <w:r>
-        <w:t>我知道，他今天不来了</w:t>
-      </w:r>
-    </w:p>
-    <w:p>
-      <w:r>
-        <w:tab/>
-      </w:r>
-      <w:r>
-        <w:tab/>
-      </w:r>
-      <w:r>
-        <w:rPr>
-          <w:rFonts w:hint="eastAsia"/>
-        </w:rPr>
-        <w:t>“我知道” 不是一个独立的句子</w:t>
-      </w:r>
-      <w:r>
-        <w:rPr>
-          <w:rFonts w:hint="eastAsia"/>
-        </w:rPr>
-        <w:t>，是主谓主干</w:t>
-      </w:r>
-    </w:p>
-    <w:p>
-      <w:r>
-        <w:tab/>
-      </w:r>
-      <w:r>
-        <w:tab/>
-      </w:r>
-      <w:r>
-        <w:rPr>
-          <w:rFonts w:hint="eastAsia"/>
-        </w:rPr>
-        <w:t>他今天不来了，虽然看起来是个完整句子</w:t>
-      </w:r>
-      <w:r>
-        <w:rPr>
-          <w:rFonts w:hint="eastAsia"/>
-        </w:rPr>
-        <w:t>，有主谓宾</w:t>
-      </w:r>
-      <w:r>
-        <w:rPr>
-          <w:rFonts w:hint="eastAsia"/>
-        </w:rPr>
-        <w:t>，但在上文的句子中，它充当的是个宾语从句的身份。</w:t>
-      </w:r>
-    </w:p>
-    <w:p/>
-    <w:p>
-      <w:r>
-        <w:tab/>
-      </w:r>
-      <w:r>
-        <w:rPr>
-          <w:rFonts w:hint="eastAsia"/>
-        </w:rPr>
-        <w:t>复句：</w:t>
-      </w:r>
-      <w:r>
-        <w:rPr>
-          <w:rFonts w:hint="eastAsia"/>
-        </w:rPr>
-        <w:t>能拆分成两个独立的句子</w:t>
-      </w:r>
-      <w:r>
-        <w:rPr>
-          <w:rFonts w:hint="eastAsia"/>
-        </w:rPr>
-        <w:t>，</w:t>
-      </w:r>
-      <w:r>
-        <w:rPr>
-          <w:rFonts w:hint="eastAsia"/>
-        </w:rPr>
-        <w:t>拆开后地位平等，互</w:t>
-      </w:r>
-      <w:r>
-        <w:rPr>
-          <w:rFonts w:hint="eastAsia"/>
-        </w:rPr>
-        <w:t xml:space="preserve"> </w:t>
-      </w:r>
-      <w:r>
-        <w:rPr>
-          <w:rFonts w:hint="eastAsia"/>
-        </w:rPr>
-        <w:t>不包含，</w:t>
-      </w:r>
-      <w:r>
-        <w:rPr>
-          <w:rFonts w:hint="eastAsia"/>
-        </w:rPr>
-        <w:t>拆开后的独立句子是分句</w:t>
-      </w:r>
-    </w:p>
-    <w:p>
-      <w:r>
-        <w:tab/>
-      </w:r>
-      <w:r>
-        <w:tab/>
-      </w:r>
-      <w:r>
-        <w:rPr>
-          <w:rFonts w:hint="eastAsia"/>
-        </w:rPr>
-        <w:t>如：他笑我也笑</w:t>
-      </w:r>
-    </w:p>
-    <w:p>
-      <w:r>
-        <w:tab/>
-      </w:r>
-      <w:r>
-        <w:tab/>
-      </w:r>
-      <w:r>
-        <w:rPr>
-          <w:rFonts w:hint="eastAsia"/>
-        </w:rPr>
-        <w:t>可拆分为“他笑”和“我也笑”，两个都是独立的句子</w:t>
-      </w:r>
-    </w:p>
-    <w:p>
-      <w:r>
-        <w:tab/>
-      </w:r>
-      <w:r>
-        <w:tab/>
-      </w:r>
-      <w:r>
-        <w:rPr>
-          <w:rFonts w:hint="eastAsia"/>
-        </w:rPr>
-        <w:t>如：天阴了，要下雨</w:t>
-      </w:r>
-    </w:p>
-    <w:p/>
-    <w:p/>
-    <w:p>
-      <w:pPr>
-        <w:ind w:firstLineChars="100" w:firstLine="210"/>
-      </w:pPr>
-      <w:r>
-        <w:rPr>
-          <w:rFonts w:hint="eastAsia"/>
-        </w:rPr>
-        <w:t>按用法分：</w:t>
-      </w:r>
-    </w:p>
-    <w:p>
-      <w:pPr>
-        <w:ind w:firstLine="420"/>
-      </w:pPr>
-      <w:r>
-        <w:rPr>
-          <w:rFonts w:hint="eastAsia"/>
-        </w:rPr>
-        <w:t>陈述句</w:t>
-      </w:r>
-      <w:r>
-        <w:rPr>
-          <w:rFonts w:hint="eastAsia"/>
-        </w:rPr>
-        <w:t>：</w:t>
-      </w:r>
-      <w:r>
-        <w:t>陈述事实、表达观点，句末用句号</w:t>
-      </w:r>
-    </w:p>
-    <w:p>
-      <w:r>
-        <w:tab/>
-      </w:r>
-      <w:r>
-        <w:tab/>
-        <w:t>天空是蓝色的；他每天都看书。</w:t>
-      </w:r>
-    </w:p>
-    <w:p>
-      <w:pPr>
-        <w:ind w:firstLine="420"/>
-      </w:pPr>
-      <w:r>
-        <w:rPr>
-          <w:rFonts w:hint="eastAsia"/>
-        </w:rPr>
-        <w:t>疑问句</w:t>
-      </w:r>
-      <w:r>
-        <w:rPr>
-          <w:rFonts w:hint="eastAsia"/>
-        </w:rPr>
-        <w:t>：</w:t>
-      </w:r>
-      <w:r>
-        <w:t>提出问题，句末用问号。</w:t>
-      </w:r>
-    </w:p>
-    <w:p>
-      <w:r>
-        <w:tab/>
-      </w:r>
-      <w:r>
-        <w:tab/>
-        <w:t>你吃饭了吗？这是什么东西？</w:t>
-      </w:r>
-    </w:p>
-    <w:p>
-      <w:pPr>
-        <w:ind w:firstLine="420"/>
-      </w:pPr>
-      <w:r>
-        <w:rPr>
-          <w:rFonts w:hint="eastAsia"/>
-        </w:rPr>
-        <w:t>祈使句</w:t>
-      </w:r>
-      <w:r>
-        <w:rPr>
-          <w:rFonts w:hint="eastAsia"/>
-        </w:rPr>
-        <w:t>：</w:t>
-      </w:r>
-      <w:r>
-        <w:t>发出请求、命令、建议，句末常用句号或感叹号</w:t>
-      </w:r>
-    </w:p>
-    <w:p>
-      <w:r>
-        <w:tab/>
-      </w:r>
-      <w:r>
-        <w:tab/>
-        <w:t>请把门关上；别乱跑！</w:t>
-      </w:r>
-    </w:p>
-    <w:p>
-      <w:pPr>
-        <w:ind w:firstLine="420"/>
-      </w:pPr>
-      <w:r>
-        <w:rPr>
-          <w:rFonts w:hint="eastAsia"/>
-        </w:rPr>
-        <w:t>感叹句</w:t>
-      </w:r>
-      <w:r>
-        <w:rPr>
-          <w:rFonts w:hint="eastAsia"/>
-        </w:rPr>
-        <w:t>：</w:t>
-      </w:r>
-      <w:r>
-        <w:t>抒发强烈感情，句末用感叹号。</w:t>
-      </w:r>
-    </w:p>
-    <w:p>
-      <w:r>
-        <w:tab/>
-      </w:r>
-      <w:r>
-        <w:tab/>
-        <w:t>今天天气真好啊！这座山真高！</w:t>
-      </w:r>
-    </w:p>
-    <w:p/>
-    <w:p/>
-    <w:p>
-      <w:pPr>
-        <w:outlineLvl w:val="1"/>
-        <w:rPr>
-          <w:b/>
-          <w:bCs/>
-        </w:rPr>
-      </w:pPr>
-    </w:p>
-    <w:p>
-      <w:pPr>
-        <w:outlineLvl w:val="1"/>
-        <w:rPr>
-          <w:b/>
-          <w:bCs/>
-        </w:rPr>
-      </w:pPr>
-      <w:r>
-        <w:rPr>
-          <w:rFonts w:hint="eastAsia"/>
-          <w:b/>
-          <w:bCs/>
-        </w:rPr>
-        <w:t>句子的组成成分</w:t>
-      </w:r>
-    </w:p>
-    <w:p>
-      <w:r>
-        <w:rPr>
-          <w:rFonts w:hint="eastAsia"/>
-        </w:rPr>
-        <w:t>主谓宾， 定状补独立成分</w:t>
-      </w:r>
-    </w:p>
-    <w:p>
-      <w:r>
-        <w:rPr>
-          <w:rFonts w:hint="eastAsia"/>
-        </w:rPr>
-        <w:t>主谓宾是主干部分，定状补是修饰补充部分，依附于主谓宾这几个主干而存在。</w:t>
-      </w:r>
-    </w:p>
-    <w:p>
-      <w:r>
-        <w:rPr>
-          <w:rFonts w:hint="eastAsia"/>
-          <w:b/>
-          <w:bCs/>
-        </w:rPr>
-        <w:t>主语</w:t>
-      </w:r>
-      <w:r>
-        <w:rPr>
-          <w:rFonts w:hint="eastAsia"/>
-        </w:rPr>
-        <w:t>：是整个句子的中心，整句话都围绕这个来展开</w:t>
-      </w:r>
-    </w:p>
-    <w:p/>
-    <w:p>
-      <w:r>
-        <w:rPr>
-          <w:rFonts w:hint="eastAsia"/>
-          <w:b/>
-          <w:bCs/>
-        </w:rPr>
-        <w:t>谓语：</w:t>
-      </w:r>
-      <w:r>
-        <w:rPr>
-          <w:rFonts w:hint="eastAsia"/>
-        </w:rPr>
-        <w:t>对主语进行</w:t>
-      </w:r>
-      <w:r>
-        <w:rPr>
-          <w:rFonts w:hint="eastAsia"/>
-        </w:rPr>
-        <w:t>描述</w:t>
-      </w:r>
-      <w:r>
-        <w:rPr>
-          <w:rFonts w:hint="eastAsia"/>
-        </w:rPr>
-        <w:t>，</w:t>
-      </w:r>
-      <w:r>
         <w:t>回答 “做了什么”“怎么样” 或 “是什么”</w:t>
       </w:r>
       <w:r>
@@ -5341,7 +5408,6 @@
         </w:rPr>
       </w:pPr>
       <w:r>
-        <w:lastRenderedPageBreak/>
         <w:t>张玉滚教过 500 多名孩子</w:t>
       </w:r>
       <w:r>
@@ -6535,7 +6601,6 @@
         <w:ind w:left="780" w:firstLineChars="0" w:firstLine="0"/>
       </w:pPr>
       <w:r>
-        <w:lastRenderedPageBreak/>
         <w:t>美丽、快乐、高大、干净</w:t>
       </w:r>
     </w:p>
@@ -6851,6 +6916,7 @@
         <w:ind w:left="780" w:firstLineChars="0" w:firstLine="0"/>
       </w:pPr>
       <w:r>
+        <w:lastRenderedPageBreak/>
         <w:t>语法功能：与名词构成 “介词短语”，作状语、定语</w:t>
       </w:r>
     </w:p>
@@ -7165,7 +7231,6 @@
         <w:rPr>
           <w:noProof/>
         </w:rPr>
-        <w:lastRenderedPageBreak/>
         <w:drawing>
           <wp:inline distT="0" distB="0" distL="0" distR="0" wp14:anchorId="671F98CE" wp14:editId="758818B6">
             <wp:extent cx="5274310" cy="2840355"/>
@@ -8566,7 +8631,7 @@
   <w:style w:type="paragraph" w:default="1" w:styleId="a">
     <w:name w:val="Normal"/>
     <w:qFormat/>
-    <w:rsid w:val="00E072FB"/>
+    <w:rsid w:val="002232C3"/>
     <w:pPr>
       <w:widowControl w:val="0"/>
       <w:jc w:val="both"/>

--- a/考公/申论/申论_底层思维_袁东.docx
+++ b/考公/申论/申论_底层思维_袁东.docx
@@ -61,6 +61,7 @@
         </w:rPr>
         <w:t>1.</w:t>
       </w:r>
+      <w:proofErr w:type="gramStart"/>
       <w:r>
         <w:rPr>
           <w:rFonts w:hint="eastAsia"/>
@@ -71,6 +72,7 @@
         </w:rPr>
         <w:t>“</w:t>
       </w:r>
+      <w:proofErr w:type="gramEnd"/>
       <w:r>
         <w:rPr>
           <w:rFonts w:hint="eastAsia"/>
@@ -185,7 +187,21 @@
         <w:rPr>
           <w:rFonts w:hint="eastAsia"/>
         </w:rPr>
-        <w:t>通过逻辑推导可得到未知的  事实因果间的联系   非推出因或推出果</w:t>
+        <w:t xml:space="preserve">通过逻辑推导可得到未知的  事实因果间的联系   </w:t>
+      </w:r>
+      <w:proofErr w:type="gramStart"/>
+      <w:r>
+        <w:rPr>
+          <w:rFonts w:hint="eastAsia"/>
+        </w:rPr>
+        <w:t>非推出因</w:t>
+      </w:r>
+      <w:proofErr w:type="gramEnd"/>
+      <w:r>
+        <w:rPr>
+          <w:rFonts w:hint="eastAsia"/>
+        </w:rPr>
+        <w:t>或推出果</w:t>
       </w:r>
     </w:p>
     <w:bookmarkEnd w:id="0"/>
@@ -202,7 +218,21 @@
         <w:rPr>
           <w:rFonts w:hint="eastAsia"/>
         </w:rPr>
-        <w:t>通过逻辑推导还可以得到其他的东西，比如鸡不是哺乳动物 等所有未知推断</w:t>
+        <w:t>通过逻辑推导还可以得到其他的东西，比如</w:t>
+      </w:r>
+      <w:proofErr w:type="gramStart"/>
+      <w:r>
+        <w:rPr>
+          <w:rFonts w:hint="eastAsia"/>
+        </w:rPr>
+        <w:t>鸡不是</w:t>
+      </w:r>
+      <w:proofErr w:type="gramEnd"/>
+      <w:r>
+        <w:rPr>
+          <w:rFonts w:hint="eastAsia"/>
+        </w:rPr>
+        <w:t>哺乳动物 等所有未知推断</w:t>
       </w:r>
     </w:p>
     <w:p>
@@ -273,6 +303,7 @@
           <w:szCs w:val="28"/>
         </w:rPr>
       </w:pPr>
+      <w:proofErr w:type="gramStart"/>
       <w:r>
         <w:rPr>
           <w:rFonts w:hint="eastAsia"/>
@@ -281,7 +312,18 @@
           <w:sz w:val="24"/>
           <w:szCs w:val="28"/>
         </w:rPr>
-        <w:t>表事实因果：</w:t>
+        <w:t>表事实</w:t>
+      </w:r>
+      <w:proofErr w:type="gramEnd"/>
+      <w:r>
+        <w:rPr>
+          <w:rFonts w:hint="eastAsia"/>
+          <w:b/>
+          <w:bCs/>
+          <w:sz w:val="24"/>
+          <w:szCs w:val="28"/>
+        </w:rPr>
+        <w:t>因果：</w:t>
       </w:r>
     </w:p>
     <w:p>
@@ -541,6 +583,37 @@
     </w:p>
     <w:p>
       <w:pPr>
+        <w:rPr>
+          <w:rFonts w:hint="eastAsia"/>
+          <w:sz w:val="22"/>
+          <w:szCs w:val="24"/>
+        </w:rPr>
+      </w:pPr>
+      <w:r>
+        <w:rPr>
+          <w:sz w:val="22"/>
+          <w:szCs w:val="24"/>
+        </w:rPr>
+        <w:tab/>
+      </w:r>
+      <w:r>
+        <w:rPr>
+          <w:sz w:val="22"/>
+          <w:szCs w:val="24"/>
+        </w:rPr>
+        <w:tab/>
+      </w:r>
+      <w:r>
+        <w:rPr>
+          <w:rFonts w:hint="eastAsia"/>
+          <w:sz w:val="22"/>
+          <w:szCs w:val="24"/>
+        </w:rPr>
+        <w:t>反了，防腐剂越少是保质期越短的动因，反过来就是推论因果</w:t>
+      </w:r>
+    </w:p>
+    <w:p>
+      <w:pPr>
         <w:ind w:left="420" w:firstLineChars="100" w:firstLine="240"/>
         <w:outlineLvl w:val="2"/>
         <w:rPr>
@@ -702,21 +775,57 @@
           <w:sz w:val="22"/>
           <w:szCs w:val="24"/>
         </w:rPr>
-        <w:t xml:space="preserve">该语境日常习惯用“因为-所以“，但会带来一点因果的语感，所以如要规范化，研究化，书面化，可用 </w:t>
-      </w:r>
-      <w:r>
-        <w:rPr>
+        <w:t>该语境日常习惯用</w:t>
+      </w:r>
+      <w:proofErr w:type="gramStart"/>
+      <w:r>
+        <w:rPr>
+          <w:rFonts w:hint="eastAsia"/>
           <w:sz w:val="22"/>
           <w:szCs w:val="24"/>
         </w:rPr>
         <w:t>“</w:t>
       </w:r>
+      <w:proofErr w:type="gramEnd"/>
       <w:r>
         <w:rPr>
           <w:rFonts w:hint="eastAsia"/>
           <w:sz w:val="22"/>
           <w:szCs w:val="24"/>
         </w:rPr>
+        <w:t>因为-所以</w:t>
+      </w:r>
+      <w:proofErr w:type="gramStart"/>
+      <w:r>
+        <w:rPr>
+          <w:rFonts w:hint="eastAsia"/>
+          <w:sz w:val="22"/>
+          <w:szCs w:val="24"/>
+        </w:rPr>
+        <w:t>“</w:t>
+      </w:r>
+      <w:proofErr w:type="gramEnd"/>
+      <w:r>
+        <w:rPr>
+          <w:rFonts w:hint="eastAsia"/>
+          <w:sz w:val="22"/>
+          <w:szCs w:val="24"/>
+        </w:rPr>
+        <w:t xml:space="preserve">，但会带来一点因果的语感，所以如要规范化，研究化，书面化，可用 </w:t>
+      </w:r>
+      <w:r>
+        <w:rPr>
+          <w:sz w:val="22"/>
+          <w:szCs w:val="24"/>
+        </w:rPr>
+        <w:t>“</w:t>
+      </w:r>
+      <w:r>
+        <w:rPr>
+          <w:rFonts w:hint="eastAsia"/>
+          <w:sz w:val="22"/>
+          <w:szCs w:val="24"/>
+        </w:rPr>
         <w:t>根据</w:t>
       </w:r>
       <w:r>
@@ -906,7 +1015,21 @@
         <w:rPr>
           <w:rFonts w:hint="eastAsia"/>
         </w:rPr>
-        <w:t>（这里也是因，但不是动因，这个因并不会主动推动上市，只是放行），所以</w:t>
+        <w:t>（这里也是因，但不是动因，这个</w:t>
+      </w:r>
+      <w:proofErr w:type="gramStart"/>
+      <w:r>
+        <w:rPr>
+          <w:rFonts w:hint="eastAsia"/>
+        </w:rPr>
+        <w:t>因并不</w:t>
+      </w:r>
+      <w:proofErr w:type="gramEnd"/>
+      <w:r>
+        <w:rPr>
+          <w:rFonts w:hint="eastAsia"/>
+        </w:rPr>
+        <w:t>会主动推动上市，只是放行），所以</w:t>
       </w:r>
       <w:r>
         <w:t>产品可以正式上市</w:t>
@@ -968,6 +1091,7 @@
         <w:rPr>
           <w:rFonts w:hint="eastAsia"/>
         </w:rPr>
+        <w:lastRenderedPageBreak/>
         <w:t>因为产</w:t>
       </w:r>
       <w:r>
@@ -997,7 +1121,6 @@
         <w:rPr>
           <w:rFonts w:hint="eastAsia"/>
         </w:rPr>
-        <w:lastRenderedPageBreak/>
         <w:t>这是</w:t>
       </w:r>
       <w:r>
@@ -1022,11 +1145,19 @@
         </w:rPr>
         <w:t>借</w:t>
       </w:r>
-      <w:r>
-        <w:rPr>
-          <w:rFonts w:hint="eastAsia"/>
-        </w:rPr>
-        <w:t>“因为所以“连接词</w:t>
+      <w:proofErr w:type="gramStart"/>
+      <w:r>
+        <w:rPr>
+          <w:rFonts w:hint="eastAsia"/>
+        </w:rPr>
+        <w:t>“</w:t>
+      </w:r>
+      <w:proofErr w:type="gramEnd"/>
+      <w:r>
+        <w:rPr>
+          <w:rFonts w:hint="eastAsia"/>
+        </w:rPr>
+        <w:t>因为所以“连接词</w:t>
       </w:r>
       <w:r>
         <w:rPr>
@@ -1386,7 +1517,23 @@
         <w:ind w:left="420" w:firstLine="420"/>
       </w:pPr>
       <w:r>
-        <w:t>论据：甲品牌同配置手机续航 24 小时（A 有 B 属性）→ 论点：乙品牌同配置手机续航也 24 小时（C 有 B 属性）。</w:t>
+        <w:t>论据：</w:t>
+      </w:r>
+      <w:proofErr w:type="gramStart"/>
+      <w:r>
+        <w:t>甲品牌</w:t>
+      </w:r>
+      <w:proofErr w:type="gramEnd"/>
+      <w:r>
+        <w:t>同配置手机续航 24 小时（A 有 B 属性）→ 论点：</w:t>
+      </w:r>
+      <w:proofErr w:type="gramStart"/>
+      <w:r>
+        <w:t>乙品牌</w:t>
+      </w:r>
+      <w:proofErr w:type="gramEnd"/>
+      <w:r>
+        <w:t>同配置手机续航也 24 小时（C 有 B 属性）。</w:t>
       </w:r>
     </w:p>
     <w:p>
@@ -1428,7 +1575,21 @@
         <w:rPr>
           <w:rFonts w:hint="eastAsia"/>
         </w:rPr>
-        <w:t>核心论点就是最核心的那个结论</w:t>
+        <w:t>核心论点就是</w:t>
+      </w:r>
+      <w:proofErr w:type="gramStart"/>
+      <w:r>
+        <w:rPr>
+          <w:rFonts w:hint="eastAsia"/>
+        </w:rPr>
+        <w:t>最</w:t>
+      </w:r>
+      <w:proofErr w:type="gramEnd"/>
+      <w:r>
+        <w:rPr>
+          <w:rFonts w:hint="eastAsia"/>
+        </w:rPr>
+        <w:t>核心的那个结论</w:t>
       </w:r>
     </w:p>
     <w:p>
@@ -1450,16 +1611,60 @@
         <w:rPr>
           <w:rFonts w:hint="eastAsia"/>
         </w:rPr>
-        <w:t>如遇到了事实因果，则事实因果本身就是未知判断，不能将事实因当作已知事实</w:t>
-      </w:r>
-    </w:p>
-    <w:p/>
-    <w:p/>
-    <w:p/>
-    <w:p>
-      <w:pPr>
-        <w:pStyle w:val="a7"/>
-        <w:ind w:left="357" w:firstLineChars="0" w:firstLine="0"/>
+        <w:t>如遇到了事实因果，</w:t>
+      </w:r>
+      <w:proofErr w:type="gramStart"/>
+      <w:r>
+        <w:rPr>
+          <w:rFonts w:hint="eastAsia"/>
+        </w:rPr>
+        <w:t>则事实</w:t>
+      </w:r>
+      <w:proofErr w:type="gramEnd"/>
+      <w:r>
+        <w:rPr>
+          <w:rFonts w:hint="eastAsia"/>
+        </w:rPr>
+        <w:t>因果本身就是未知判断，不能将事实因当作已知事实</w:t>
+      </w:r>
+    </w:p>
+    <w:p/>
+    <w:p/>
+    <w:p/>
+    <w:p/>
+    <w:p/>
+    <w:p>
+      <w:r>
+        <w:rPr>
+          <w:rFonts w:hint="eastAsia"/>
+        </w:rPr>
+        <w:lastRenderedPageBreak/>
+        <w:t>把逻辑推导关系改为推论因果关系</w:t>
+      </w:r>
+    </w:p>
+    <w:p>
+      <w:r>
+        <w:rPr>
+          <w:rFonts w:hint="eastAsia"/>
+        </w:rPr>
+        <w:t>对应的是事实因果</w:t>
+      </w:r>
+    </w:p>
+    <w:p>
+      <w:pPr>
+        <w:rPr>
+          <w:rFonts w:hint="eastAsia"/>
+        </w:rPr>
+      </w:pPr>
+      <w:r>
+        <w:rPr>
+          <w:rFonts w:hint="eastAsia"/>
+        </w:rPr>
+        <w:t>推论因果关系需要进行逻辑推导才能确定，事实因果也不需要推导，客观上就成立？</w:t>
+      </w:r>
+    </w:p>
+    <w:p>
+      <w:pPr>
         <w:rPr>
           <w:b/>
           <w:bCs/>
@@ -1469,6 +1674,38 @@
       </w:pPr>
     </w:p>
     <w:p>
+      <w:r>
+        <w:rPr>
+          <w:rFonts w:hint="eastAsia"/>
+        </w:rPr>
+        <w:t>好像之前说的不严谨，</w:t>
+      </w:r>
+      <w:r>
+        <w:t xml:space="preserve">    保质期越短防腐剂越低，这是推论因果，不是事实因果，(因为是通过结果推原因，不是原因</w:t>
+      </w:r>
+      <w:proofErr w:type="gramStart"/>
+      <w:r>
+        <w:t>推结果</w:t>
+      </w:r>
+      <w:proofErr w:type="gramEnd"/>
+      <w:r>
+        <w:t>)那为什么这句话要整体当论点？</w:t>
+      </w:r>
+    </w:p>
+    <w:p>
+      <w:pPr>
+        <w:rPr>
+          <w:rFonts w:hint="eastAsia"/>
+        </w:rPr>
+      </w:pPr>
+      <w:r>
+        <w:rPr>
+          <w:rFonts w:hint="eastAsia"/>
+        </w:rPr>
+        <w:t>难道说只要包含动因的因果关系就是论点</w:t>
+      </w:r>
+    </w:p>
+    <w:p>
       <w:pPr>
         <w:pStyle w:val="a7"/>
         <w:ind w:left="357" w:firstLineChars="0" w:firstLine="0"/>
@@ -1498,7 +1735,6 @@
           <w:sz w:val="28"/>
           <w:szCs w:val="32"/>
         </w:rPr>
-        <w:lastRenderedPageBreak/>
         <w:t>3</w:t>
       </w:r>
       <w:r>
@@ -1518,7 +1754,29 @@
           <w:sz w:val="28"/>
           <w:szCs w:val="32"/>
         </w:rPr>
-        <w:t>同一逻辑链不同考法，不同视角</w:t>
+        <w:t>同一逻辑</w:t>
+      </w:r>
+      <w:proofErr w:type="gramStart"/>
+      <w:r>
+        <w:rPr>
+          <w:rFonts w:hint="eastAsia"/>
+          <w:b/>
+          <w:bCs/>
+          <w:sz w:val="28"/>
+          <w:szCs w:val="32"/>
+        </w:rPr>
+        <w:t>链不同考</w:t>
+      </w:r>
+      <w:proofErr w:type="gramEnd"/>
+      <w:r>
+        <w:rPr>
+          <w:rFonts w:hint="eastAsia"/>
+          <w:b/>
+          <w:bCs/>
+          <w:sz w:val="28"/>
+          <w:szCs w:val="32"/>
+        </w:rPr>
+        <w:t>法，不同视角</w:t>
       </w:r>
     </w:p>
     <w:p/>
@@ -1695,18 +1953,46 @@
         <w:rPr>
           <w:rFonts w:hint="eastAsia"/>
         </w:rPr>
-        <w:t>，也就是中心思想，和之前的结论不一致，可能是我总结的中心思想不够精炼，包含太多细节导致的。或许空在开头，排除不可能的选项，剩下最像中心思想的就是总起句</w:t>
-      </w:r>
-    </w:p>
-    <w:p>
-      <w:r>
-        <w:tab/>
-      </w:r>
-      <w:r>
-        <w:rPr>
-          <w:rFonts w:hint="eastAsia"/>
-        </w:rPr>
-        <w:t>注：下文推断和尾句填空要注重逻辑链的亲戚关系</w:t>
+        <w:t>，也就是中心思想，</w:t>
+      </w:r>
+      <w:proofErr w:type="gramStart"/>
+      <w:r>
+        <w:rPr>
+          <w:rFonts w:hint="eastAsia"/>
+        </w:rPr>
+        <w:t>和之前</w:t>
+      </w:r>
+      <w:proofErr w:type="gramEnd"/>
+      <w:r>
+        <w:rPr>
+          <w:rFonts w:hint="eastAsia"/>
+        </w:rPr>
+        <w:t>的结论不一致，可能是我总结的中心思想不够精炼，包含太多细节导致的。或许空在开头，排除不可能的选项，剩下最像中心思想的就是总起句</w:t>
+      </w:r>
+    </w:p>
+    <w:p>
+      <w:r>
+        <w:tab/>
+      </w:r>
+      <w:r>
+        <w:rPr>
+          <w:rFonts w:hint="eastAsia"/>
+        </w:rPr>
+        <w:t>注：下文推断和</w:t>
+      </w:r>
+      <w:proofErr w:type="gramStart"/>
+      <w:r>
+        <w:rPr>
+          <w:rFonts w:hint="eastAsia"/>
+        </w:rPr>
+        <w:t>尾句</w:t>
+      </w:r>
+      <w:proofErr w:type="gramEnd"/>
+      <w:r>
+        <w:rPr>
+          <w:rFonts w:hint="eastAsia"/>
+        </w:rPr>
+        <w:t>填空要注重逻辑链的亲戚关系</w:t>
       </w:r>
       <w:r>
         <w:rPr>
@@ -1928,6 +2214,7 @@
         <w:rPr>
           <w:szCs w:val="28"/>
         </w:rPr>
+        <w:lastRenderedPageBreak/>
         <w:t>言语理解</w:t>
       </w:r>
       <w:r>
@@ -2028,7 +2315,21 @@
         <w:rPr>
           <w:rFonts w:hint="eastAsia"/>
         </w:rPr>
-        <w:t>是主话题下的组成部分，或组成部分的子集解释延申等</w:t>
+        <w:t>是主话题下的组成部分，或组成部分的子集解释</w:t>
+      </w:r>
+      <w:proofErr w:type="gramStart"/>
+      <w:r>
+        <w:rPr>
+          <w:rFonts w:hint="eastAsia"/>
+        </w:rPr>
+        <w:t>延申</w:t>
+      </w:r>
+      <w:proofErr w:type="gramEnd"/>
+      <w:r>
+        <w:rPr>
+          <w:rFonts w:hint="eastAsia"/>
+        </w:rPr>
+        <w:t>等</w:t>
       </w:r>
     </w:p>
     <w:p/>
@@ -2074,11 +2375,6 @@
       </w:r>
     </w:p>
     <w:p>
-      <w:pPr>
-        <w:rPr>
-          <w:rFonts w:hint="eastAsia"/>
-        </w:rPr>
-      </w:pPr>
       <w:r>
         <w:rPr>
           <w:rFonts w:ascii="Arial" w:hAnsi="Arial" w:cs="Arial"/>
@@ -2098,19 +2394,27 @@
         <w:t>案例除外，案例只是解释上一句</w:t>
       </w:r>
     </w:p>
-    <w:p>
-      <w:pPr>
-        <w:rPr>
-          <w:rFonts w:hint="eastAsia"/>
-        </w:rPr>
-      </w:pPr>
-    </w:p>
-    <w:p>
-      <w:r>
-        <w:rPr>
-          <w:rFonts w:hint="eastAsia"/>
-        </w:rPr>
-        <w:t>黄胜原来是鸬鹚乡派出所长，好像我儿子上户口也是他签字，长的挺帅的，人也挺好的</w:t>
+    <w:p/>
+    <w:p>
+      <w:r>
+        <w:rPr>
+          <w:rFonts w:hint="eastAsia"/>
+        </w:rPr>
+        <w:t>黄</w:t>
+      </w:r>
+      <w:proofErr w:type="gramStart"/>
+      <w:r>
+        <w:rPr>
+          <w:rFonts w:hint="eastAsia"/>
+        </w:rPr>
+        <w:t>胜原来</w:t>
+      </w:r>
+      <w:proofErr w:type="gramEnd"/>
+      <w:r>
+        <w:rPr>
+          <w:rFonts w:hint="eastAsia"/>
+        </w:rPr>
+        <w:t>是鸬鹚乡派出所长，好像我儿子上户口也是他签字，长的挺帅的，人也挺好的</w:t>
       </w:r>
     </w:p>
     <w:p>
@@ -2129,313 +2433,307 @@
         <w:rPr>
           <w:rFonts w:hint="eastAsia"/>
         </w:rPr>
-        <w:t>直接从黄胜的职业转到长相，各表意句之间</w:t>
-      </w:r>
-      <w:r>
-        <w:rPr>
-          <w:rFonts w:hint="eastAsia"/>
-        </w:rPr>
-        <w:t>也</w:t>
-      </w:r>
-      <w:r>
-        <w:rPr>
-          <w:rFonts w:hint="eastAsia"/>
-        </w:rPr>
-        <w:t>不是亲戚关系</w:t>
-      </w:r>
-      <w:r>
-        <w:rPr>
-          <w:rFonts w:hint="eastAsia"/>
+        <w:t>直接从黄胜的职业转到长相，各表意句之间也不是亲戚关系，</w:t>
+      </w:r>
+    </w:p>
+    <w:p/>
+    <w:p>
+      <w:r>
+        <w:rPr>
+          <w:rFonts w:hint="eastAsia"/>
+        </w:rPr>
+        <w:t>要是改成以下</w:t>
+      </w:r>
+    </w:p>
+    <w:p>
+      <w:r>
+        <w:rPr>
+          <w:rFonts w:hint="eastAsia"/>
+        </w:rPr>
+        <w:t>黄</w:t>
+      </w:r>
+      <w:proofErr w:type="gramStart"/>
+      <w:r>
+        <w:rPr>
+          <w:rFonts w:hint="eastAsia"/>
+        </w:rPr>
+        <w:t>胜原来</w:t>
+      </w:r>
+      <w:proofErr w:type="gramEnd"/>
+      <w:r>
+        <w:rPr>
+          <w:rFonts w:hint="eastAsia"/>
+        </w:rPr>
+        <w:t>是鸬鹚乡派出所长，我儿子上户口是他签的字，它不仅事业有成，长相也挺帅的，性格还好。</w:t>
+      </w:r>
+    </w:p>
+    <w:p>
+      <w:r>
+        <w:rPr>
+          <w:rFonts w:hint="eastAsia"/>
+        </w:rPr>
+        <w:t>流畅度就高了不少</w:t>
+      </w:r>
+    </w:p>
+    <w:p/>
+    <w:p/>
+    <w:p>
+      <w:r>
+        <w:tab/>
+      </w:r>
+      <w:r>
+        <w:tab/>
+      </w:r>
+      <w:r>
+        <w:rPr>
+          <w:rFonts w:hint="eastAsia"/>
+        </w:rPr>
+        <w:t>逻辑衔接度</w:t>
+      </w:r>
+    </w:p>
+    <w:p>
+      <w:r>
+        <w:tab/>
+      </w:r>
+    </w:p>
+    <w:p>
+      <w:r>
+        <w:tab/>
+      </w:r>
+      <w:r>
+        <w:tab/>
+      </w:r>
+      <w:r>
+        <w:rPr>
+          <w:rFonts w:hint="eastAsia"/>
+        </w:rPr>
+        <w:t>信息颗粒度匹配</w:t>
+      </w:r>
+    </w:p>
+    <w:p/>
+    <w:p>
+      <w:r>
+        <w:tab/>
+      </w:r>
+      <w:r>
+        <w:tab/>
+      </w:r>
+      <w:r>
+        <w:rPr>
+          <w:rFonts w:hint="eastAsia"/>
+        </w:rPr>
+        <w:t>句式衔接度</w:t>
+      </w:r>
+    </w:p>
+    <w:p/>
+    <w:p/>
+    <w:p/>
+    <w:p/>
+    <w:p/>
+    <w:p/>
+    <w:p>
+      <w:pPr>
+        <w:rPr>
+          <w:b/>
+          <w:bCs/>
+        </w:rPr>
+      </w:pPr>
+      <w:r>
+        <w:rPr>
+          <w:rFonts w:hint="eastAsia"/>
+          <w:b/>
+          <w:bCs/>
+        </w:rPr>
+        <w:t>逻辑严谨度</w:t>
+      </w:r>
+      <w:r>
+        <w:rPr>
+          <w:rFonts w:hint="eastAsia"/>
+          <w:b/>
+          <w:bCs/>
+        </w:rPr>
+        <w:t>：</w:t>
+      </w:r>
+    </w:p>
+    <w:p>
+      <w:pPr>
+        <w:ind w:firstLine="420"/>
+      </w:pPr>
+      <w:r>
+        <w:t>是</w:t>
+      </w:r>
+      <w:r>
+        <w:rPr>
+          <w:b/>
+          <w:bCs/>
+        </w:rPr>
+        <w:t>推理的成立逻辑</w:t>
+      </w:r>
+      <w:r>
+        <w:rPr>
+          <w:rFonts w:hint="eastAsia"/>
+          <w:b/>
+          <w:bCs/>
         </w:rPr>
         <w:t>，</w:t>
       </w:r>
-    </w:p>
-    <w:p/>
-    <w:p>
-      <w:pPr>
-        <w:rPr>
-          <w:rFonts w:hint="eastAsia"/>
-        </w:rPr>
-      </w:pPr>
-      <w:r>
-        <w:rPr>
-          <w:rFonts w:hint="eastAsia"/>
-        </w:rPr>
-        <w:t>要是改成以下</w:t>
-      </w:r>
-    </w:p>
-    <w:p>
-      <w:r>
-        <w:rPr>
-          <w:rFonts w:hint="eastAsia"/>
-        </w:rPr>
-        <w:t>黄胜原来是鸬鹚乡派出所长，我儿子上户口是他签</w:t>
-      </w:r>
-      <w:r>
-        <w:rPr>
-          <w:rFonts w:hint="eastAsia"/>
-        </w:rPr>
-        <w:t>的</w:t>
-      </w:r>
-      <w:r>
-        <w:rPr>
-          <w:rFonts w:hint="eastAsia"/>
-        </w:rPr>
-        <w:t>字，</w:t>
-      </w:r>
-      <w:r>
-        <w:rPr>
-          <w:rFonts w:hint="eastAsia"/>
-        </w:rPr>
-        <w:t>它不仅事业有成，长相也</w:t>
-      </w:r>
-      <w:r>
-        <w:rPr>
-          <w:rFonts w:hint="eastAsia"/>
-        </w:rPr>
-        <w:t>挺帅的，</w:t>
-      </w:r>
-      <w:r>
-        <w:rPr>
-          <w:rFonts w:hint="eastAsia"/>
-        </w:rPr>
-        <w:t>性格还好。</w:t>
-      </w:r>
-    </w:p>
-    <w:p>
-      <w:pPr>
-        <w:rPr>
-          <w:rFonts w:hint="eastAsia"/>
-        </w:rPr>
-      </w:pPr>
-      <w:r>
-        <w:rPr>
-          <w:rFonts w:hint="eastAsia"/>
-        </w:rPr>
-        <w:t>流畅度就高了不少</w:t>
-      </w:r>
-    </w:p>
-    <w:p/>
-    <w:p/>
-    <w:p>
-      <w:r>
-        <w:tab/>
-      </w:r>
-      <w:r>
-        <w:tab/>
-      </w:r>
-      <w:r>
-        <w:rPr>
-          <w:rFonts w:hint="eastAsia"/>
-        </w:rPr>
-        <w:t>逻辑衔接度</w:t>
-      </w:r>
-    </w:p>
-    <w:p>
-      <w:r>
-        <w:tab/>
-      </w:r>
-    </w:p>
-    <w:p>
-      <w:r>
-        <w:tab/>
-      </w:r>
-      <w:r>
-        <w:tab/>
-      </w:r>
-      <w:r>
-        <w:rPr>
-          <w:rFonts w:hint="eastAsia"/>
-        </w:rPr>
-        <w:t>信息颗粒度匹配</w:t>
-      </w:r>
-    </w:p>
-    <w:p/>
-    <w:p>
-      <w:r>
-        <w:tab/>
-      </w:r>
-      <w:r>
-        <w:tab/>
-      </w:r>
-      <w:r>
-        <w:rPr>
-          <w:rFonts w:hint="eastAsia"/>
-        </w:rPr>
-        <w:t>句式衔接度</w:t>
-      </w:r>
-    </w:p>
-    <w:p/>
-    <w:p/>
-    <w:p/>
-    <w:p/>
-    <w:p/>
-    <w:p/>
-    <w:p>
-      <w:pPr>
-        <w:rPr>
-          <w:b/>
-          <w:bCs/>
-        </w:rPr>
-      </w:pPr>
-      <w:r>
-        <w:rPr>
-          <w:rFonts w:hint="eastAsia"/>
-          <w:b/>
-          <w:bCs/>
-        </w:rPr>
-        <w:t>逻辑严谨度</w:t>
-      </w:r>
-      <w:r>
-        <w:rPr>
-          <w:rFonts w:hint="eastAsia"/>
-          <w:b/>
-          <w:bCs/>
-        </w:rPr>
+      <w:r>
+        <w:rPr>
+          <w:rFonts w:hint="eastAsia"/>
+        </w:rPr>
+        <w:t>属于逻辑推理层面，判断已知事实与未知推断之间（</w:t>
+      </w:r>
+      <w:proofErr w:type="gramStart"/>
+      <w:r>
+        <w:rPr>
+          <w:rFonts w:hint="eastAsia"/>
+        </w:rPr>
+        <w:t>含事实</w:t>
+      </w:r>
+      <w:proofErr w:type="gramEnd"/>
+      <w:r>
+        <w:rPr>
+          <w:rFonts w:hint="eastAsia"/>
+        </w:rPr>
+        <w:t>因果间的联系）的关联是否严谨，逻辑链条是否成立，</w:t>
+      </w:r>
+      <w:proofErr w:type="gramStart"/>
+      <w:r>
+        <w:rPr>
+          <w:rFonts w:hint="eastAsia"/>
+        </w:rPr>
+        <w:t>有些之间</w:t>
+      </w:r>
+      <w:proofErr w:type="gramEnd"/>
+      <w:r>
+        <w:rPr>
+          <w:rFonts w:hint="eastAsia"/>
+        </w:rPr>
+        <w:t>天生关联性强，有些弱，</w:t>
+      </w:r>
+    </w:p>
+    <w:p>
+      <w:r>
+        <w:rPr>
+          <w:rFonts w:hint="eastAsia"/>
+        </w:rPr>
+        <w:t>关联性强的默认基本成立，关联性弱的默认缺了中间必要环节，不成立，</w:t>
+      </w:r>
+    </w:p>
+    <w:p/>
+    <w:p>
+      <w:r>
+        <w:t>产品通过国家质量检测（</w:t>
+      </w:r>
+      <w:r>
+        <w:rPr>
+          <w:rFonts w:hint="eastAsia"/>
+        </w:rPr>
+        <w:t>已知</w:t>
+      </w:r>
+      <w:r>
+        <w:t>）→ 论点：产品可以正式上市</w:t>
+      </w:r>
+      <w:r>
+        <w:rPr>
+          <w:rFonts w:hint="eastAsia"/>
+        </w:rPr>
+        <w:t>（未知）</w:t>
+      </w:r>
+    </w:p>
+    <w:p>
+      <w:r>
+        <w:rPr>
+          <w:rFonts w:hint="eastAsia"/>
+        </w:rPr>
+        <w:t>此时关联性弱</w:t>
+      </w:r>
+    </w:p>
+    <w:p>
+      <w:r>
+        <w:lastRenderedPageBreak/>
+        <w:t>逻辑判断</w:t>
+      </w:r>
+      <w:r>
+        <w:rPr>
+          <w:rFonts w:hint="eastAsia"/>
+        </w:rPr>
+        <w:t>考察这块</w:t>
+      </w:r>
+    </w:p>
+    <w:p/>
+    <w:p>
+      <w:r>
+        <w:t></w:t>
+      </w:r>
+    </w:p>
+    <w:p/>
+    <w:p>
+      <w:r>
+        <w:t>同一逻辑链，既能用「言语流畅度」的视角看衔接是否自然，也能用「逻辑严谨度」的视角看推导是否成立</w:t>
+      </w:r>
+    </w:p>
+    <w:p>
+      <w:r>
+        <w:rPr>
+          <w:rFonts w:ascii="Segoe UI Emoji" w:hAnsi="Segoe UI Emoji" w:cs="Segoe UI Emoji"/>
+        </w:rPr>
+        <w:t>✅</w:t>
+      </w:r>
+      <w:r>
+        <w:t xml:space="preserve"> </w:t>
+      </w:r>
+      <w:r>
+        <w:rPr>
+          <w:b/>
+          <w:bCs/>
+        </w:rPr>
+        <w:t>重合点</w:t>
+      </w:r>
+      <w:r>
+        <w:t>：都要求逻辑链有</w:t>
+      </w:r>
+      <w:r>
+        <w:rPr>
+          <w:b/>
+          <w:bCs/>
+        </w:rPr>
+        <w:t>连续的环节衔接</w:t>
+      </w:r>
+      <w:r>
+        <w:t>，排斥 “无环节的直接跳跃”，完整的环节既会让言语表达更顺畅，也会为逻辑推导提供更完整的推理路径（形态上的一致）；</w:t>
+      </w:r>
+    </w:p>
+    <w:p/>
+    <w:p>
+      <w:r>
+        <w:rPr>
+          <w:rFonts w:ascii="Segoe UI Emoji" w:hAnsi="Segoe UI Emoji" w:cs="Segoe UI Emoji"/>
+        </w:rPr>
+        <w:t>✅</w:t>
+      </w:r>
+      <w:r>
+        <w:t xml:space="preserve"> </w:t>
+      </w:r>
+      <w:proofErr w:type="gramStart"/>
+      <w:r>
+        <w:rPr>
+          <w:b/>
+          <w:bCs/>
+        </w:rPr>
+        <w:t>不</w:t>
+      </w:r>
+      <w:proofErr w:type="gramEnd"/>
+      <w:r>
+        <w:rPr>
+          <w:b/>
+          <w:bCs/>
+        </w:rPr>
+        <w:t>重合点</w:t>
+      </w:r>
+      <w:r>
         <w:t>：</w:t>
       </w:r>
-    </w:p>
-    <w:p>
-      <w:pPr>
-        <w:ind w:firstLine="420"/>
-      </w:pPr>
-      <w:r>
-        <w:t>是</w:t>
-      </w:r>
-      <w:r>
-        <w:rPr>
-          <w:b/>
-          <w:bCs/>
-        </w:rPr>
-        <w:t>推理的成立逻辑</w:t>
-      </w:r>
-      <w:r>
-        <w:rPr>
-          <w:rFonts w:hint="eastAsia"/>
-          <w:b/>
-          <w:bCs/>
-        </w:rPr>
-        <w:t>，</w:t>
-      </w:r>
-      <w:r>
-        <w:rPr>
-          <w:rFonts w:hint="eastAsia"/>
-        </w:rPr>
-        <w:t>属于逻辑推理层面，判断已知事实与未知推断之间（含事实因果间的联系）的关联是否严谨，逻辑链条是否成立，有些之间天生关联性强，有些弱，</w:t>
-      </w:r>
-    </w:p>
-    <w:p>
-      <w:r>
-        <w:rPr>
-          <w:rFonts w:hint="eastAsia"/>
-        </w:rPr>
-        <w:t>关联性强的默认基本成立，关联性弱的默认缺了中间必要环节，不成立，</w:t>
-      </w:r>
-    </w:p>
-    <w:p/>
-    <w:p>
-      <w:r>
-        <w:t>产品通过国家质量检测（</w:t>
-      </w:r>
-      <w:r>
-        <w:rPr>
-          <w:rFonts w:hint="eastAsia"/>
-        </w:rPr>
-        <w:t>已知</w:t>
-      </w:r>
-      <w:r>
-        <w:t>）→ 论点：产品可以正式上市</w:t>
-      </w:r>
-      <w:r>
-        <w:rPr>
-          <w:rFonts w:hint="eastAsia"/>
-        </w:rPr>
-        <w:t>（未知）</w:t>
-      </w:r>
-    </w:p>
-    <w:p>
-      <w:r>
-        <w:rPr>
-          <w:rFonts w:hint="eastAsia"/>
-        </w:rPr>
-        <w:t>此时关联性弱</w:t>
-      </w:r>
-    </w:p>
-    <w:p>
-      <w:r>
-        <w:t>逻辑判断</w:t>
-      </w:r>
-      <w:r>
-        <w:rPr>
-          <w:rFonts w:hint="eastAsia"/>
-        </w:rPr>
-        <w:t>考察这块</w:t>
-      </w:r>
-    </w:p>
-    <w:p/>
-    <w:p>
-      <w:r>
-        <w:t></w:t>
-      </w:r>
-    </w:p>
-    <w:p/>
-    <w:p>
-      <w:r>
-        <w:t>同一逻辑链，既能用「言语流畅度」的视角看衔接是否自然，也能用「逻辑严谨度」的视角看推导是否成立</w:t>
-      </w:r>
-    </w:p>
-    <w:p>
-      <w:r>
-        <w:rPr>
-          <w:rFonts w:ascii="Segoe UI Emoji" w:hAnsi="Segoe UI Emoji" w:cs="Segoe UI Emoji"/>
-        </w:rPr>
-        <w:t>✅</w:t>
-      </w:r>
-      <w:r>
-        <w:t xml:space="preserve"> </w:t>
-      </w:r>
-      <w:r>
-        <w:rPr>
-          <w:b/>
-          <w:bCs/>
-        </w:rPr>
-        <w:t>重合点</w:t>
-      </w:r>
-      <w:r>
-        <w:t>：都要求逻辑链有</w:t>
-      </w:r>
-      <w:r>
-        <w:rPr>
-          <w:b/>
-          <w:bCs/>
-        </w:rPr>
-        <w:t>连续的环节衔接</w:t>
-      </w:r>
-      <w:r>
-        <w:t>，排斥 “无环节的直接跳跃”，完整的环节既会让言语表达更顺畅，也会为逻辑推导提供更完整的推理路径（形态上的一致）；</w:t>
-      </w:r>
-    </w:p>
-    <w:p/>
-    <w:p>
-      <w:r>
-        <w:rPr>
-          <w:rFonts w:ascii="Segoe UI Emoji" w:hAnsi="Segoe UI Emoji" w:cs="Segoe UI Emoji"/>
-        </w:rPr>
-        <w:t>✅</w:t>
-      </w:r>
-      <w:r>
-        <w:t xml:space="preserve"> </w:t>
-      </w:r>
-      <w:r>
-        <w:rPr>
-          <w:b/>
-          <w:bCs/>
-        </w:rPr>
-        <w:t>不重合点</w:t>
-      </w:r>
-      <w:r>
-        <w:t>：</w:t>
-      </w:r>
       <w:r>
         <w:rPr>
           <w:b/>
@@ -2454,11 +2752,7 @@
         <w:t>对 “环节必要性” 的定义不同</w:t>
       </w:r>
       <w:r>
-        <w:t>（言语的</w:t>
-      </w:r>
-      <w:r>
-        <w:lastRenderedPageBreak/>
-        <w:t>过渡环节 vs 逻辑的必要前提）、</w:t>
+        <w:t>（言语的过渡环节 vs 逻辑的必要前提）、</w:t>
       </w:r>
       <w:r>
         <w:rPr>
@@ -2480,7 +2774,15 @@
         <w:t>高度重合的特殊情况</w:t>
       </w:r>
       <w:r>
-        <w:t>：当逻辑推导的环节是 **「先天强关联」** 时，两个层面会高度契合 —— 既满足言语的顺滑衔接，也满足逻辑的严谨推导（客观强关联让表达顺、推导也稳）。</w:t>
+        <w:t>：当逻辑推导的环节是 **「先天强关联」** 时，两个层面会高度契合 —— 既满足言语的顺滑衔接，也满足逻辑的严谨推导（</w:t>
+      </w:r>
+      <w:proofErr w:type="gramStart"/>
+      <w:r>
+        <w:t>客观强关联让表达顺</w:t>
+      </w:r>
+      <w:proofErr w:type="gramEnd"/>
+      <w:r>
+        <w:t>、推导也稳）。</w:t>
       </w:r>
     </w:p>
     <w:p/>
@@ -2503,7 +2805,21 @@
         <w:rPr>
           <w:rFonts w:hint="eastAsia"/>
         </w:rPr>
-        <w:t>怎么判断逻辑链是否顺畅</w:t>
+        <w:t>怎么判断逻辑</w:t>
+      </w:r>
+      <w:proofErr w:type="gramStart"/>
+      <w:r>
+        <w:rPr>
+          <w:rFonts w:hint="eastAsia"/>
+        </w:rPr>
+        <w:t>链是否</w:t>
+      </w:r>
+      <w:proofErr w:type="gramEnd"/>
+      <w:r>
+        <w:rPr>
+          <w:rFonts w:hint="eastAsia"/>
+        </w:rPr>
+        <w:t>顺畅</w:t>
       </w:r>
     </w:p>
     <w:p/>
@@ -2680,6 +2996,7 @@
       <w:pPr>
         <w:ind w:left="780"/>
       </w:pPr>
+      <w:proofErr w:type="gramStart"/>
       <w:r>
         <w:rPr>
           <w:rStyle w:val="a8"/>
@@ -2688,8 +3005,25 @@
         </w:rPr>
         <w:t>文章总主话题</w:t>
       </w:r>
-      <w:r>
-        <w:t>：短保月饼的核心市场竞争力（主体：短保月饼；范畴：核心市场竞争力；核心表述：分析其竞争力的构成）；</w:t>
+      <w:proofErr w:type="gramEnd"/>
+      <w:r>
+        <w:t>：</w:t>
+      </w:r>
+      <w:proofErr w:type="gramStart"/>
+      <w:r>
+        <w:t>短保月饼</w:t>
+      </w:r>
+      <w:proofErr w:type="gramEnd"/>
+      <w:r>
+        <w:t>的核心市场竞争力（主体：</w:t>
+      </w:r>
+      <w:proofErr w:type="gramStart"/>
+      <w:r>
+        <w:t>短保月饼</w:t>
+      </w:r>
+      <w:proofErr w:type="gramEnd"/>
+      <w:r>
+        <w:t>；范畴：核心市场竞争力；核心表述：分析其竞争力的构成）；</w:t>
       </w:r>
     </w:p>
     <w:p>
@@ -2713,6 +3047,7 @@
           <w:sz w:val="24"/>
           <w:szCs w:val="24"/>
         </w:rPr>
+        <w:lastRenderedPageBreak/>
         <w:t>段落分主话题</w:t>
       </w:r>
       <w:r>
@@ -2734,7 +3069,47 @@
           <w:sz w:val="24"/>
           <w:szCs w:val="24"/>
         </w:rPr>
-        <w:t>：短保月饼的产品属性优势（主体一致，范畴缩小为 “产品属性”，总主话题的子集）；</w:t>
+        <w:t>：</w:t>
+      </w:r>
+      <w:proofErr w:type="gramStart"/>
+      <w:r>
+        <w:rPr>
+          <w:rFonts w:ascii="宋体" w:eastAsia="宋体" w:hAnsi="宋体" w:cs="宋体"/>
+          <w:kern w:val="0"/>
+          <w:sz w:val="24"/>
+          <w:szCs w:val="24"/>
+        </w:rPr>
+        <w:t>短保月饼</w:t>
+      </w:r>
+      <w:proofErr w:type="gramEnd"/>
+      <w:r>
+        <w:rPr>
+          <w:rFonts w:ascii="宋体" w:eastAsia="宋体" w:hAnsi="宋体" w:cs="宋体"/>
+          <w:kern w:val="0"/>
+          <w:sz w:val="24"/>
+          <w:szCs w:val="24"/>
+        </w:rPr>
+        <w:t>的产品属性优势（主体一致，范畴缩小为 “产品属性”，</w:t>
+      </w:r>
+      <w:proofErr w:type="gramStart"/>
+      <w:r>
+        <w:rPr>
+          <w:rFonts w:ascii="宋体" w:eastAsia="宋体" w:hAnsi="宋体" w:cs="宋体"/>
+          <w:kern w:val="0"/>
+          <w:sz w:val="24"/>
+          <w:szCs w:val="24"/>
+        </w:rPr>
+        <w:t>总主话题</w:t>
+      </w:r>
+      <w:proofErr w:type="gramEnd"/>
+      <w:r>
+        <w:rPr>
+          <w:rFonts w:ascii="宋体" w:eastAsia="宋体" w:hAnsi="宋体" w:cs="宋体"/>
+          <w:kern w:val="0"/>
+          <w:sz w:val="24"/>
+          <w:szCs w:val="24"/>
+        </w:rPr>
+        <w:t>的子集）；</w:t>
       </w:r>
     </w:p>
     <w:p>
@@ -2772,7 +3147,47 @@
           <w:sz w:val="24"/>
           <w:szCs w:val="24"/>
         </w:rPr>
-        <w:t>：短保月饼与当下消费需求的高度适配（主体一致，范畴缩小为 “消费需求适配”，总主话题的子集）；</w:t>
+        <w:t>：</w:t>
+      </w:r>
+      <w:proofErr w:type="gramStart"/>
+      <w:r>
+        <w:rPr>
+          <w:rFonts w:ascii="宋体" w:eastAsia="宋体" w:hAnsi="宋体" w:cs="宋体"/>
+          <w:kern w:val="0"/>
+          <w:sz w:val="24"/>
+          <w:szCs w:val="24"/>
+        </w:rPr>
+        <w:t>短保月饼</w:t>
+      </w:r>
+      <w:proofErr w:type="gramEnd"/>
+      <w:r>
+        <w:rPr>
+          <w:rFonts w:ascii="宋体" w:eastAsia="宋体" w:hAnsi="宋体" w:cs="宋体"/>
+          <w:kern w:val="0"/>
+          <w:sz w:val="24"/>
+          <w:szCs w:val="24"/>
+        </w:rPr>
+        <w:t>与当下消费需求的高度适配（主体一致，范畴缩小为 “消费需求适配”，</w:t>
+      </w:r>
+      <w:proofErr w:type="gramStart"/>
+      <w:r>
+        <w:rPr>
+          <w:rFonts w:ascii="宋体" w:eastAsia="宋体" w:hAnsi="宋体" w:cs="宋体"/>
+          <w:kern w:val="0"/>
+          <w:sz w:val="24"/>
+          <w:szCs w:val="24"/>
+        </w:rPr>
+        <w:t>总主话题</w:t>
+      </w:r>
+      <w:proofErr w:type="gramEnd"/>
+      <w:r>
+        <w:rPr>
+          <w:rFonts w:ascii="宋体" w:eastAsia="宋体" w:hAnsi="宋体" w:cs="宋体"/>
+          <w:kern w:val="0"/>
+          <w:sz w:val="24"/>
+          <w:szCs w:val="24"/>
+        </w:rPr>
+        <w:t>的子集）；</w:t>
       </w:r>
     </w:p>
     <w:p/>
@@ -2796,6 +3211,7 @@
       <w:pPr>
         <w:ind w:left="780"/>
       </w:pPr>
+      <w:proofErr w:type="gramStart"/>
       <w:r>
         <w:rPr>
           <w:rStyle w:val="a8"/>
@@ -2804,6 +3220,7 @@
         </w:rPr>
         <w:t>文章总主话题</w:t>
       </w:r>
+      <w:proofErr w:type="gramEnd"/>
       <w:r>
         <w:t>：我国通信行业的技术互补性发展趋势（主体：我国通信行业；范畴：技术互补性发展趋势；核心表述：分析行业内的技术互补特征）；</w:t>
       </w:r>
@@ -2850,7 +3267,27 @@
           <w:sz w:val="24"/>
           <w:szCs w:val="24"/>
         </w:rPr>
-        <w:t>：卫星通信与移动通信的技术互补性（范畴一致，主体缩小为 “卫星 + 移动”，总主话题的子集）；</w:t>
+        <w:t>：卫星通信与移动通信的技术互补性（范畴一致，主体缩小为 “卫星 + 移动”，</w:t>
+      </w:r>
+      <w:proofErr w:type="gramStart"/>
+      <w:r>
+        <w:rPr>
+          <w:rFonts w:ascii="宋体" w:eastAsia="宋体" w:hAnsi="宋体" w:cs="宋体"/>
+          <w:kern w:val="0"/>
+          <w:sz w:val="24"/>
+          <w:szCs w:val="24"/>
+        </w:rPr>
+        <w:t>总主话题</w:t>
+      </w:r>
+      <w:proofErr w:type="gramEnd"/>
+      <w:r>
+        <w:rPr>
+          <w:rFonts w:ascii="宋体" w:eastAsia="宋体" w:hAnsi="宋体" w:cs="宋体"/>
+          <w:kern w:val="0"/>
+          <w:sz w:val="24"/>
+          <w:szCs w:val="24"/>
+        </w:rPr>
+        <w:t>的子集）；</w:t>
       </w:r>
     </w:p>
     <w:p>
@@ -2864,7 +3301,6 @@
           <w:sz w:val="24"/>
           <w:szCs w:val="24"/>
         </w:rPr>
-        <w:lastRenderedPageBreak/>
         <w:t>段落分主话题</w:t>
       </w:r>
       <w:r>
@@ -2886,7 +3322,27 @@
           <w:sz w:val="24"/>
           <w:szCs w:val="24"/>
         </w:rPr>
-        <w:t>：5G 与光纤通信的技术互补性（范畴一致，主体缩小为 “5G + 光纤”，总主话题的子集）；</w:t>
+        <w:t>：5G 与光纤通信的技术互补性（范畴一致，主体缩小为 “5G + 光纤”，</w:t>
+      </w:r>
+      <w:proofErr w:type="gramStart"/>
+      <w:r>
+        <w:rPr>
+          <w:rFonts w:ascii="宋体" w:eastAsia="宋体" w:hAnsi="宋体" w:cs="宋体"/>
+          <w:kern w:val="0"/>
+          <w:sz w:val="24"/>
+          <w:szCs w:val="24"/>
+        </w:rPr>
+        <w:t>总主话题</w:t>
+      </w:r>
+      <w:proofErr w:type="gramEnd"/>
+      <w:r>
+        <w:rPr>
+          <w:rFonts w:ascii="宋体" w:eastAsia="宋体" w:hAnsi="宋体" w:cs="宋体"/>
+          <w:kern w:val="0"/>
+          <w:sz w:val="24"/>
+          <w:szCs w:val="24"/>
+        </w:rPr>
+        <w:t>的子集）；</w:t>
       </w:r>
     </w:p>
     <w:p/>
@@ -2965,7 +3421,35 @@
         <w:rPr>
           <w:rFonts w:hint="eastAsia"/>
         </w:rPr>
-        <w:t>段落的组成成分按现象问题 影响 原因 对策来分又是怎么分，这种分法的维度是叫什么，这些组成成分哪些可以成为总哪些可以成为分</w:t>
+        <w:t>段落的组成成分</w:t>
+      </w:r>
+      <w:proofErr w:type="gramStart"/>
+      <w:r>
+        <w:rPr>
+          <w:rFonts w:hint="eastAsia"/>
+        </w:rPr>
+        <w:t>按现象</w:t>
+      </w:r>
+      <w:proofErr w:type="gramEnd"/>
+      <w:r>
+        <w:rPr>
+          <w:rFonts w:hint="eastAsia"/>
+        </w:rPr>
+        <w:t>问题 影响 原因 对策来</w:t>
+      </w:r>
+      <w:proofErr w:type="gramStart"/>
+      <w:r>
+        <w:rPr>
+          <w:rFonts w:hint="eastAsia"/>
+        </w:rPr>
+        <w:t>分又是</w:t>
+      </w:r>
+      <w:proofErr w:type="gramEnd"/>
+      <w:r>
+        <w:rPr>
+          <w:rFonts w:hint="eastAsia"/>
+        </w:rPr>
+        <w:t>怎么分，这种分法的维度是叫什么，这些组成成分哪些可以成为总哪些可以成为分</w:t>
       </w:r>
     </w:p>
     <w:p/>
@@ -3023,6 +3507,7 @@
         <w:pStyle w:val="a7"/>
         <w:ind w:left="360" w:firstLineChars="0" w:firstLine="0"/>
       </w:pPr>
+      <w:proofErr w:type="gramStart"/>
       <w:r>
         <w:rPr>
           <w:b/>
@@ -3030,6 +3515,7 @@
         </w:rPr>
         <w:t>行测考点</w:t>
       </w:r>
+      <w:proofErr w:type="gramEnd"/>
       <w:r>
         <w:t>：</w:t>
       </w:r>
@@ -3125,6 +3611,7 @@
           <w:b/>
           <w:bCs/>
         </w:rPr>
+        <w:lastRenderedPageBreak/>
         <w:t>前文铺背景、提问题、摆现象</w:t>
       </w:r>
       <w:r>
@@ -3135,10 +3622,22 @@
           <w:b/>
           <w:bCs/>
         </w:rPr>
-        <w:t>尾句</w:t>
-      </w:r>
-      <w:r>
-        <w:t>通过 “因此、所以、这就意味着” 得出</w:t>
+        <w:t>尾</w:t>
+      </w:r>
+      <w:proofErr w:type="gramStart"/>
+      <w:r>
+        <w:rPr>
+          <w:b/>
+          <w:bCs/>
+        </w:rPr>
+        <w:t>句</w:t>
+      </w:r>
+      <w:r>
+        <w:t>通过</w:t>
+      </w:r>
+      <w:proofErr w:type="gramEnd"/>
+      <w:r>
+        <w:t xml:space="preserve"> “因此、所以、这就意味着” 得出</w:t>
       </w:r>
       <w:r>
         <w:rPr>
@@ -3156,6 +3655,7 @@
         <w:pStyle w:val="a7"/>
         <w:ind w:left="360" w:firstLineChars="0" w:firstLine="0"/>
       </w:pPr>
+      <w:proofErr w:type="gramStart"/>
       <w:r>
         <w:rPr>
           <w:b/>
@@ -3163,6 +3663,7 @@
         </w:rPr>
         <w:t>行测考点</w:t>
       </w:r>
+      <w:proofErr w:type="gramEnd"/>
       <w:r>
         <w:t>：</w:t>
       </w:r>
@@ -3174,7 +3675,15 @@
         <w:t>主旨 = 尾句结论</w:t>
       </w:r>
       <w:r>
-        <w:t>，这是接语选择题最爱考的结构。</w:t>
+        <w:t>，这</w:t>
+      </w:r>
+      <w:proofErr w:type="gramStart"/>
+      <w:r>
+        <w:t>是接语选择题</w:t>
+      </w:r>
+      <w:proofErr w:type="gramEnd"/>
+      <w:r>
+        <w:t>最爱考的结构。</w:t>
       </w:r>
     </w:p>
     <w:p>
@@ -3234,14 +3743,15 @@
       <w:pPr>
         <w:ind w:left="360"/>
       </w:pPr>
-      <w:r>
-        <w:rPr>
-          <w:b/>
-          <w:bCs/>
-        </w:rPr>
-        <w:lastRenderedPageBreak/>
+      <w:proofErr w:type="gramStart"/>
+      <w:r>
+        <w:rPr>
+          <w:b/>
+          <w:bCs/>
+        </w:rPr>
         <w:t>行测考点</w:t>
       </w:r>
+      <w:proofErr w:type="gramEnd"/>
       <w:r>
         <w:t>：</w:t>
       </w:r>
@@ -3250,7 +3760,23 @@
           <w:b/>
           <w:bCs/>
         </w:rPr>
-        <w:t>主旨 = 首尾结合，重点看尾句的升华 / 对策</w:t>
+        <w:t>主旨 = 首尾结合，</w:t>
+      </w:r>
+      <w:proofErr w:type="gramStart"/>
+      <w:r>
+        <w:rPr>
+          <w:b/>
+          <w:bCs/>
+        </w:rPr>
+        <w:t>重点看尾句</w:t>
+      </w:r>
+      <w:proofErr w:type="gramEnd"/>
+      <w:r>
+        <w:rPr>
+          <w:b/>
+          <w:bCs/>
+        </w:rPr>
+        <w:t>的升华 / 对策</w:t>
       </w:r>
       <w:r>
         <w:t>。</w:t>
@@ -3379,7 +3905,15 @@
         <w:t>无明显的核心句</w:t>
       </w:r>
       <w:r>
-        <w:t>，文段由 2 个或多个</w:t>
+        <w:t xml:space="preserve">，文段由 2 </w:t>
+      </w:r>
+      <w:proofErr w:type="gramStart"/>
+      <w:r>
+        <w:t>个</w:t>
+      </w:r>
+      <w:proofErr w:type="gramEnd"/>
+      <w:r>
+        <w:t>或多个</w:t>
       </w:r>
       <w:r>
         <w:rPr>
@@ -3393,6 +3927,7 @@
       </w:r>
     </w:p>
     <w:p>
+      <w:proofErr w:type="gramStart"/>
       <w:r>
         <w:rPr>
           <w:b/>
@@ -3400,6 +3935,7 @@
         </w:rPr>
         <w:t>行测考点</w:t>
       </w:r>
+      <w:proofErr w:type="gramEnd"/>
       <w:r>
         <w:t>：</w:t>
       </w:r>
@@ -3421,7 +3957,15 @@
         <w:t>切忌片面</w:t>
       </w:r>
       <w:r>
-        <w:t>（选项只提其中一点的通常是干扰项）。</w:t>
+        <w:t>（选项只</w:t>
+      </w:r>
+      <w:proofErr w:type="gramStart"/>
+      <w:r>
+        <w:t>提其中</w:t>
+      </w:r>
+      <w:proofErr w:type="gramEnd"/>
+      <w:r>
+        <w:t>一点的通常是干扰项）。</w:t>
       </w:r>
     </w:p>
     <w:p>
@@ -3465,7 +4009,21 @@
         <w:rPr>
           <w:rFonts w:hint="eastAsia"/>
         </w:rPr>
-        <w:t>这种结构的主旨题的中心思想容易只给部分，这是错的，这是往往选作者意图，是“大数据的应用很广”</w:t>
+        <w:t>这种结构的主旨题的中心思想容易只给部分，这是错的，这是往往</w:t>
+      </w:r>
+      <w:proofErr w:type="gramStart"/>
+      <w:r>
+        <w:rPr>
+          <w:rFonts w:hint="eastAsia"/>
+        </w:rPr>
+        <w:t>选作者</w:t>
+      </w:r>
+      <w:proofErr w:type="gramEnd"/>
+      <w:r>
+        <w:rPr>
+          <w:rFonts w:hint="eastAsia"/>
+        </w:rPr>
+        <w:t>意图，是“大数据的应用很广”</w:t>
       </w:r>
       <w:r>
         <w:rPr>
@@ -3526,6 +4084,7 @@
         <w:rPr>
           <w:rFonts w:hint="eastAsia"/>
         </w:rPr>
+        <w:lastRenderedPageBreak/>
         <w:t>做法 对策</w:t>
       </w:r>
     </w:p>
@@ -3541,7 +4100,15 @@
     <w:p>
       <w:r>
         <w:tab/>
-        <w:t>对策就是做法，对策是做法的高级称谓</w:t>
+        <w:t>对策就是做法，对策</w:t>
+      </w:r>
+      <w:proofErr w:type="gramStart"/>
+      <w:r>
+        <w:t>是做法</w:t>
+      </w:r>
+      <w:proofErr w:type="gramEnd"/>
+      <w:r>
+        <w:t>的高级称谓</w:t>
       </w:r>
     </w:p>
     <w:p>
@@ -3591,12 +4158,14 @@
         </w:rPr>
         <w:t>如</w:t>
       </w:r>
+      <w:proofErr w:type="gramStart"/>
       <w:r>
         <w:rPr>
           <w:rFonts w:hint="eastAsia"/>
         </w:rPr>
         <w:t>“</w:t>
       </w:r>
+      <w:proofErr w:type="gramEnd"/>
       <w:r>
         <w:rPr>
           <w:rFonts w:hint="eastAsia"/>
@@ -3612,14 +4181,27 @@
     </w:p>
     <w:p>
       <w:r>
-        <w:lastRenderedPageBreak/>
-        <w:tab/>
-      </w:r>
-      <w:r>
-        <w:rPr>
-          <w:rFonts w:hint="eastAsia"/>
-        </w:rPr>
-        <w:t>如“我们要继续加强党建教育，鞭策党员干部“</w:t>
+        <w:tab/>
+      </w:r>
+      <w:r>
+        <w:rPr>
+          <w:rFonts w:hint="eastAsia"/>
+        </w:rPr>
+        <w:t>如</w:t>
+      </w:r>
+      <w:proofErr w:type="gramStart"/>
+      <w:r>
+        <w:rPr>
+          <w:rFonts w:hint="eastAsia"/>
+        </w:rPr>
+        <w:t>“</w:t>
+      </w:r>
+      <w:proofErr w:type="gramEnd"/>
+      <w:r>
+        <w:rPr>
+          <w:rFonts w:hint="eastAsia"/>
+        </w:rPr>
+        <w:t>我们要继续加强党建教育，鞭策党员干部“</w:t>
       </w:r>
     </w:p>
     <w:p>
@@ -3641,7 +4223,21 @@
         <w:rPr>
           <w:rFonts w:hint="eastAsia"/>
         </w:rPr>
-        <w:t>主要看题目怎么问，如果题干问的是</w:t>
+        <w:t>主要看题目怎么问，如果</w:t>
+      </w:r>
+      <w:proofErr w:type="gramStart"/>
+      <w:r>
+        <w:rPr>
+          <w:rFonts w:hint="eastAsia"/>
+        </w:rPr>
+        <w:t>题干问的</w:t>
+      </w:r>
+      <w:proofErr w:type="gramEnd"/>
+      <w:r>
+        <w:rPr>
+          <w:rFonts w:hint="eastAsia"/>
+        </w:rPr>
+        <w:t>是</w:t>
       </w:r>
       <w:r>
         <w:rPr>
@@ -3781,7 +4377,21 @@
         <w:rPr>
           <w:rFonts w:hint="eastAsia"/>
         </w:rPr>
-        <w:t>非社会环境下，“我有一个问题“，这里的问题就是疑问的意思了</w:t>
+        <w:t>非社会环境下，</w:t>
+      </w:r>
+      <w:proofErr w:type="gramStart"/>
+      <w:r>
+        <w:rPr>
+          <w:rFonts w:hint="eastAsia"/>
+        </w:rPr>
+        <w:t>“</w:t>
+      </w:r>
+      <w:proofErr w:type="gramEnd"/>
+      <w:r>
+        <w:rPr>
+          <w:rFonts w:hint="eastAsia"/>
+        </w:rPr>
+        <w:t>我有一个问题“，这里的问题就是疑问的意思了</w:t>
       </w:r>
     </w:p>
     <w:p/>
@@ -3817,9 +4427,17 @@
         <w:rPr>
           <w:rFonts w:hint="eastAsia"/>
         </w:rPr>
-        <w:t>光看着这一句，其是叙事主体，所以不是背景，如果后面再加上“</w:t>
+        <w:t>光看着这一句，其是叙事主体，所以不是背景，如果后面再加上</w:t>
+      </w:r>
+      <w:proofErr w:type="gramStart"/>
+      <w:r>
+        <w:rPr>
+          <w:rFonts w:hint="eastAsia"/>
+        </w:rPr>
+        <w:t>“</w:t>
       </w:r>
       <w:bookmarkStart w:id="4" w:name="_Hlk221136637"/>
+      <w:proofErr w:type="gramEnd"/>
       <w:r>
         <w:rPr>
           <w:rFonts w:hint="eastAsia"/>
@@ -3854,7 +4472,35 @@
         <w:rPr>
           <w:rFonts w:hint="eastAsia"/>
         </w:rPr>
-        <w:t>此时“年轻人不生孩子已经成为常态“是否是总起句</w:t>
+        <w:t>此时</w:t>
+      </w:r>
+      <w:proofErr w:type="gramStart"/>
+      <w:r>
+        <w:rPr>
+          <w:rFonts w:hint="eastAsia"/>
+        </w:rPr>
+        <w:t>“</w:t>
+      </w:r>
+      <w:proofErr w:type="gramEnd"/>
+      <w:r>
+        <w:rPr>
+          <w:rFonts w:hint="eastAsia"/>
+        </w:rPr>
+        <w:t>年轻人不生孩子已经成为常态</w:t>
+      </w:r>
+      <w:proofErr w:type="gramStart"/>
+      <w:r>
+        <w:rPr>
+          <w:rFonts w:hint="eastAsia"/>
+        </w:rPr>
+        <w:t>“</w:t>
+      </w:r>
+      <w:proofErr w:type="gramEnd"/>
+      <w:r>
+        <w:rPr>
+          <w:rFonts w:hint="eastAsia"/>
+        </w:rPr>
+        <w:t>是否是总起句</w:t>
       </w:r>
       <w:r>
         <w:rPr>
@@ -3878,13 +4524,24 @@
         <w:t xml:space="preserve"> </w:t>
       </w:r>
       <w:r>
-        <w:t xml:space="preserve">  总起句和后文必须是 “直接统领的相邻逻辑”，后文</w:t>
-      </w:r>
-      <w:r>
-        <w:rPr>
-          <w:rFonts w:hint="eastAsia"/>
-        </w:rPr>
-        <w:t>所有内容</w:t>
+        <w:t xml:space="preserve">  总起句和后文必须是 “直接统领的相邻逻辑”，后</w:t>
+      </w:r>
+      <w:proofErr w:type="gramStart"/>
+      <w:r>
+        <w:t>文</w:t>
+      </w:r>
+      <w:r>
+        <w:rPr>
+          <w:rFonts w:hint="eastAsia"/>
+        </w:rPr>
+        <w:t>所有</w:t>
+      </w:r>
+      <w:proofErr w:type="gramEnd"/>
+      <w:r>
+        <w:rPr>
+          <w:rFonts w:hint="eastAsia"/>
+        </w:rPr>
+        <w:t>内容</w:t>
       </w:r>
       <w:r>
         <w:t>无需任何中间环节，就能从首句直接落地；而需要借助中间内容 “搭桥” 才能间接推出的，首句就不是总起句，只是背景 / 原因。</w:t>
@@ -3918,7 +4575,21 @@
         <w:rPr>
           <w:rFonts w:hint="eastAsia"/>
         </w:rPr>
-        <w:t>后面的速度比例趋势 都是具体阐述小学要关门，被小学要关门包进去了， 所以最终结论就是首句和后面的句子再逻辑链的相邻位置</w:t>
+        <w:t>后面的速度比例趋势 都是具体阐述小学要关门，</w:t>
+      </w:r>
+      <w:proofErr w:type="gramStart"/>
+      <w:r>
+        <w:rPr>
+          <w:rFonts w:hint="eastAsia"/>
+        </w:rPr>
+        <w:t>被小学</w:t>
+      </w:r>
+      <w:proofErr w:type="gramEnd"/>
+      <w:r>
+        <w:rPr>
+          <w:rFonts w:hint="eastAsia"/>
+        </w:rPr>
+        <w:t>要关门包进去了， 所以最终结论就是首句和后面的句子再逻辑链的相邻位置</w:t>
       </w:r>
     </w:p>
     <w:p/>
@@ -4146,9 +4817,6 @@
       <w:pPr>
         <w:pStyle w:val="a7"/>
         <w:ind w:left="360" w:firstLineChars="0" w:firstLine="0"/>
-        <w:rPr>
-          <w:rFonts w:hint="eastAsia"/>
-        </w:rPr>
       </w:pPr>
       <w:r>
         <w:rPr>
@@ -4223,14 +4891,38 @@
       </w:r>
     </w:p>
     <w:p>
-      <w:r>
-        <w:rPr>
-          <w:rFonts w:hint="eastAsia"/>
-        </w:rPr>
-        <w:t>元指的是层级更高一级？</w:t>
-      </w:r>
-      <w:r>
-        <w:t xml:space="preserve">  元数据和数据不在同一层，元数据更高一个层级，记录的是数据的结构信息      源数据和数据在同一层， 在同一层中，数据通过对源数据进行加工而成</w:t>
+      <w:proofErr w:type="gramStart"/>
+      <w:r>
+        <w:rPr>
+          <w:rFonts w:hint="eastAsia"/>
+        </w:rPr>
+        <w:t>元指的</w:t>
+      </w:r>
+      <w:proofErr w:type="gramEnd"/>
+      <w:r>
+        <w:rPr>
+          <w:rFonts w:hint="eastAsia"/>
+        </w:rPr>
+        <w:t>是层级更高一级？</w:t>
+      </w:r>
+      <w:r>
+        <w:t xml:space="preserve">  元数据和数据不在同一层，元数据更高一个层级，记录的是数据的结构信息      </w:t>
+      </w:r>
+      <w:proofErr w:type="gramStart"/>
+      <w:r>
+        <w:t>源数据</w:t>
+      </w:r>
+      <w:proofErr w:type="gramEnd"/>
+      <w:r>
+        <w:t>和数据在同一层， 在同一层中，数据通过对</w:t>
+      </w:r>
+      <w:proofErr w:type="gramStart"/>
+      <w:r>
+        <w:t>源数据</w:t>
+      </w:r>
+      <w:proofErr w:type="gramEnd"/>
+      <w:r>
+        <w:t>进行加工而成</w:t>
       </w:r>
     </w:p>
     <w:p/>
@@ -4253,7 +4945,21 @@
         <w:rPr>
           <w:rFonts w:hint="eastAsia"/>
         </w:rPr>
-        <w:t>。是不是类似于语句填空中的“空在末尾“，要包含</w:t>
+        <w:t>。是不是类似于语句填空中的</w:t>
+      </w:r>
+      <w:proofErr w:type="gramStart"/>
+      <w:r>
+        <w:rPr>
+          <w:rFonts w:hint="eastAsia"/>
+        </w:rPr>
+        <w:t>“</w:t>
+      </w:r>
+      <w:proofErr w:type="gramEnd"/>
+      <w:r>
+        <w:rPr>
+          <w:rFonts w:hint="eastAsia"/>
+        </w:rPr>
+        <w:t>空在末尾“，要包含</w:t>
       </w:r>
       <w:r>
         <w:rPr>
@@ -4295,8 +5001,9 @@
           <w:sz w:val="16"/>
           <w:szCs w:val="20"/>
         </w:rPr>
-        <w:t>回扣总结从意思上来说就是呼应分论点，将分论点进行近义化</w:t>
-      </w:r>
+        <w:t>回扣总结从意思上来说就是</w:t>
+      </w:r>
+      <w:proofErr w:type="gramStart"/>
       <w:r>
         <w:rPr>
           <w:rFonts w:hint="eastAsia"/>
@@ -4304,8 +5011,9 @@
           <w:sz w:val="16"/>
           <w:szCs w:val="20"/>
         </w:rPr>
-        <w:t>（改写分论点）</w:t>
-      </w:r>
+        <w:t>呼应分</w:t>
+      </w:r>
+      <w:proofErr w:type="gramEnd"/>
       <w:r>
         <w:rPr>
           <w:rFonts w:hint="eastAsia"/>
@@ -4313,16 +5021,18 @@
           <w:sz w:val="16"/>
           <w:szCs w:val="20"/>
         </w:rPr>
-        <w:t xml:space="preserve">， </w:t>
-      </w:r>
-      <w:r>
-        <w:rPr>
+        <w:t>论点，将分论点进行近义化</w:t>
+      </w:r>
+      <w:r>
+        <w:rPr>
+          <w:rFonts w:hint="eastAsia"/>
           <w:color w:val="FF0000"/>
           <w:sz w:val="16"/>
           <w:szCs w:val="20"/>
         </w:rPr>
-        <w:t xml:space="preserve"> </w:t>
-      </w:r>
+        <w:t>（</w:t>
+      </w:r>
+      <w:proofErr w:type="gramStart"/>
       <w:r>
         <w:rPr>
           <w:rFonts w:hint="eastAsia"/>
@@ -4330,9 +5040,9 @@
           <w:sz w:val="16"/>
           <w:szCs w:val="20"/>
         </w:rPr>
-        <w:t>从要素维度上来说一般是对策+影响</w:t>
-      </w:r>
-      <w:bookmarkStart w:id="5" w:name="_Hlk221218683"/>
+        <w:t>改写分</w:t>
+      </w:r>
+      <w:proofErr w:type="gramEnd"/>
       <w:r>
         <w:rPr>
           <w:rFonts w:hint="eastAsia"/>
@@ -4340,51 +5050,87 @@
           <w:sz w:val="16"/>
           <w:szCs w:val="20"/>
         </w:rPr>
-        <w:t>（不一定，我记得空在末尾有过总结性的下结论的话语，并非对策＋影响）</w:t>
-      </w:r>
-      <w:bookmarkEnd w:id="5"/>
-    </w:p>
-    <w:p>
-      <w:pPr>
-        <w:rPr>
+        <w:t>论点）</w:t>
+      </w:r>
+      <w:r>
+        <w:rPr>
+          <w:rFonts w:hint="eastAsia"/>
           <w:color w:val="FF0000"/>
           <w:sz w:val="16"/>
           <w:szCs w:val="20"/>
         </w:rPr>
-      </w:pPr>
-    </w:p>
-    <w:p>
-      <w:pPr>
+        <w:t xml:space="preserve">， </w:t>
+      </w:r>
+      <w:r>
         <w:rPr>
           <w:color w:val="FF0000"/>
           <w:sz w:val="16"/>
           <w:szCs w:val="20"/>
         </w:rPr>
-      </w:pPr>
-    </w:p>
-    <w:p>
-      <w:r>
-        <w:rPr>
-          <w:rFonts w:hint="eastAsia"/>
-        </w:rPr>
-        <w:t>推测与推断</w:t>
-      </w:r>
-    </w:p>
-    <w:p>
-      <w:r>
-        <w:rPr>
-          <w:rFonts w:hint="eastAsia"/>
-        </w:rPr>
-        <w:t>推测是推测的过程，推断是推测并得出推测结果的过程</w:t>
-      </w:r>
-    </w:p>
-    <w:p>
-      <w:pPr>
-        <w:rPr>
+        <w:t xml:space="preserve"> </w:t>
+      </w:r>
+      <w:r>
+        <w:rPr>
+          <w:rFonts w:hint="eastAsia"/>
           <w:color w:val="FF0000"/>
           <w:sz w:val="16"/>
           <w:szCs w:val="20"/>
         </w:rPr>
+        <w:t>从要素维度上来说一般是对策+影响</w:t>
+      </w:r>
+      <w:bookmarkStart w:id="5" w:name="_Hlk221218683"/>
+      <w:r>
+        <w:rPr>
+          <w:rFonts w:hint="eastAsia"/>
+          <w:color w:val="FF0000"/>
+          <w:sz w:val="16"/>
+          <w:szCs w:val="20"/>
+        </w:rPr>
+        <w:t>（不一定，我记得空在末尾有过总结性的下结论的话语，并非对策＋影响）</w:t>
+      </w:r>
+      <w:bookmarkEnd w:id="5"/>
+    </w:p>
+    <w:p>
+      <w:pPr>
+        <w:rPr>
+          <w:color w:val="FF0000"/>
+          <w:sz w:val="16"/>
+          <w:szCs w:val="20"/>
+        </w:rPr>
+      </w:pPr>
+    </w:p>
+    <w:p>
+      <w:pPr>
+        <w:rPr>
+          <w:color w:val="FF0000"/>
+          <w:sz w:val="16"/>
+          <w:szCs w:val="20"/>
+        </w:rPr>
+      </w:pPr>
+    </w:p>
+    <w:p>
+      <w:r>
+        <w:rPr>
+          <w:rFonts w:hint="eastAsia"/>
+        </w:rPr>
+        <w:t>推测与推断</w:t>
+      </w:r>
+    </w:p>
+    <w:p>
+      <w:r>
+        <w:rPr>
+          <w:rFonts w:hint="eastAsia"/>
+        </w:rPr>
+        <w:t>推测是推测的过程，推断是推测并得出推测结果的过程</w:t>
+      </w:r>
+    </w:p>
+    <w:p>
+      <w:pPr>
+        <w:rPr>
+          <w:color w:val="FF0000"/>
+          <w:sz w:val="16"/>
+          <w:szCs w:val="20"/>
+        </w:rPr>
       </w:pPr>
     </w:p>
     <w:p>
@@ -4507,7 +5253,21 @@
         <w:rPr>
           <w:rFonts w:hint="eastAsia"/>
         </w:rPr>
-        <w:t>一个标点句往往包含多个表意句</w:t>
+        <w:t>一个标点</w:t>
+      </w:r>
+      <w:proofErr w:type="gramStart"/>
+      <w:r>
+        <w:rPr>
+          <w:rFonts w:hint="eastAsia"/>
+        </w:rPr>
+        <w:t>句往往</w:t>
+      </w:r>
+      <w:proofErr w:type="gramEnd"/>
+      <w:r>
+        <w:rPr>
+          <w:rFonts w:hint="eastAsia"/>
+        </w:rPr>
+        <w:t>包含多个表意句</w:t>
       </w:r>
     </w:p>
     <w:p>
@@ -4596,6 +5356,7 @@
           <w:sz w:val="24"/>
           <w:szCs w:val="24"/>
         </w:rPr>
+        <w:lastRenderedPageBreak/>
         <w:t>合并列：同一逻辑层面的并列细碎表述（无独立表意），合并为一个表意句；</w:t>
       </w:r>
     </w:p>
@@ -4838,7 +5599,21 @@
         <w:rPr>
           <w:rFonts w:hint="eastAsia"/>
         </w:rPr>
-        <w:t>刮风了这三个字分别是主谓宾定状补的那个，分别是实词虚词中的哪个</w:t>
+        <w:t>刮风了这三个字分别是</w:t>
+      </w:r>
+      <w:proofErr w:type="gramStart"/>
+      <w:r>
+        <w:rPr>
+          <w:rFonts w:hint="eastAsia"/>
+        </w:rPr>
+        <w:t>主谓宾定状补</w:t>
+      </w:r>
+      <w:proofErr w:type="gramEnd"/>
+      <w:r>
+        <w:rPr>
+          <w:rFonts w:hint="eastAsia"/>
+        </w:rPr>
+        <w:t>的那个，分别是实词虚词中的哪个</w:t>
       </w:r>
     </w:p>
     <w:p>
@@ -5254,7 +6029,6 @@
     </w:p>
     <w:p>
       <w:r>
-        <w:lastRenderedPageBreak/>
         <w:tab/>
       </w:r>
       <w:r>
@@ -5303,7 +6077,21 @@
         <w:rPr>
           <w:rFonts w:hint="eastAsia"/>
         </w:rPr>
-        <w:t>主谓宾是主干部分，定状补是修饰补充部分，依附于主谓宾这几个主干而存在。</w:t>
+        <w:t>主谓宾是主干部分，定状补是修饰补充部分，依附于</w:t>
+      </w:r>
+      <w:proofErr w:type="gramStart"/>
+      <w:r>
+        <w:rPr>
+          <w:rFonts w:hint="eastAsia"/>
+        </w:rPr>
+        <w:t>主谓宾这几个</w:t>
+      </w:r>
+      <w:proofErr w:type="gramEnd"/>
+      <w:r>
+        <w:rPr>
+          <w:rFonts w:hint="eastAsia"/>
+        </w:rPr>
+        <w:t>主干而存在。</w:t>
       </w:r>
     </w:p>
     <w:p>
@@ -5408,7 +6196,15 @@
         </w:rPr>
       </w:pPr>
       <w:r>
-        <w:t>张玉滚教过 500 多名孩子</w:t>
+        <w:t>张</w:t>
+      </w:r>
+      <w:proofErr w:type="gramStart"/>
+      <w:r>
+        <w:t>玉滚教</w:t>
+      </w:r>
+      <w:proofErr w:type="gramEnd"/>
+      <w:r>
+        <w:t>过 500 多名孩子</w:t>
       </w:r>
       <w:r>
         <w:rPr>
@@ -5760,6 +6556,7 @@
     </w:p>
     <w:p>
       <w:r>
+        <w:lastRenderedPageBreak/>
         <w:tab/>
       </w:r>
       <w:r>
@@ -6411,7 +7208,21 @@
         <w:rPr>
           <w:rFonts w:hint="eastAsia"/>
         </w:rPr>
-        <w:t>此时的“三十年“是补语，但不</w:t>
+        <w:t>此时的</w:t>
+      </w:r>
+      <w:proofErr w:type="gramStart"/>
+      <w:r>
+        <w:rPr>
+          <w:rFonts w:hint="eastAsia"/>
+        </w:rPr>
+        <w:t>“</w:t>
+      </w:r>
+      <w:proofErr w:type="gramEnd"/>
+      <w:r>
+        <w:rPr>
+          <w:rFonts w:hint="eastAsia"/>
+        </w:rPr>
+        <w:t>三十年“是补语，但不</w:t>
       </w:r>
       <w:r>
         <w:rPr>
@@ -6612,13 +7423,23 @@
       <w:r>
         <w:t>可作定语、谓语、状语，</w:t>
       </w:r>
+      <w:proofErr w:type="gramStart"/>
       <w:r>
         <w:rPr>
           <w:rStyle w:val="a8"/>
           <w:rFonts w:ascii="Arial" w:hAnsi="Arial" w:cs="Arial"/>
           <w:color w:val="1F2329"/>
         </w:rPr>
-        <w:t>不能带宾语</w:t>
+        <w:t>不</w:t>
+      </w:r>
+      <w:proofErr w:type="gramEnd"/>
+      <w:r>
+        <w:rPr>
+          <w:rStyle w:val="a8"/>
+          <w:rFonts w:ascii="Arial" w:hAnsi="Arial" w:cs="Arial"/>
+          <w:color w:val="1F2329"/>
+        </w:rPr>
+        <w:t>能带宾语</w:t>
       </w:r>
     </w:p>
     <w:p>
@@ -6700,8 +7521,13 @@
         <w:pStyle w:val="a7"/>
         <w:ind w:left="780" w:firstLineChars="0" w:firstLine="0"/>
       </w:pPr>
-      <w:r>
-        <w:t>个、只、本、次、趟</w:t>
+      <w:proofErr w:type="gramStart"/>
+      <w:r>
+        <w:t>个</w:t>
+      </w:r>
+      <w:proofErr w:type="gramEnd"/>
+      <w:r>
+        <w:t>、只、本、次、趟</w:t>
       </w:r>
     </w:p>
     <w:p>
@@ -6759,7 +7585,15 @@
         <w:ind w:left="780" w:firstLineChars="0" w:firstLine="0"/>
       </w:pPr>
       <w:r>
-        <w:t>可作主语、宾语、定语</w:t>
+        <w:t>可</w:t>
+      </w:r>
+      <w:proofErr w:type="gramStart"/>
+      <w:r>
+        <w:t>作主</w:t>
+      </w:r>
+      <w:proofErr w:type="gramEnd"/>
+      <w:r>
+        <w:t>语、宾语、定语</w:t>
       </w:r>
     </w:p>
     <w:p/>
@@ -6786,7 +7620,21 @@
         <w:rPr>
           <w:rFonts w:hint="eastAsia"/>
         </w:rPr>
-        <w:t xml:space="preserve">，表语法功能 </w:t>
+        <w:t>，表语</w:t>
+      </w:r>
+      <w:proofErr w:type="gramStart"/>
+      <w:r>
+        <w:rPr>
+          <w:rFonts w:hint="eastAsia"/>
+        </w:rPr>
+        <w:t>法功能</w:t>
+      </w:r>
+      <w:proofErr w:type="gramEnd"/>
+      <w:r>
+        <w:rPr>
+          <w:rFonts w:hint="eastAsia"/>
+        </w:rPr>
+        <w:t xml:space="preserve"> </w:t>
       </w:r>
       <w:r>
         <w:t xml:space="preserve"> </w:t>
@@ -6916,7 +7764,6 @@
         <w:ind w:left="780" w:firstLineChars="0" w:firstLine="0"/>
       </w:pPr>
       <w:r>
-        <w:lastRenderedPageBreak/>
         <w:t>语法功能：与名词构成 “介词短语”，作状语、定语</w:t>
       </w:r>
     </w:p>
@@ -7015,7 +7862,15 @@
         <w:ind w:left="780" w:firstLineChars="0" w:firstLine="0"/>
       </w:pPr>
       <w:r>
-        <w:t>结构助词（的、地、得）、动态助词（着、了、过）</w:t>
+        <w:t>结构助词（的、地、得）、动态助词</w:t>
+      </w:r>
+      <w:proofErr w:type="gramStart"/>
+      <w:r>
+        <w:t>（着</w:t>
+      </w:r>
+      <w:proofErr w:type="gramEnd"/>
+      <w:r>
+        <w:t>、了、过）</w:t>
       </w:r>
     </w:p>
     <w:p>
@@ -7176,18 +8031,48 @@
         <w:rPr>
           <w:rFonts w:hint="eastAsia"/>
         </w:rPr>
-        <w:t>袁东偏基础，小马哥偏高级，利于基础较好的人反模板化答题</w:t>
-      </w:r>
-    </w:p>
-    <w:p>
-      <w:r>
-        <w:t>袁东太基础</w:t>
-      </w:r>
-      <w:r>
-        <w:rPr>
-          <w:rFonts w:hint="eastAsia"/>
-        </w:rPr>
-        <w:t>太模板了</w:t>
+        <w:t>袁东偏基础，</w:t>
+      </w:r>
+      <w:proofErr w:type="gramStart"/>
+      <w:r>
+        <w:rPr>
+          <w:rFonts w:hint="eastAsia"/>
+        </w:rPr>
+        <w:t>小马哥偏高级</w:t>
+      </w:r>
+      <w:proofErr w:type="gramEnd"/>
+      <w:r>
+        <w:rPr>
+          <w:rFonts w:hint="eastAsia"/>
+        </w:rPr>
+        <w:t>，利于基础较好的人反模板化答题</w:t>
+      </w:r>
+    </w:p>
+    <w:p>
+      <w:r>
+        <w:t>袁东</w:t>
+      </w:r>
+      <w:proofErr w:type="gramStart"/>
+      <w:r>
+        <w:t>太</w:t>
+      </w:r>
+      <w:proofErr w:type="gramEnd"/>
+      <w:r>
+        <w:t>基础</w:t>
+      </w:r>
+      <w:proofErr w:type="gramStart"/>
+      <w:r>
+        <w:rPr>
+          <w:rFonts w:hint="eastAsia"/>
+        </w:rPr>
+        <w:t>太</w:t>
+      </w:r>
+      <w:proofErr w:type="gramEnd"/>
+      <w:r>
+        <w:rPr>
+          <w:rFonts w:hint="eastAsia"/>
+        </w:rPr>
+        <w:t>模板了</w:t>
       </w:r>
       <w:r>
         <w:t>，</w:t>
@@ -7221,7 +8106,21 @@
         <w:rPr>
           <w:rFonts w:hint="eastAsia"/>
         </w:rPr>
-        <w:t>小马哥一般认为这些都是废话，但对我这个没基础的人来说，学学底层的逻辑感觉还是有必要的</w:t>
+        <w:t>小马</w:t>
+      </w:r>
+      <w:proofErr w:type="gramStart"/>
+      <w:r>
+        <w:rPr>
+          <w:rFonts w:hint="eastAsia"/>
+        </w:rPr>
+        <w:t>哥一般</w:t>
+      </w:r>
+      <w:proofErr w:type="gramEnd"/>
+      <w:r>
+        <w:rPr>
+          <w:rFonts w:hint="eastAsia"/>
+        </w:rPr>
+        <w:t>认为这些都是废话，但对我这个没基础的人来说，学学底层的逻辑感觉还是有必要的</w:t>
       </w:r>
     </w:p>
     <w:p/>
@@ -7273,7 +8172,21 @@
         <w:rPr>
           <w:rFonts w:hint="eastAsia"/>
         </w:rPr>
-        <w:t>对应的是小马哥配不配的思路，聊天这两个字不配出现在答案</w:t>
+        <w:t>对应的是</w:t>
+      </w:r>
+      <w:proofErr w:type="gramStart"/>
+      <w:r>
+        <w:rPr>
+          <w:rFonts w:hint="eastAsia"/>
+        </w:rPr>
+        <w:t>小马哥配不配</w:t>
+      </w:r>
+      <w:proofErr w:type="gramEnd"/>
+      <w:r>
+        <w:rPr>
+          <w:rFonts w:hint="eastAsia"/>
+        </w:rPr>
+        <w:t>的思路，聊天这两个字不配出现在答案</w:t>
       </w:r>
       <w:r>
         <w:rPr>

--- a/考公/申论/申论_底层思维_袁东.docx
+++ b/考公/申论/申论_底层思维_袁东.docx
@@ -584,7 +584,6 @@
     <w:p>
       <w:pPr>
         <w:rPr>
-          <w:rFonts w:hint="eastAsia"/>
           <w:sz w:val="22"/>
           <w:szCs w:val="24"/>
         </w:rPr>
@@ -1651,11 +1650,6 @@
       </w:r>
     </w:p>
     <w:p>
-      <w:pPr>
-        <w:rPr>
-          <w:rFonts w:hint="eastAsia"/>
-        </w:rPr>
-      </w:pPr>
       <w:r>
         <w:rPr>
           <w:rFonts w:hint="eastAsia"/>
@@ -1693,11 +1687,6 @@
       </w:r>
     </w:p>
     <w:p>
-      <w:pPr>
-        <w:rPr>
-          <w:rFonts w:hint="eastAsia"/>
-        </w:rPr>
-      </w:pPr>
       <w:r>
         <w:rPr>
           <w:rFonts w:hint="eastAsia"/>
@@ -5124,9 +5113,625 @@
         <w:t>推测是推测的过程，推断是推测并得出推测结果的过程</w:t>
       </w:r>
     </w:p>
-    <w:p>
-      <w:pPr>
-        <w:rPr>
+    <w:p/>
+    <w:p>
+      <w:pPr>
+        <w:ind w:firstLine="420"/>
+        <w:rPr>
+          <w:rFonts w:ascii="Arial" w:hAnsi="Arial" w:cs="Arial"/>
+        </w:rPr>
+      </w:pPr>
+    </w:p>
+    <w:p>
+      <w:pPr>
+        <w:outlineLvl w:val="1"/>
+        <w:rPr>
+          <w:b/>
+          <w:bCs/>
+        </w:rPr>
+      </w:pPr>
+      <w:r>
+        <w:rPr>
+          <w:rFonts w:hint="eastAsia"/>
+          <w:b/>
+          <w:bCs/>
+        </w:rPr>
+        <w:t>正确  准确</w:t>
+      </w:r>
+      <w:r>
+        <w:rPr>
+          <w:rFonts w:hint="eastAsia"/>
+          <w:b/>
+          <w:bCs/>
+        </w:rPr>
+        <w:t xml:space="preserve"> 明确</w:t>
+      </w:r>
+    </w:p>
+    <w:p>
+      <w:pPr>
+        <w:ind w:firstLine="420"/>
+        <w:rPr>
+          <w:rFonts w:ascii="Arial" w:hAnsi="Arial" w:cs="Arial"/>
+        </w:rPr>
+      </w:pPr>
+      <w:r>
+        <w:rPr>
+          <w:rFonts w:ascii="Arial" w:hAnsi="Arial" w:cs="Arial" w:hint="eastAsia"/>
+        </w:rPr>
+        <w:t>正确就是分对错</w:t>
+      </w:r>
+    </w:p>
+    <w:p>
+      <w:pPr>
+        <w:ind w:firstLine="420"/>
+        <w:rPr>
+          <w:rFonts w:ascii="Arial" w:hAnsi="Arial" w:cs="Arial"/>
+        </w:rPr>
+      </w:pPr>
+      <w:r>
+        <w:rPr>
+          <w:rFonts w:ascii="Arial" w:hAnsi="Arial" w:cs="Arial" w:hint="eastAsia"/>
+        </w:rPr>
+        <w:t>准确更细致，要求在正确的基础上要对的更标准更吻合</w:t>
+      </w:r>
+    </w:p>
+    <w:p>
+      <w:pPr>
+        <w:ind w:firstLine="420"/>
+        <w:rPr>
+          <w:rFonts w:ascii="Arial" w:hAnsi="Arial" w:cs="Arial" w:hint="eastAsia"/>
+        </w:rPr>
+      </w:pPr>
+      <w:proofErr w:type="gramStart"/>
+      <w:r>
+        <w:rPr>
+          <w:rFonts w:ascii="Arial" w:hAnsi="Arial" w:cs="Arial" w:hint="eastAsia"/>
+        </w:rPr>
+        <w:t>明确指</w:t>
+      </w:r>
+      <w:proofErr w:type="gramEnd"/>
+      <w:r>
+        <w:rPr>
+          <w:rFonts w:ascii="Arial" w:hAnsi="Arial" w:cs="Arial" w:hint="eastAsia"/>
+        </w:rPr>
+        <w:t>的是“说清楚，不模糊”</w:t>
+      </w:r>
+    </w:p>
+    <w:p>
+      <w:pPr>
+        <w:ind w:firstLine="420"/>
+        <w:rPr>
+          <w:rFonts w:ascii="Arial" w:hAnsi="Arial" w:cs="Arial"/>
+        </w:rPr>
+      </w:pPr>
+      <w:r>
+        <w:rPr>
+          <w:rFonts w:ascii="Arial" w:hAnsi="Arial" w:cs="Arial" w:hint="eastAsia"/>
+        </w:rPr>
+        <w:t>如</w:t>
+      </w:r>
+      <w:proofErr w:type="gramStart"/>
+      <w:r>
+        <w:rPr>
+          <w:rFonts w:ascii="Arial" w:hAnsi="Arial" w:cs="Arial" w:hint="eastAsia"/>
+        </w:rPr>
+        <w:t>申论要求</w:t>
+      </w:r>
+      <w:proofErr w:type="gramEnd"/>
+      <w:r>
+        <w:rPr>
+          <w:rFonts w:ascii="Arial" w:hAnsi="Arial" w:cs="Arial" w:hint="eastAsia"/>
+        </w:rPr>
+        <w:t>的完整准确，则是要我们用词要尽可能符合以下几点</w:t>
+      </w:r>
+    </w:p>
+    <w:p>
+      <w:pPr>
+        <w:ind w:firstLine="420"/>
+        <w:rPr>
+          <w:rFonts w:ascii="Arial" w:hAnsi="Arial" w:cs="Arial"/>
+        </w:rPr>
+      </w:pPr>
+      <w:r>
+        <w:rPr>
+          <w:rFonts w:ascii="Arial" w:hAnsi="Arial" w:cs="Arial"/>
+        </w:rPr>
+        <w:tab/>
+      </w:r>
+      <w:r>
+        <w:rPr>
+          <w:rFonts w:ascii="Arial" w:hAnsi="Arial" w:cs="Arial"/>
+          <w:b/>
+          <w:bCs/>
+        </w:rPr>
+        <w:t>贴合原文</w:t>
+      </w:r>
+      <w:r>
+        <w:rPr>
+          <w:rFonts w:ascii="Arial" w:hAnsi="Arial" w:cs="Arial"/>
+          <w:b/>
+          <w:bCs/>
+        </w:rPr>
+        <w:t xml:space="preserve"> / </w:t>
+      </w:r>
+      <w:r>
+        <w:rPr>
+          <w:rFonts w:ascii="Arial" w:hAnsi="Arial" w:cs="Arial"/>
+          <w:b/>
+          <w:bCs/>
+        </w:rPr>
+        <w:t>原意</w:t>
+      </w:r>
+      <w:r>
+        <w:rPr>
+          <w:rFonts w:ascii="Arial" w:hAnsi="Arial" w:cs="Arial"/>
+        </w:rPr>
+        <w:t>（不夸大、不缩小、不引申、不过度解读）</w:t>
+      </w:r>
+      <w:r>
+        <w:rPr>
+          <w:rFonts w:ascii="Arial" w:hAnsi="Arial" w:cs="Arial"/>
+        </w:rPr>
+        <w:t xml:space="preserve"> </w:t>
+      </w:r>
+    </w:p>
+    <w:p>
+      <w:pPr>
+        <w:ind w:left="420" w:firstLine="420"/>
+        <w:rPr>
+          <w:rFonts w:ascii="Arial" w:hAnsi="Arial" w:cs="Arial"/>
+        </w:rPr>
+      </w:pPr>
+      <w:r>
+        <w:rPr>
+          <w:rFonts w:ascii="Arial" w:hAnsi="Arial" w:cs="Arial"/>
+          <w:b/>
+          <w:bCs/>
+        </w:rPr>
+        <w:t>用词规范</w:t>
+      </w:r>
+      <w:r>
+        <w:rPr>
+          <w:rFonts w:ascii="Arial" w:hAnsi="Arial" w:cs="Arial"/>
+        </w:rPr>
+        <w:t>（书面、正式、语体匹配）</w:t>
+      </w:r>
+      <w:r>
+        <w:rPr>
+          <w:rFonts w:ascii="Arial" w:hAnsi="Arial" w:cs="Arial"/>
+        </w:rPr>
+        <w:t xml:space="preserve"> </w:t>
+      </w:r>
+    </w:p>
+    <w:p>
+      <w:pPr>
+        <w:ind w:left="420" w:firstLine="420"/>
+        <w:rPr>
+          <w:rFonts w:ascii="Arial" w:hAnsi="Arial" w:cs="Arial"/>
+        </w:rPr>
+      </w:pPr>
+      <w:r>
+        <w:rPr>
+          <w:rFonts w:ascii="Arial" w:hAnsi="Arial" w:cs="Arial"/>
+          <w:b/>
+          <w:bCs/>
+        </w:rPr>
+        <w:t>语义轻重恰当</w:t>
+      </w:r>
+      <w:r>
+        <w:rPr>
+          <w:rFonts w:ascii="Arial" w:hAnsi="Arial" w:cs="Arial"/>
+        </w:rPr>
+        <w:t xml:space="preserve"> </w:t>
+      </w:r>
+    </w:p>
+    <w:p>
+      <w:pPr>
+        <w:ind w:left="420" w:firstLine="420"/>
+        <w:rPr>
+          <w:rFonts w:ascii="Arial" w:hAnsi="Arial" w:cs="Arial"/>
+        </w:rPr>
+      </w:pPr>
+      <w:r>
+        <w:rPr>
+          <w:rFonts w:ascii="Arial" w:hAnsi="Arial" w:cs="Arial"/>
+          <w:b/>
+          <w:bCs/>
+        </w:rPr>
+        <w:t>感情色彩匹配</w:t>
+      </w:r>
+      <w:r>
+        <w:rPr>
+          <w:rFonts w:ascii="Arial" w:hAnsi="Arial" w:cs="Arial"/>
+        </w:rPr>
+        <w:t>（褒</w:t>
+      </w:r>
+      <w:r>
+        <w:rPr>
+          <w:rFonts w:ascii="Arial" w:hAnsi="Arial" w:cs="Arial"/>
+        </w:rPr>
+        <w:t xml:space="preserve"> / </w:t>
+      </w:r>
+      <w:r>
+        <w:rPr>
+          <w:rFonts w:ascii="Arial" w:hAnsi="Arial" w:cs="Arial"/>
+        </w:rPr>
+        <w:t>中</w:t>
+      </w:r>
+      <w:r>
+        <w:rPr>
+          <w:rFonts w:ascii="Arial" w:hAnsi="Arial" w:cs="Arial"/>
+        </w:rPr>
+        <w:t xml:space="preserve"> / </w:t>
+      </w:r>
+      <w:r>
+        <w:rPr>
+          <w:rFonts w:ascii="Arial" w:hAnsi="Arial" w:cs="Arial"/>
+        </w:rPr>
+        <w:t>贬）</w:t>
+      </w:r>
+      <w:r>
+        <w:rPr>
+          <w:rFonts w:ascii="Arial" w:hAnsi="Arial" w:cs="Arial"/>
+        </w:rPr>
+        <w:t xml:space="preserve"> </w:t>
+      </w:r>
+    </w:p>
+    <w:p>
+      <w:pPr>
+        <w:ind w:firstLine="420"/>
+        <w:rPr>
+          <w:rFonts w:ascii="Arial" w:hAnsi="Arial" w:cs="Arial"/>
+        </w:rPr>
+      </w:pPr>
+      <w:r>
+        <w:rPr>
+          <w:rFonts w:ascii="Arial" w:hAnsi="Arial" w:cs="Arial" w:hint="eastAsia"/>
+        </w:rPr>
+        <w:lastRenderedPageBreak/>
+        <w:t>（要书面用语，语义轻重要合适，情感要符合，用褒义词还是中性词，如该用褒义词时用了中性词，也正确，但不够准确）</w:t>
+      </w:r>
+    </w:p>
+    <w:p>
+      <w:pPr>
+        <w:ind w:firstLine="420"/>
+        <w:rPr>
+          <w:rFonts w:ascii="Arial" w:hAnsi="Arial" w:cs="Arial"/>
+        </w:rPr>
+      </w:pPr>
+      <w:r>
+        <w:rPr>
+          <w:rFonts w:ascii="Arial" w:hAnsi="Arial" w:cs="Arial"/>
+        </w:rPr>
+        <w:t>原文：</w:t>
+      </w:r>
+      <w:r>
+        <w:rPr>
+          <w:rFonts w:ascii="Arial" w:hAnsi="Arial" w:cs="Arial"/>
+          <w:b/>
+          <w:bCs/>
+        </w:rPr>
+        <w:t>群众纷纷点赞、高度认可、十分满意。</w:t>
+      </w:r>
+    </w:p>
+    <w:p>
+      <w:pPr>
+        <w:numPr>
+          <w:ilvl w:val="0"/>
+          <w:numId w:val="10"/>
+        </w:numPr>
+        <w:rPr>
+          <w:rFonts w:ascii="Arial" w:hAnsi="Arial" w:cs="Arial"/>
+        </w:rPr>
+      </w:pPr>
+      <w:r>
+        <w:rPr>
+          <w:rFonts w:ascii="Arial" w:hAnsi="Arial" w:cs="Arial"/>
+        </w:rPr>
+        <w:t>概括成：</w:t>
+      </w:r>
+      <w:r>
+        <w:rPr>
+          <w:rFonts w:ascii="Arial" w:hAnsi="Arial" w:cs="Arial"/>
+          <w:b/>
+          <w:bCs/>
+        </w:rPr>
+        <w:t>群众支持</w:t>
+      </w:r>
+    </w:p>
+    <w:p>
+      <w:pPr>
+        <w:ind w:firstLine="420"/>
+        <w:rPr>
+          <w:rFonts w:ascii="Arial" w:hAnsi="Arial" w:cs="Arial"/>
+        </w:rPr>
+      </w:pPr>
+      <w:r>
+        <w:rPr>
+          <w:rFonts w:ascii="Arial" w:hAnsi="Arial" w:cs="Arial"/>
+        </w:rPr>
+        <w:t xml:space="preserve">→ </w:t>
+      </w:r>
+      <w:r>
+        <w:rPr>
+          <w:rFonts w:ascii="Arial" w:hAnsi="Arial" w:cs="Arial"/>
+        </w:rPr>
+        <w:t>正确，但</w:t>
+      </w:r>
+      <w:r>
+        <w:rPr>
+          <w:rFonts w:ascii="Arial" w:hAnsi="Arial" w:cs="Arial"/>
+          <w:b/>
+          <w:bCs/>
+        </w:rPr>
+        <w:t>不准确</w:t>
+      </w:r>
+      <w:r>
+        <w:rPr>
+          <w:rFonts w:ascii="Arial" w:hAnsi="Arial" w:cs="Arial"/>
+        </w:rPr>
+        <w:t>（太淡、太弱）</w:t>
+      </w:r>
+    </w:p>
+    <w:p>
+      <w:pPr>
+        <w:numPr>
+          <w:ilvl w:val="0"/>
+          <w:numId w:val="10"/>
+        </w:numPr>
+        <w:rPr>
+          <w:rFonts w:ascii="Arial" w:hAnsi="Arial" w:cs="Arial"/>
+        </w:rPr>
+      </w:pPr>
+      <w:r>
+        <w:rPr>
+          <w:rFonts w:ascii="Arial" w:hAnsi="Arial" w:cs="Arial"/>
+        </w:rPr>
+        <w:t>概括成：</w:t>
+      </w:r>
+      <w:r>
+        <w:rPr>
+          <w:rFonts w:ascii="Arial" w:hAnsi="Arial" w:cs="Arial"/>
+          <w:b/>
+          <w:bCs/>
+        </w:rPr>
+        <w:t>群众高度认可、满意度高</w:t>
+      </w:r>
+    </w:p>
+    <w:p>
+      <w:pPr>
+        <w:ind w:firstLine="420"/>
+        <w:rPr>
+          <w:rFonts w:ascii="Arial" w:hAnsi="Arial" w:cs="Arial"/>
+        </w:rPr>
+      </w:pPr>
+      <w:r>
+        <w:rPr>
+          <w:rFonts w:ascii="Arial" w:hAnsi="Arial" w:cs="Arial"/>
+        </w:rPr>
+        <w:t xml:space="preserve">→ </w:t>
+      </w:r>
+      <w:r>
+        <w:rPr>
+          <w:rFonts w:ascii="Arial" w:hAnsi="Arial" w:cs="Arial"/>
+          <w:b/>
+          <w:bCs/>
+        </w:rPr>
+        <w:t>正确</w:t>
+      </w:r>
+      <w:r>
+        <w:rPr>
+          <w:rFonts w:ascii="Arial" w:hAnsi="Arial" w:cs="Arial"/>
+          <w:b/>
+          <w:bCs/>
+        </w:rPr>
+        <w:t xml:space="preserve"> + </w:t>
+      </w:r>
+      <w:r>
+        <w:rPr>
+          <w:rFonts w:ascii="Arial" w:hAnsi="Arial" w:cs="Arial"/>
+          <w:b/>
+          <w:bCs/>
+        </w:rPr>
+        <w:t>准确</w:t>
+      </w:r>
+    </w:p>
+    <w:p>
+      <w:pPr>
+        <w:ind w:firstLine="420"/>
+        <w:rPr>
+          <w:rFonts w:ascii="Arial" w:hAnsi="Arial" w:cs="Arial"/>
+        </w:rPr>
+      </w:pPr>
+    </w:p>
+    <w:p>
+      <w:pPr>
+        <w:ind w:firstLine="420"/>
+        <w:rPr>
+          <w:rFonts w:ascii="Arial" w:hAnsi="Arial" w:cs="Arial"/>
+        </w:rPr>
+      </w:pPr>
+      <w:r>
+        <w:rPr>
+          <w:rFonts w:ascii="Arial" w:hAnsi="Arial" w:cs="Arial"/>
+        </w:rPr>
+        <w:t>网络上很多人</w:t>
+      </w:r>
+      <w:proofErr w:type="gramStart"/>
+      <w:r>
+        <w:rPr>
+          <w:rFonts w:ascii="Arial" w:hAnsi="Arial" w:cs="Arial"/>
+        </w:rPr>
+        <w:t>说申论小题</w:t>
+      </w:r>
+      <w:proofErr w:type="gramEnd"/>
+      <w:r>
+        <w:rPr>
+          <w:rFonts w:ascii="Arial" w:hAnsi="Arial" w:cs="Arial"/>
+        </w:rPr>
+        <w:t>要尽量使用原词原句，</w:t>
+      </w:r>
+      <w:r>
+        <w:rPr>
+          <w:rFonts w:ascii="Arial" w:hAnsi="Arial" w:cs="Arial" w:hint="eastAsia"/>
+        </w:rPr>
+        <w:t>其实是</w:t>
+      </w:r>
+      <w:r>
+        <w:rPr>
+          <w:rFonts w:ascii="Arial" w:hAnsi="Arial" w:cs="Arial"/>
+        </w:rPr>
+        <w:t>因为使用原词原句</w:t>
+      </w:r>
+      <w:r>
+        <w:rPr>
+          <w:rFonts w:ascii="Arial" w:hAnsi="Arial" w:cs="Arial" w:hint="eastAsia"/>
+        </w:rPr>
+        <w:t>最不容易失真</w:t>
+      </w:r>
+    </w:p>
+    <w:p>
+      <w:pPr>
+        <w:ind w:firstLine="420"/>
+        <w:rPr>
+          <w:rFonts w:ascii="Arial" w:hAnsi="Arial" w:cs="Arial"/>
+        </w:rPr>
+      </w:pPr>
+      <w:r>
+        <w:rPr>
+          <w:rFonts w:ascii="Arial" w:hAnsi="Arial" w:cs="Arial" w:hint="eastAsia"/>
+        </w:rPr>
+        <w:t>用自己的话概括</w:t>
+      </w:r>
+      <w:r>
+        <w:rPr>
+          <w:rFonts w:ascii="Arial" w:hAnsi="Arial" w:cs="Arial"/>
+        </w:rPr>
+        <w:t xml:space="preserve"> → </w:t>
+      </w:r>
+      <w:r>
+        <w:rPr>
+          <w:rFonts w:ascii="Arial" w:hAnsi="Arial" w:cs="Arial"/>
+        </w:rPr>
+        <w:t>可能偏、可能浅、可能重、可能扩、可能</w:t>
+      </w:r>
+      <w:proofErr w:type="gramStart"/>
+      <w:r>
+        <w:rPr>
+          <w:rFonts w:ascii="Arial" w:hAnsi="Arial" w:cs="Arial"/>
+        </w:rPr>
+        <w:t>缩</w:t>
+      </w:r>
+      <w:proofErr w:type="gramEnd"/>
+    </w:p>
+    <w:p>
+      <w:pPr>
+        <w:ind w:firstLine="420"/>
+        <w:rPr>
+          <w:rFonts w:ascii="Arial" w:hAnsi="Arial" w:cs="Arial"/>
+        </w:rPr>
+      </w:pPr>
+      <w:r>
+        <w:rPr>
+          <w:rFonts w:ascii="Arial" w:hAnsi="Arial" w:cs="Arial"/>
+        </w:rPr>
+        <w:t>用原文词</w:t>
+      </w:r>
+      <w:r>
+        <w:rPr>
+          <w:rFonts w:ascii="Arial" w:hAnsi="Arial" w:cs="Arial"/>
+        </w:rPr>
+        <w:t xml:space="preserve"> → </w:t>
+      </w:r>
+      <w:r>
+        <w:rPr>
+          <w:rFonts w:ascii="Arial" w:hAnsi="Arial" w:cs="Arial"/>
+          <w:b/>
+          <w:bCs/>
+        </w:rPr>
+        <w:t>最接近材料原意</w:t>
+      </w:r>
+      <w:r>
+        <w:rPr>
+          <w:rFonts w:ascii="Arial" w:hAnsi="Arial" w:cs="Arial"/>
+          <w:b/>
+          <w:bCs/>
+        </w:rPr>
+        <w:t xml:space="preserve"> = </w:t>
+      </w:r>
+      <w:r>
+        <w:rPr>
+          <w:rFonts w:ascii="Arial" w:hAnsi="Arial" w:cs="Arial"/>
+          <w:b/>
+          <w:bCs/>
+        </w:rPr>
+        <w:t>最准确</w:t>
+      </w:r>
+    </w:p>
+    <w:p>
+      <w:pPr>
+        <w:ind w:firstLine="420"/>
+        <w:rPr>
+          <w:rFonts w:ascii="Arial" w:hAnsi="Arial" w:cs="Arial"/>
+        </w:rPr>
+      </w:pPr>
+      <w:r>
+        <w:rPr>
+          <w:rFonts w:ascii="Arial" w:hAnsi="Arial" w:cs="Arial"/>
+        </w:rPr>
+        <w:t>所以要尽量使用原词原句这只是提分的表面技巧，核心底层原理还是要准确</w:t>
+      </w:r>
+    </w:p>
+    <w:p>
+      <w:pPr>
+        <w:ind w:firstLine="420"/>
+        <w:rPr>
+          <w:rFonts w:ascii="Arial" w:hAnsi="Arial" w:cs="Arial" w:hint="eastAsia"/>
+        </w:rPr>
+      </w:pPr>
+      <w:r>
+        <w:rPr>
+          <w:rFonts w:ascii="Arial" w:hAnsi="Arial" w:cs="Arial" w:hint="eastAsia"/>
+        </w:rPr>
+        <w:t>有时材料原文写的比较口语化，这时为了准确，就不能照抄了，而需要将其进行书面化的表达</w:t>
+      </w:r>
+    </w:p>
+    <w:p>
+      <w:pPr>
+        <w:ind w:firstLine="420"/>
+        <w:rPr>
+          <w:rFonts w:ascii="Arial" w:hAnsi="Arial" w:cs="Arial"/>
+        </w:rPr>
+      </w:pPr>
+      <w:r>
+        <w:rPr>
+          <w:rFonts w:ascii="Arial" w:hAnsi="Arial" w:cs="Arial" w:hint="eastAsia"/>
+        </w:rPr>
+        <w:t>言语理解中一般也是问最准确的是，而不是正确的是</w:t>
+      </w:r>
+    </w:p>
+    <w:p/>
+    <w:p/>
+    <w:p>
+      <w:pPr>
+        <w:rPr>
+          <w:rFonts w:hint="eastAsia"/>
+        </w:rPr>
+      </w:pPr>
+    </w:p>
+    <w:p>
+      <w:pPr>
+        <w:rPr>
+          <w:color w:val="FF0000"/>
+          <w:sz w:val="16"/>
+          <w:szCs w:val="20"/>
+        </w:rPr>
+      </w:pPr>
+    </w:p>
+    <w:p>
+      <w:pPr>
+        <w:rPr>
+          <w:rFonts w:hint="eastAsia"/>
           <w:color w:val="FF0000"/>
           <w:sz w:val="16"/>
           <w:szCs w:val="20"/>
@@ -5356,7 +5961,6 @@
           <w:sz w:val="24"/>
           <w:szCs w:val="24"/>
         </w:rPr>
-        <w:lastRenderedPageBreak/>
         <w:t>合并列：同一逻辑层面的并列细碎表述（无独立表意），合并为一个表意句；</w:t>
       </w:r>
     </w:p>
@@ -6061,6 +6665,7 @@
           <w:b/>
           <w:bCs/>
         </w:rPr>
+        <w:lastRenderedPageBreak/>
         <w:t>句子的组成成分</w:t>
       </w:r>
     </w:p>
@@ -6556,7 +7161,6 @@
     </w:p>
     <w:p>
       <w:r>
-        <w:lastRenderedPageBreak/>
         <w:tab/>
       </w:r>
       <w:r>
@@ -7828,6 +8432,7 @@
         <w:rPr>
           <w:rFonts w:hint="eastAsia"/>
         </w:rPr>
+        <w:lastRenderedPageBreak/>
         <w:t>无独立成分，只起连接作用</w:t>
       </w:r>
     </w:p>
@@ -8050,6 +8655,7 @@
     </w:p>
     <w:p>
       <w:r>
+        <w:lastRenderedPageBreak/>
         <w:t>袁东</w:t>
       </w:r>
       <w:proofErr w:type="gramStart"/>
@@ -8348,276 +8954,9 @@
     </w:lvl>
   </w:abstractNum>
   <w:abstractNum w:abstractNumId="1" w15:restartNumberingAfterBreak="0">
-    <w:nsid w:val="28CA7B4D"/>
-    <w:multiLevelType w:val="hybridMultilevel"/>
-    <w:tmpl w:val="0C2080E2"/>
-    <w:lvl w:ilvl="0" w:tplc="A98CF622">
-      <w:start w:val="1"/>
-      <w:numFmt w:val="decimal"/>
-      <w:lvlText w:val="%1."/>
-      <w:lvlJc w:val="left"/>
-      <w:pPr>
-        <w:ind w:left="780" w:hanging="360"/>
-      </w:pPr>
-      <w:rPr>
-        <w:rFonts w:hint="default"/>
-      </w:rPr>
-    </w:lvl>
-    <w:lvl w:ilvl="1" w:tplc="04090019" w:tentative="1">
-      <w:start w:val="1"/>
-      <w:numFmt w:val="lowerLetter"/>
-      <w:lvlText w:val="%2)"/>
-      <w:lvlJc w:val="left"/>
-      <w:pPr>
-        <w:ind w:left="1300" w:hanging="440"/>
-      </w:pPr>
-    </w:lvl>
-    <w:lvl w:ilvl="2" w:tplc="0409001B" w:tentative="1">
-      <w:start w:val="1"/>
-      <w:numFmt w:val="lowerRoman"/>
-      <w:lvlText w:val="%3."/>
-      <w:lvlJc w:val="right"/>
-      <w:pPr>
-        <w:ind w:left="1740" w:hanging="440"/>
-      </w:pPr>
-    </w:lvl>
-    <w:lvl w:ilvl="3" w:tplc="0409000F" w:tentative="1">
-      <w:start w:val="1"/>
-      <w:numFmt w:val="decimal"/>
-      <w:lvlText w:val="%4."/>
-      <w:lvlJc w:val="left"/>
-      <w:pPr>
-        <w:ind w:left="2180" w:hanging="440"/>
-      </w:pPr>
-    </w:lvl>
-    <w:lvl w:ilvl="4" w:tplc="04090019" w:tentative="1">
-      <w:start w:val="1"/>
-      <w:numFmt w:val="lowerLetter"/>
-      <w:lvlText w:val="%5)"/>
-      <w:lvlJc w:val="left"/>
-      <w:pPr>
-        <w:ind w:left="2620" w:hanging="440"/>
-      </w:pPr>
-    </w:lvl>
-    <w:lvl w:ilvl="5" w:tplc="0409001B" w:tentative="1">
-      <w:start w:val="1"/>
-      <w:numFmt w:val="lowerRoman"/>
-      <w:lvlText w:val="%6."/>
-      <w:lvlJc w:val="right"/>
-      <w:pPr>
-        <w:ind w:left="3060" w:hanging="440"/>
-      </w:pPr>
-    </w:lvl>
-    <w:lvl w:ilvl="6" w:tplc="0409000F" w:tentative="1">
-      <w:start w:val="1"/>
-      <w:numFmt w:val="decimal"/>
-      <w:lvlText w:val="%7."/>
-      <w:lvlJc w:val="left"/>
-      <w:pPr>
-        <w:ind w:left="3500" w:hanging="440"/>
-      </w:pPr>
-    </w:lvl>
-    <w:lvl w:ilvl="7" w:tplc="04090019" w:tentative="1">
-      <w:start w:val="1"/>
-      <w:numFmt w:val="lowerLetter"/>
-      <w:lvlText w:val="%8)"/>
-      <w:lvlJc w:val="left"/>
-      <w:pPr>
-        <w:ind w:left="3940" w:hanging="440"/>
-      </w:pPr>
-    </w:lvl>
-    <w:lvl w:ilvl="8" w:tplc="0409001B" w:tentative="1">
-      <w:start w:val="1"/>
-      <w:numFmt w:val="lowerRoman"/>
-      <w:lvlText w:val="%9."/>
-      <w:lvlJc w:val="right"/>
-      <w:pPr>
-        <w:ind w:left="4380" w:hanging="440"/>
-      </w:pPr>
-    </w:lvl>
-  </w:abstractNum>
-  <w:abstractNum w:abstractNumId="2" w15:restartNumberingAfterBreak="0">
-    <w:nsid w:val="34765FF8"/>
-    <w:multiLevelType w:val="hybridMultilevel"/>
-    <w:tmpl w:val="32DA4D84"/>
-    <w:lvl w:ilvl="0" w:tplc="AE069F84">
-      <w:start w:val="1"/>
-      <w:numFmt w:val="decimal"/>
-      <w:lvlText w:val="%1."/>
-      <w:lvlJc w:val="left"/>
-      <w:pPr>
-        <w:ind w:left="360" w:hanging="360"/>
-      </w:pPr>
-      <w:rPr>
-        <w:rFonts w:hint="default"/>
-      </w:rPr>
-    </w:lvl>
-    <w:lvl w:ilvl="1" w:tplc="04090019" w:tentative="1">
-      <w:start w:val="1"/>
-      <w:numFmt w:val="lowerLetter"/>
-      <w:lvlText w:val="%2)"/>
-      <w:lvlJc w:val="left"/>
-      <w:pPr>
-        <w:ind w:left="840" w:hanging="420"/>
-      </w:pPr>
-    </w:lvl>
-    <w:lvl w:ilvl="2" w:tplc="0409001B" w:tentative="1">
-      <w:start w:val="1"/>
-      <w:numFmt w:val="lowerRoman"/>
-      <w:lvlText w:val="%3."/>
-      <w:lvlJc w:val="right"/>
-      <w:pPr>
-        <w:ind w:left="1260" w:hanging="420"/>
-      </w:pPr>
-    </w:lvl>
-    <w:lvl w:ilvl="3" w:tplc="0409000F" w:tentative="1">
-      <w:start w:val="1"/>
-      <w:numFmt w:val="decimal"/>
-      <w:lvlText w:val="%4."/>
-      <w:lvlJc w:val="left"/>
-      <w:pPr>
-        <w:ind w:left="1680" w:hanging="420"/>
-      </w:pPr>
-    </w:lvl>
-    <w:lvl w:ilvl="4" w:tplc="04090019" w:tentative="1">
-      <w:start w:val="1"/>
-      <w:numFmt w:val="lowerLetter"/>
-      <w:lvlText w:val="%5)"/>
-      <w:lvlJc w:val="left"/>
-      <w:pPr>
-        <w:ind w:left="2100" w:hanging="420"/>
-      </w:pPr>
-    </w:lvl>
-    <w:lvl w:ilvl="5" w:tplc="0409001B" w:tentative="1">
-      <w:start w:val="1"/>
-      <w:numFmt w:val="lowerRoman"/>
-      <w:lvlText w:val="%6."/>
-      <w:lvlJc w:val="right"/>
-      <w:pPr>
-        <w:ind w:left="2520" w:hanging="420"/>
-      </w:pPr>
-    </w:lvl>
-    <w:lvl w:ilvl="6" w:tplc="0409000F" w:tentative="1">
-      <w:start w:val="1"/>
-      <w:numFmt w:val="decimal"/>
-      <w:lvlText w:val="%7."/>
-      <w:lvlJc w:val="left"/>
-      <w:pPr>
-        <w:ind w:left="2940" w:hanging="420"/>
-      </w:pPr>
-    </w:lvl>
-    <w:lvl w:ilvl="7" w:tplc="04090019" w:tentative="1">
-      <w:start w:val="1"/>
-      <w:numFmt w:val="lowerLetter"/>
-      <w:lvlText w:val="%8)"/>
-      <w:lvlJc w:val="left"/>
-      <w:pPr>
-        <w:ind w:left="3360" w:hanging="420"/>
-      </w:pPr>
-    </w:lvl>
-    <w:lvl w:ilvl="8" w:tplc="0409001B" w:tentative="1">
-      <w:start w:val="1"/>
-      <w:numFmt w:val="lowerRoman"/>
-      <w:lvlText w:val="%9."/>
-      <w:lvlJc w:val="right"/>
-      <w:pPr>
-        <w:ind w:left="3780" w:hanging="420"/>
-      </w:pPr>
-    </w:lvl>
-  </w:abstractNum>
-  <w:abstractNum w:abstractNumId="3" w15:restartNumberingAfterBreak="0">
-    <w:nsid w:val="35B36463"/>
-    <w:multiLevelType w:val="hybridMultilevel"/>
-    <w:tmpl w:val="7500E5A4"/>
-    <w:lvl w:ilvl="0" w:tplc="E3CCB42C">
-      <w:start w:val="1"/>
-      <w:numFmt w:val="japaneseCounting"/>
-      <w:lvlText w:val="%1、"/>
-      <w:lvlJc w:val="left"/>
-      <w:pPr>
-        <w:ind w:left="720" w:hanging="720"/>
-      </w:pPr>
-      <w:rPr>
-        <w:rFonts w:hint="default"/>
-      </w:rPr>
-    </w:lvl>
-    <w:lvl w:ilvl="1" w:tplc="04090019" w:tentative="1">
-      <w:start w:val="1"/>
-      <w:numFmt w:val="lowerLetter"/>
-      <w:lvlText w:val="%2)"/>
-      <w:lvlJc w:val="left"/>
-      <w:pPr>
-        <w:ind w:left="880" w:hanging="440"/>
-      </w:pPr>
-    </w:lvl>
-    <w:lvl w:ilvl="2" w:tplc="0409001B" w:tentative="1">
-      <w:start w:val="1"/>
-      <w:numFmt w:val="lowerRoman"/>
-      <w:lvlText w:val="%3."/>
-      <w:lvlJc w:val="right"/>
-      <w:pPr>
-        <w:ind w:left="1320" w:hanging="440"/>
-      </w:pPr>
-    </w:lvl>
-    <w:lvl w:ilvl="3" w:tplc="0409000F" w:tentative="1">
-      <w:start w:val="1"/>
-      <w:numFmt w:val="decimal"/>
-      <w:lvlText w:val="%4."/>
-      <w:lvlJc w:val="left"/>
-      <w:pPr>
-        <w:ind w:left="1760" w:hanging="440"/>
-      </w:pPr>
-    </w:lvl>
-    <w:lvl w:ilvl="4" w:tplc="04090019" w:tentative="1">
-      <w:start w:val="1"/>
-      <w:numFmt w:val="lowerLetter"/>
-      <w:lvlText w:val="%5)"/>
-      <w:lvlJc w:val="left"/>
-      <w:pPr>
-        <w:ind w:left="2200" w:hanging="440"/>
-      </w:pPr>
-    </w:lvl>
-    <w:lvl w:ilvl="5" w:tplc="0409001B" w:tentative="1">
-      <w:start w:val="1"/>
-      <w:numFmt w:val="lowerRoman"/>
-      <w:lvlText w:val="%6."/>
-      <w:lvlJc w:val="right"/>
-      <w:pPr>
-        <w:ind w:left="2640" w:hanging="440"/>
-      </w:pPr>
-    </w:lvl>
-    <w:lvl w:ilvl="6" w:tplc="0409000F" w:tentative="1">
-      <w:start w:val="1"/>
-      <w:numFmt w:val="decimal"/>
-      <w:lvlText w:val="%7."/>
-      <w:lvlJc w:val="left"/>
-      <w:pPr>
-        <w:ind w:left="3080" w:hanging="440"/>
-      </w:pPr>
-    </w:lvl>
-    <w:lvl w:ilvl="7" w:tplc="04090019" w:tentative="1">
-      <w:start w:val="1"/>
-      <w:numFmt w:val="lowerLetter"/>
-      <w:lvlText w:val="%8)"/>
-      <w:lvlJc w:val="left"/>
-      <w:pPr>
-        <w:ind w:left="3520" w:hanging="440"/>
-      </w:pPr>
-    </w:lvl>
-    <w:lvl w:ilvl="8" w:tplc="0409001B" w:tentative="1">
-      <w:start w:val="1"/>
-      <w:numFmt w:val="lowerRoman"/>
-      <w:lvlText w:val="%9."/>
-      <w:lvlJc w:val="right"/>
-      <w:pPr>
-        <w:ind w:left="3960" w:hanging="440"/>
-      </w:pPr>
-    </w:lvl>
-  </w:abstractNum>
-  <w:abstractNum w:abstractNumId="4" w15:restartNumberingAfterBreak="0">
-    <w:nsid w:val="36A21F5F"/>
+    <w:nsid w:val="19395850"/>
     <w:multiLevelType w:val="multilevel"/>
-    <w:tmpl w:val="4C6405C2"/>
+    <w:tmpl w:val="9EFA5680"/>
     <w:lvl w:ilvl="0">
       <w:start w:val="1"/>
       <w:numFmt w:val="bullet"/>
@@ -8763,14 +9102,14 @@
       </w:rPr>
     </w:lvl>
   </w:abstractNum>
-  <w:abstractNum w:abstractNumId="5" w15:restartNumberingAfterBreak="0">
-    <w:nsid w:val="3CB64A6B"/>
+  <w:abstractNum w:abstractNumId="2" w15:restartNumberingAfterBreak="0">
+    <w:nsid w:val="28CA7B4D"/>
     <w:multiLevelType w:val="hybridMultilevel"/>
-    <w:tmpl w:val="85EACCFE"/>
-    <w:lvl w:ilvl="0" w:tplc="5FA48090">
+    <w:tmpl w:val="0C2080E2"/>
+    <w:lvl w:ilvl="0" w:tplc="A98CF622">
       <w:start w:val="1"/>
-      <w:numFmt w:val="decimalEnclosedCircle"/>
-      <w:lvlText w:val="%1"/>
+      <w:numFmt w:val="decimal"/>
+      <w:lvlText w:val="%1."/>
       <w:lvlJc w:val="left"/>
       <w:pPr>
         <w:ind w:left="780" w:hanging="360"/>
@@ -8785,7 +9124,7 @@
       <w:lvlText w:val="%2)"/>
       <w:lvlJc w:val="left"/>
       <w:pPr>
-        <w:ind w:left="1260" w:hanging="420"/>
+        <w:ind w:left="1300" w:hanging="440"/>
       </w:pPr>
     </w:lvl>
     <w:lvl w:ilvl="2" w:tplc="0409001B" w:tentative="1">
@@ -8794,7 +9133,7 @@
       <w:lvlText w:val="%3."/>
       <w:lvlJc w:val="right"/>
       <w:pPr>
-        <w:ind w:left="1680" w:hanging="420"/>
+        <w:ind w:left="1740" w:hanging="440"/>
       </w:pPr>
     </w:lvl>
     <w:lvl w:ilvl="3" w:tplc="0409000F" w:tentative="1">
@@ -8803,7 +9142,7 @@
       <w:lvlText w:val="%4."/>
       <w:lvlJc w:val="left"/>
       <w:pPr>
-        <w:ind w:left="2100" w:hanging="420"/>
+        <w:ind w:left="2180" w:hanging="440"/>
       </w:pPr>
     </w:lvl>
     <w:lvl w:ilvl="4" w:tplc="04090019" w:tentative="1">
@@ -8812,7 +9151,7 @@
       <w:lvlText w:val="%5)"/>
       <w:lvlJc w:val="left"/>
       <w:pPr>
-        <w:ind w:left="2520" w:hanging="420"/>
+        <w:ind w:left="2620" w:hanging="440"/>
       </w:pPr>
     </w:lvl>
     <w:lvl w:ilvl="5" w:tplc="0409001B" w:tentative="1">
@@ -8821,7 +9160,7 @@
       <w:lvlText w:val="%6."/>
       <w:lvlJc w:val="right"/>
       <w:pPr>
-        <w:ind w:left="2940" w:hanging="420"/>
+        <w:ind w:left="3060" w:hanging="440"/>
       </w:pPr>
     </w:lvl>
     <w:lvl w:ilvl="6" w:tplc="0409000F" w:tentative="1">
@@ -8830,7 +9169,7 @@
       <w:lvlText w:val="%7."/>
       <w:lvlJc w:val="left"/>
       <w:pPr>
-        <w:ind w:left="3360" w:hanging="420"/>
+        <w:ind w:left="3500" w:hanging="440"/>
       </w:pPr>
     </w:lvl>
     <w:lvl w:ilvl="7" w:tplc="04090019" w:tentative="1">
@@ -8839,7 +9178,7 @@
       <w:lvlText w:val="%8)"/>
       <w:lvlJc w:val="left"/>
       <w:pPr>
-        <w:ind w:left="3780" w:hanging="420"/>
+        <w:ind w:left="3940" w:hanging="440"/>
       </w:pPr>
     </w:lvl>
     <w:lvl w:ilvl="8" w:tplc="0409001B" w:tentative="1">
@@ -8848,21 +9187,21 @@
       <w:lvlText w:val="%9."/>
       <w:lvlJc w:val="right"/>
       <w:pPr>
-        <w:ind w:left="4200" w:hanging="420"/>
+        <w:ind w:left="4380" w:hanging="440"/>
       </w:pPr>
     </w:lvl>
   </w:abstractNum>
-  <w:abstractNum w:abstractNumId="6" w15:restartNumberingAfterBreak="0">
-    <w:nsid w:val="60DE716F"/>
+  <w:abstractNum w:abstractNumId="3" w15:restartNumberingAfterBreak="0">
+    <w:nsid w:val="34765FF8"/>
     <w:multiLevelType w:val="hybridMultilevel"/>
-    <w:tmpl w:val="033A338E"/>
-    <w:lvl w:ilvl="0" w:tplc="15E0A4CE">
+    <w:tmpl w:val="32DA4D84"/>
+    <w:lvl w:ilvl="0" w:tplc="AE069F84">
       <w:start w:val="1"/>
-      <w:numFmt w:val="decimalEnclosedCircle"/>
-      <w:lvlText w:val="%1"/>
+      <w:numFmt w:val="decimal"/>
+      <w:lvlText w:val="%1."/>
       <w:lvlJc w:val="left"/>
       <w:pPr>
-        <w:ind w:left="1020" w:hanging="360"/>
+        <w:ind w:left="360" w:hanging="360"/>
       </w:pPr>
       <w:rPr>
         <w:rFonts w:hint="default"/>
@@ -8874,7 +9213,7 @@
       <w:lvlText w:val="%2)"/>
       <w:lvlJc w:val="left"/>
       <w:pPr>
-        <w:ind w:left="1540" w:hanging="440"/>
+        <w:ind w:left="840" w:hanging="420"/>
       </w:pPr>
     </w:lvl>
     <w:lvl w:ilvl="2" w:tplc="0409001B" w:tentative="1">
@@ -8883,7 +9222,7 @@
       <w:lvlText w:val="%3."/>
       <w:lvlJc w:val="right"/>
       <w:pPr>
-        <w:ind w:left="1980" w:hanging="440"/>
+        <w:ind w:left="1260" w:hanging="420"/>
       </w:pPr>
     </w:lvl>
     <w:lvl w:ilvl="3" w:tplc="0409000F" w:tentative="1">
@@ -8892,7 +9231,7 @@
       <w:lvlText w:val="%4."/>
       <w:lvlJc w:val="left"/>
       <w:pPr>
-        <w:ind w:left="2420" w:hanging="440"/>
+        <w:ind w:left="1680" w:hanging="420"/>
       </w:pPr>
     </w:lvl>
     <w:lvl w:ilvl="4" w:tplc="04090019" w:tentative="1">
@@ -8901,7 +9240,7 @@
       <w:lvlText w:val="%5)"/>
       <w:lvlJc w:val="left"/>
       <w:pPr>
-        <w:ind w:left="2860" w:hanging="440"/>
+        <w:ind w:left="2100" w:hanging="420"/>
       </w:pPr>
     </w:lvl>
     <w:lvl w:ilvl="5" w:tplc="0409001B" w:tentative="1">
@@ -8910,7 +9249,7 @@
       <w:lvlText w:val="%6."/>
       <w:lvlJc w:val="right"/>
       <w:pPr>
-        <w:ind w:left="3300" w:hanging="440"/>
+        <w:ind w:left="2520" w:hanging="420"/>
       </w:pPr>
     </w:lvl>
     <w:lvl w:ilvl="6" w:tplc="0409000F" w:tentative="1">
@@ -8919,7 +9258,7 @@
       <w:lvlText w:val="%7."/>
       <w:lvlJc w:val="left"/>
       <w:pPr>
-        <w:ind w:left="3740" w:hanging="440"/>
+        <w:ind w:left="2940" w:hanging="420"/>
       </w:pPr>
     </w:lvl>
     <w:lvl w:ilvl="7" w:tplc="04090019" w:tentative="1">
@@ -8928,7 +9267,7 @@
       <w:lvlText w:val="%8)"/>
       <w:lvlJc w:val="left"/>
       <w:pPr>
-        <w:ind w:left="4180" w:hanging="440"/>
+        <w:ind w:left="3360" w:hanging="420"/>
       </w:pPr>
     </w:lvl>
     <w:lvl w:ilvl="8" w:tplc="0409001B" w:tentative="1">
@@ -8937,21 +9276,21 @@
       <w:lvlText w:val="%9."/>
       <w:lvlJc w:val="right"/>
       <w:pPr>
-        <w:ind w:left="4620" w:hanging="440"/>
+        <w:ind w:left="3780" w:hanging="420"/>
       </w:pPr>
     </w:lvl>
   </w:abstractNum>
-  <w:abstractNum w:abstractNumId="7" w15:restartNumberingAfterBreak="0">
-    <w:nsid w:val="69B76633"/>
+  <w:abstractNum w:abstractNumId="4" w15:restartNumberingAfterBreak="0">
+    <w:nsid w:val="35B36463"/>
     <w:multiLevelType w:val="hybridMultilevel"/>
-    <w:tmpl w:val="4E24539A"/>
-    <w:lvl w:ilvl="0" w:tplc="D8E08358">
+    <w:tmpl w:val="7500E5A4"/>
+    <w:lvl w:ilvl="0" w:tplc="E3CCB42C">
       <w:start w:val="1"/>
-      <w:numFmt w:val="decimal"/>
-      <w:lvlText w:val="%1."/>
+      <w:numFmt w:val="japaneseCounting"/>
+      <w:lvlText w:val="%1、"/>
       <w:lvlJc w:val="left"/>
       <w:pPr>
-        <w:ind w:left="780" w:hanging="360"/>
+        <w:ind w:left="720" w:hanging="720"/>
       </w:pPr>
       <w:rPr>
         <w:rFonts w:hint="default"/>
@@ -8963,7 +9302,7 @@
       <w:lvlText w:val="%2)"/>
       <w:lvlJc w:val="left"/>
       <w:pPr>
-        <w:ind w:left="1260" w:hanging="420"/>
+        <w:ind w:left="880" w:hanging="440"/>
       </w:pPr>
     </w:lvl>
     <w:lvl w:ilvl="2" w:tplc="0409001B" w:tentative="1">
@@ -8972,7 +9311,7 @@
       <w:lvlText w:val="%3."/>
       <w:lvlJc w:val="right"/>
       <w:pPr>
-        <w:ind w:left="1680" w:hanging="420"/>
+        <w:ind w:left="1320" w:hanging="440"/>
       </w:pPr>
     </w:lvl>
     <w:lvl w:ilvl="3" w:tplc="0409000F" w:tentative="1">
@@ -8981,7 +9320,7 @@
       <w:lvlText w:val="%4."/>
       <w:lvlJc w:val="left"/>
       <w:pPr>
-        <w:ind w:left="2100" w:hanging="420"/>
+        <w:ind w:left="1760" w:hanging="440"/>
       </w:pPr>
     </w:lvl>
     <w:lvl w:ilvl="4" w:tplc="04090019" w:tentative="1">
@@ -8990,7 +9329,7 @@
       <w:lvlText w:val="%5)"/>
       <w:lvlJc w:val="left"/>
       <w:pPr>
-        <w:ind w:left="2520" w:hanging="420"/>
+        <w:ind w:left="2200" w:hanging="440"/>
       </w:pPr>
     </w:lvl>
     <w:lvl w:ilvl="5" w:tplc="0409001B" w:tentative="1">
@@ -8999,7 +9338,7 @@
       <w:lvlText w:val="%6."/>
       <w:lvlJc w:val="right"/>
       <w:pPr>
-        <w:ind w:left="2940" w:hanging="420"/>
+        <w:ind w:left="2640" w:hanging="440"/>
       </w:pPr>
     </w:lvl>
     <w:lvl w:ilvl="6" w:tplc="0409000F" w:tentative="1">
@@ -9008,7 +9347,7 @@
       <w:lvlText w:val="%7."/>
       <w:lvlJc w:val="left"/>
       <w:pPr>
-        <w:ind w:left="3360" w:hanging="420"/>
+        <w:ind w:left="3080" w:hanging="440"/>
       </w:pPr>
     </w:lvl>
     <w:lvl w:ilvl="7" w:tplc="04090019" w:tentative="1">
@@ -9017,7 +9356,7 @@
       <w:lvlText w:val="%8)"/>
       <w:lvlJc w:val="left"/>
       <w:pPr>
-        <w:ind w:left="3780" w:hanging="420"/>
+        <w:ind w:left="3520" w:hanging="440"/>
       </w:pPr>
     </w:lvl>
     <w:lvl w:ilvl="8" w:tplc="0409001B" w:tentative="1">
@@ -9026,21 +9365,170 @@
       <w:lvlText w:val="%9."/>
       <w:lvlJc w:val="right"/>
       <w:pPr>
-        <w:ind w:left="4200" w:hanging="420"/>
+        <w:ind w:left="3960" w:hanging="440"/>
       </w:pPr>
     </w:lvl>
   </w:abstractNum>
-  <w:abstractNum w:abstractNumId="8" w15:restartNumberingAfterBreak="0">
-    <w:nsid w:val="6AA51758"/>
+  <w:abstractNum w:abstractNumId="5" w15:restartNumberingAfterBreak="0">
+    <w:nsid w:val="36A21F5F"/>
+    <w:multiLevelType w:val="multilevel"/>
+    <w:tmpl w:val="4C6405C2"/>
+    <w:lvl w:ilvl="0">
+      <w:start w:val="1"/>
+      <w:numFmt w:val="bullet"/>
+      <w:lvlText w:val=""/>
+      <w:lvlJc w:val="left"/>
+      <w:pPr>
+        <w:tabs>
+          <w:tab w:val="num" w:pos="720"/>
+        </w:tabs>
+        <w:ind w:left="720" w:hanging="360"/>
+      </w:pPr>
+      <w:rPr>
+        <w:rFonts w:ascii="Symbol" w:hAnsi="Symbol" w:hint="default"/>
+        <w:sz w:val="20"/>
+      </w:rPr>
+    </w:lvl>
+    <w:lvl w:ilvl="1" w:tentative="1">
+      <w:start w:val="1"/>
+      <w:numFmt w:val="bullet"/>
+      <w:lvlText w:val="o"/>
+      <w:lvlJc w:val="left"/>
+      <w:pPr>
+        <w:tabs>
+          <w:tab w:val="num" w:pos="1440"/>
+        </w:tabs>
+        <w:ind w:left="1440" w:hanging="360"/>
+      </w:pPr>
+      <w:rPr>
+        <w:rFonts w:ascii="Courier New" w:hAnsi="Courier New" w:hint="default"/>
+        <w:sz w:val="20"/>
+      </w:rPr>
+    </w:lvl>
+    <w:lvl w:ilvl="2" w:tentative="1">
+      <w:start w:val="1"/>
+      <w:numFmt w:val="bullet"/>
+      <w:lvlText w:val=""/>
+      <w:lvlJc w:val="left"/>
+      <w:pPr>
+        <w:tabs>
+          <w:tab w:val="num" w:pos="2160"/>
+        </w:tabs>
+        <w:ind w:left="2160" w:hanging="360"/>
+      </w:pPr>
+      <w:rPr>
+        <w:rFonts w:ascii="Wingdings" w:hAnsi="Wingdings" w:hint="default"/>
+        <w:sz w:val="20"/>
+      </w:rPr>
+    </w:lvl>
+    <w:lvl w:ilvl="3" w:tentative="1">
+      <w:start w:val="1"/>
+      <w:numFmt w:val="bullet"/>
+      <w:lvlText w:val=""/>
+      <w:lvlJc w:val="left"/>
+      <w:pPr>
+        <w:tabs>
+          <w:tab w:val="num" w:pos="2880"/>
+        </w:tabs>
+        <w:ind w:left="2880" w:hanging="360"/>
+      </w:pPr>
+      <w:rPr>
+        <w:rFonts w:ascii="Wingdings" w:hAnsi="Wingdings" w:hint="default"/>
+        <w:sz w:val="20"/>
+      </w:rPr>
+    </w:lvl>
+    <w:lvl w:ilvl="4" w:tentative="1">
+      <w:start w:val="1"/>
+      <w:numFmt w:val="bullet"/>
+      <w:lvlText w:val=""/>
+      <w:lvlJc w:val="left"/>
+      <w:pPr>
+        <w:tabs>
+          <w:tab w:val="num" w:pos="3600"/>
+        </w:tabs>
+        <w:ind w:left="3600" w:hanging="360"/>
+      </w:pPr>
+      <w:rPr>
+        <w:rFonts w:ascii="Wingdings" w:hAnsi="Wingdings" w:hint="default"/>
+        <w:sz w:val="20"/>
+      </w:rPr>
+    </w:lvl>
+    <w:lvl w:ilvl="5" w:tentative="1">
+      <w:start w:val="1"/>
+      <w:numFmt w:val="bullet"/>
+      <w:lvlText w:val=""/>
+      <w:lvlJc w:val="left"/>
+      <w:pPr>
+        <w:tabs>
+          <w:tab w:val="num" w:pos="4320"/>
+        </w:tabs>
+        <w:ind w:left="4320" w:hanging="360"/>
+      </w:pPr>
+      <w:rPr>
+        <w:rFonts w:ascii="Wingdings" w:hAnsi="Wingdings" w:hint="default"/>
+        <w:sz w:val="20"/>
+      </w:rPr>
+    </w:lvl>
+    <w:lvl w:ilvl="6" w:tentative="1">
+      <w:start w:val="1"/>
+      <w:numFmt w:val="bullet"/>
+      <w:lvlText w:val=""/>
+      <w:lvlJc w:val="left"/>
+      <w:pPr>
+        <w:tabs>
+          <w:tab w:val="num" w:pos="5040"/>
+        </w:tabs>
+        <w:ind w:left="5040" w:hanging="360"/>
+      </w:pPr>
+      <w:rPr>
+        <w:rFonts w:ascii="Wingdings" w:hAnsi="Wingdings" w:hint="default"/>
+        <w:sz w:val="20"/>
+      </w:rPr>
+    </w:lvl>
+    <w:lvl w:ilvl="7" w:tentative="1">
+      <w:start w:val="1"/>
+      <w:numFmt w:val="bullet"/>
+      <w:lvlText w:val=""/>
+      <w:lvlJc w:val="left"/>
+      <w:pPr>
+        <w:tabs>
+          <w:tab w:val="num" w:pos="5760"/>
+        </w:tabs>
+        <w:ind w:left="5760" w:hanging="360"/>
+      </w:pPr>
+      <w:rPr>
+        <w:rFonts w:ascii="Wingdings" w:hAnsi="Wingdings" w:hint="default"/>
+        <w:sz w:val="20"/>
+      </w:rPr>
+    </w:lvl>
+    <w:lvl w:ilvl="8" w:tentative="1">
+      <w:start w:val="1"/>
+      <w:numFmt w:val="bullet"/>
+      <w:lvlText w:val=""/>
+      <w:lvlJc w:val="left"/>
+      <w:pPr>
+        <w:tabs>
+          <w:tab w:val="num" w:pos="6480"/>
+        </w:tabs>
+        <w:ind w:left="6480" w:hanging="360"/>
+      </w:pPr>
+      <w:rPr>
+        <w:rFonts w:ascii="Wingdings" w:hAnsi="Wingdings" w:hint="default"/>
+        <w:sz w:val="20"/>
+      </w:rPr>
+    </w:lvl>
+  </w:abstractNum>
+  <w:abstractNum w:abstractNumId="6" w15:restartNumberingAfterBreak="0">
+    <w:nsid w:val="3CB64A6B"/>
     <w:multiLevelType w:val="hybridMultilevel"/>
-    <w:tmpl w:val="DC30D8F8"/>
-    <w:lvl w:ilvl="0" w:tplc="A81A6338">
+    <w:tmpl w:val="85EACCFE"/>
+    <w:lvl w:ilvl="0" w:tplc="5FA48090">
       <w:start w:val="1"/>
-      <w:numFmt w:val="decimal"/>
-      <w:lvlText w:val="%1."/>
+      <w:numFmt w:val="decimalEnclosedCircle"/>
+      <w:lvlText w:val="%1"/>
       <w:lvlJc w:val="left"/>
       <w:pPr>
-        <w:ind w:left="360" w:hanging="360"/>
+        <w:ind w:left="780" w:hanging="360"/>
       </w:pPr>
       <w:rPr>
         <w:rFonts w:hint="default"/>
@@ -9052,7 +9540,7 @@
       <w:lvlText w:val="%2)"/>
       <w:lvlJc w:val="left"/>
       <w:pPr>
-        <w:ind w:left="880" w:hanging="440"/>
+        <w:ind w:left="1260" w:hanging="420"/>
       </w:pPr>
     </w:lvl>
     <w:lvl w:ilvl="2" w:tplc="0409001B" w:tentative="1">
@@ -9061,7 +9549,7 @@
       <w:lvlText w:val="%3."/>
       <w:lvlJc w:val="right"/>
       <w:pPr>
-        <w:ind w:left="1320" w:hanging="440"/>
+        <w:ind w:left="1680" w:hanging="420"/>
       </w:pPr>
     </w:lvl>
     <w:lvl w:ilvl="3" w:tplc="0409000F" w:tentative="1">
@@ -9070,7 +9558,7 @@
       <w:lvlText w:val="%4."/>
       <w:lvlJc w:val="left"/>
       <w:pPr>
-        <w:ind w:left="1760" w:hanging="440"/>
+        <w:ind w:left="2100" w:hanging="420"/>
       </w:pPr>
     </w:lvl>
     <w:lvl w:ilvl="4" w:tplc="04090019" w:tentative="1">
@@ -9079,7 +9567,7 @@
       <w:lvlText w:val="%5)"/>
       <w:lvlJc w:val="left"/>
       <w:pPr>
-        <w:ind w:left="2200" w:hanging="440"/>
+        <w:ind w:left="2520" w:hanging="420"/>
       </w:pPr>
     </w:lvl>
     <w:lvl w:ilvl="5" w:tplc="0409001B" w:tentative="1">
@@ -9088,7 +9576,7 @@
       <w:lvlText w:val="%6."/>
       <w:lvlJc w:val="right"/>
       <w:pPr>
-        <w:ind w:left="2640" w:hanging="440"/>
+        <w:ind w:left="2940" w:hanging="420"/>
       </w:pPr>
     </w:lvl>
     <w:lvl w:ilvl="6" w:tplc="0409000F" w:tentative="1">
@@ -9097,7 +9585,7 @@
       <w:lvlText w:val="%7."/>
       <w:lvlJc w:val="left"/>
       <w:pPr>
-        <w:ind w:left="3080" w:hanging="440"/>
+        <w:ind w:left="3360" w:hanging="420"/>
       </w:pPr>
     </w:lvl>
     <w:lvl w:ilvl="7" w:tplc="04090019" w:tentative="1">
@@ -9106,7 +9594,7 @@
       <w:lvlText w:val="%8)"/>
       <w:lvlJc w:val="left"/>
       <w:pPr>
-        <w:ind w:left="3520" w:hanging="440"/>
+        <w:ind w:left="3780" w:hanging="420"/>
       </w:pPr>
     </w:lvl>
     <w:lvl w:ilvl="8" w:tplc="0409001B" w:tentative="1">
@@ -9115,6 +9603,273 @@
       <w:lvlText w:val="%9."/>
       <w:lvlJc w:val="right"/>
       <w:pPr>
+        <w:ind w:left="4200" w:hanging="420"/>
+      </w:pPr>
+    </w:lvl>
+  </w:abstractNum>
+  <w:abstractNum w:abstractNumId="7" w15:restartNumberingAfterBreak="0">
+    <w:nsid w:val="60DE716F"/>
+    <w:multiLevelType w:val="hybridMultilevel"/>
+    <w:tmpl w:val="033A338E"/>
+    <w:lvl w:ilvl="0" w:tplc="15E0A4CE">
+      <w:start w:val="1"/>
+      <w:numFmt w:val="decimalEnclosedCircle"/>
+      <w:lvlText w:val="%1"/>
+      <w:lvlJc w:val="left"/>
+      <w:pPr>
+        <w:ind w:left="1020" w:hanging="360"/>
+      </w:pPr>
+      <w:rPr>
+        <w:rFonts w:hint="default"/>
+      </w:rPr>
+    </w:lvl>
+    <w:lvl w:ilvl="1" w:tplc="04090019" w:tentative="1">
+      <w:start w:val="1"/>
+      <w:numFmt w:val="lowerLetter"/>
+      <w:lvlText w:val="%2)"/>
+      <w:lvlJc w:val="left"/>
+      <w:pPr>
+        <w:ind w:left="1540" w:hanging="440"/>
+      </w:pPr>
+    </w:lvl>
+    <w:lvl w:ilvl="2" w:tplc="0409001B" w:tentative="1">
+      <w:start w:val="1"/>
+      <w:numFmt w:val="lowerRoman"/>
+      <w:lvlText w:val="%3."/>
+      <w:lvlJc w:val="right"/>
+      <w:pPr>
+        <w:ind w:left="1980" w:hanging="440"/>
+      </w:pPr>
+    </w:lvl>
+    <w:lvl w:ilvl="3" w:tplc="0409000F" w:tentative="1">
+      <w:start w:val="1"/>
+      <w:numFmt w:val="decimal"/>
+      <w:lvlText w:val="%4."/>
+      <w:lvlJc w:val="left"/>
+      <w:pPr>
+        <w:ind w:left="2420" w:hanging="440"/>
+      </w:pPr>
+    </w:lvl>
+    <w:lvl w:ilvl="4" w:tplc="04090019" w:tentative="1">
+      <w:start w:val="1"/>
+      <w:numFmt w:val="lowerLetter"/>
+      <w:lvlText w:val="%5)"/>
+      <w:lvlJc w:val="left"/>
+      <w:pPr>
+        <w:ind w:left="2860" w:hanging="440"/>
+      </w:pPr>
+    </w:lvl>
+    <w:lvl w:ilvl="5" w:tplc="0409001B" w:tentative="1">
+      <w:start w:val="1"/>
+      <w:numFmt w:val="lowerRoman"/>
+      <w:lvlText w:val="%6."/>
+      <w:lvlJc w:val="right"/>
+      <w:pPr>
+        <w:ind w:left="3300" w:hanging="440"/>
+      </w:pPr>
+    </w:lvl>
+    <w:lvl w:ilvl="6" w:tplc="0409000F" w:tentative="1">
+      <w:start w:val="1"/>
+      <w:numFmt w:val="decimal"/>
+      <w:lvlText w:val="%7."/>
+      <w:lvlJc w:val="left"/>
+      <w:pPr>
+        <w:ind w:left="3740" w:hanging="440"/>
+      </w:pPr>
+    </w:lvl>
+    <w:lvl w:ilvl="7" w:tplc="04090019" w:tentative="1">
+      <w:start w:val="1"/>
+      <w:numFmt w:val="lowerLetter"/>
+      <w:lvlText w:val="%8)"/>
+      <w:lvlJc w:val="left"/>
+      <w:pPr>
+        <w:ind w:left="4180" w:hanging="440"/>
+      </w:pPr>
+    </w:lvl>
+    <w:lvl w:ilvl="8" w:tplc="0409001B" w:tentative="1">
+      <w:start w:val="1"/>
+      <w:numFmt w:val="lowerRoman"/>
+      <w:lvlText w:val="%9."/>
+      <w:lvlJc w:val="right"/>
+      <w:pPr>
+        <w:ind w:left="4620" w:hanging="440"/>
+      </w:pPr>
+    </w:lvl>
+  </w:abstractNum>
+  <w:abstractNum w:abstractNumId="8" w15:restartNumberingAfterBreak="0">
+    <w:nsid w:val="69B76633"/>
+    <w:multiLevelType w:val="hybridMultilevel"/>
+    <w:tmpl w:val="4E24539A"/>
+    <w:lvl w:ilvl="0" w:tplc="D8E08358">
+      <w:start w:val="1"/>
+      <w:numFmt w:val="decimal"/>
+      <w:lvlText w:val="%1."/>
+      <w:lvlJc w:val="left"/>
+      <w:pPr>
+        <w:ind w:left="780" w:hanging="360"/>
+      </w:pPr>
+      <w:rPr>
+        <w:rFonts w:hint="default"/>
+      </w:rPr>
+    </w:lvl>
+    <w:lvl w:ilvl="1" w:tplc="04090019" w:tentative="1">
+      <w:start w:val="1"/>
+      <w:numFmt w:val="lowerLetter"/>
+      <w:lvlText w:val="%2)"/>
+      <w:lvlJc w:val="left"/>
+      <w:pPr>
+        <w:ind w:left="1260" w:hanging="420"/>
+      </w:pPr>
+    </w:lvl>
+    <w:lvl w:ilvl="2" w:tplc="0409001B" w:tentative="1">
+      <w:start w:val="1"/>
+      <w:numFmt w:val="lowerRoman"/>
+      <w:lvlText w:val="%3."/>
+      <w:lvlJc w:val="right"/>
+      <w:pPr>
+        <w:ind w:left="1680" w:hanging="420"/>
+      </w:pPr>
+    </w:lvl>
+    <w:lvl w:ilvl="3" w:tplc="0409000F" w:tentative="1">
+      <w:start w:val="1"/>
+      <w:numFmt w:val="decimal"/>
+      <w:lvlText w:val="%4."/>
+      <w:lvlJc w:val="left"/>
+      <w:pPr>
+        <w:ind w:left="2100" w:hanging="420"/>
+      </w:pPr>
+    </w:lvl>
+    <w:lvl w:ilvl="4" w:tplc="04090019" w:tentative="1">
+      <w:start w:val="1"/>
+      <w:numFmt w:val="lowerLetter"/>
+      <w:lvlText w:val="%5)"/>
+      <w:lvlJc w:val="left"/>
+      <w:pPr>
+        <w:ind w:left="2520" w:hanging="420"/>
+      </w:pPr>
+    </w:lvl>
+    <w:lvl w:ilvl="5" w:tplc="0409001B" w:tentative="1">
+      <w:start w:val="1"/>
+      <w:numFmt w:val="lowerRoman"/>
+      <w:lvlText w:val="%6."/>
+      <w:lvlJc w:val="right"/>
+      <w:pPr>
+        <w:ind w:left="2940" w:hanging="420"/>
+      </w:pPr>
+    </w:lvl>
+    <w:lvl w:ilvl="6" w:tplc="0409000F" w:tentative="1">
+      <w:start w:val="1"/>
+      <w:numFmt w:val="decimal"/>
+      <w:lvlText w:val="%7."/>
+      <w:lvlJc w:val="left"/>
+      <w:pPr>
+        <w:ind w:left="3360" w:hanging="420"/>
+      </w:pPr>
+    </w:lvl>
+    <w:lvl w:ilvl="7" w:tplc="04090019" w:tentative="1">
+      <w:start w:val="1"/>
+      <w:numFmt w:val="lowerLetter"/>
+      <w:lvlText w:val="%8)"/>
+      <w:lvlJc w:val="left"/>
+      <w:pPr>
+        <w:ind w:left="3780" w:hanging="420"/>
+      </w:pPr>
+    </w:lvl>
+    <w:lvl w:ilvl="8" w:tplc="0409001B" w:tentative="1">
+      <w:start w:val="1"/>
+      <w:numFmt w:val="lowerRoman"/>
+      <w:lvlText w:val="%9."/>
+      <w:lvlJc w:val="right"/>
+      <w:pPr>
+        <w:ind w:left="4200" w:hanging="420"/>
+      </w:pPr>
+    </w:lvl>
+  </w:abstractNum>
+  <w:abstractNum w:abstractNumId="9" w15:restartNumberingAfterBreak="0">
+    <w:nsid w:val="6AA51758"/>
+    <w:multiLevelType w:val="hybridMultilevel"/>
+    <w:tmpl w:val="DC30D8F8"/>
+    <w:lvl w:ilvl="0" w:tplc="A81A6338">
+      <w:start w:val="1"/>
+      <w:numFmt w:val="decimal"/>
+      <w:lvlText w:val="%1."/>
+      <w:lvlJc w:val="left"/>
+      <w:pPr>
+        <w:ind w:left="360" w:hanging="360"/>
+      </w:pPr>
+      <w:rPr>
+        <w:rFonts w:hint="default"/>
+      </w:rPr>
+    </w:lvl>
+    <w:lvl w:ilvl="1" w:tplc="04090019" w:tentative="1">
+      <w:start w:val="1"/>
+      <w:numFmt w:val="lowerLetter"/>
+      <w:lvlText w:val="%2)"/>
+      <w:lvlJc w:val="left"/>
+      <w:pPr>
+        <w:ind w:left="880" w:hanging="440"/>
+      </w:pPr>
+    </w:lvl>
+    <w:lvl w:ilvl="2" w:tplc="0409001B" w:tentative="1">
+      <w:start w:val="1"/>
+      <w:numFmt w:val="lowerRoman"/>
+      <w:lvlText w:val="%3."/>
+      <w:lvlJc w:val="right"/>
+      <w:pPr>
+        <w:ind w:left="1320" w:hanging="440"/>
+      </w:pPr>
+    </w:lvl>
+    <w:lvl w:ilvl="3" w:tplc="0409000F" w:tentative="1">
+      <w:start w:val="1"/>
+      <w:numFmt w:val="decimal"/>
+      <w:lvlText w:val="%4."/>
+      <w:lvlJc w:val="left"/>
+      <w:pPr>
+        <w:ind w:left="1760" w:hanging="440"/>
+      </w:pPr>
+    </w:lvl>
+    <w:lvl w:ilvl="4" w:tplc="04090019" w:tentative="1">
+      <w:start w:val="1"/>
+      <w:numFmt w:val="lowerLetter"/>
+      <w:lvlText w:val="%5)"/>
+      <w:lvlJc w:val="left"/>
+      <w:pPr>
+        <w:ind w:left="2200" w:hanging="440"/>
+      </w:pPr>
+    </w:lvl>
+    <w:lvl w:ilvl="5" w:tplc="0409001B" w:tentative="1">
+      <w:start w:val="1"/>
+      <w:numFmt w:val="lowerRoman"/>
+      <w:lvlText w:val="%6."/>
+      <w:lvlJc w:val="right"/>
+      <w:pPr>
+        <w:ind w:left="2640" w:hanging="440"/>
+      </w:pPr>
+    </w:lvl>
+    <w:lvl w:ilvl="6" w:tplc="0409000F" w:tentative="1">
+      <w:start w:val="1"/>
+      <w:numFmt w:val="decimal"/>
+      <w:lvlText w:val="%7."/>
+      <w:lvlJc w:val="left"/>
+      <w:pPr>
+        <w:ind w:left="3080" w:hanging="440"/>
+      </w:pPr>
+    </w:lvl>
+    <w:lvl w:ilvl="7" w:tplc="04090019" w:tentative="1">
+      <w:start w:val="1"/>
+      <w:numFmt w:val="lowerLetter"/>
+      <w:lvlText w:val="%8)"/>
+      <w:lvlJc w:val="left"/>
+      <w:pPr>
+        <w:ind w:left="3520" w:hanging="440"/>
+      </w:pPr>
+    </w:lvl>
+    <w:lvl w:ilvl="8" w:tplc="0409001B" w:tentative="1">
+      <w:start w:val="1"/>
+      <w:numFmt w:val="lowerRoman"/>
+      <w:lvlText w:val="%9."/>
+      <w:lvlJc w:val="right"/>
+      <w:pPr>
         <w:ind w:left="3960" w:hanging="440"/>
       </w:pPr>
     </w:lvl>
@@ -9123,28 +9878,31 @@
     <w:abstractNumId w:val="0"/>
   </w:num>
   <w:num w:numId="2">
+    <w:abstractNumId w:val="6"/>
+  </w:num>
+  <w:num w:numId="3">
+    <w:abstractNumId w:val="3"/>
+  </w:num>
+  <w:num w:numId="4">
+    <w:abstractNumId w:val="4"/>
+  </w:num>
+  <w:num w:numId="5">
+    <w:abstractNumId w:val="2"/>
+  </w:num>
+  <w:num w:numId="6">
+    <w:abstractNumId w:val="7"/>
+  </w:num>
+  <w:num w:numId="7">
+    <w:abstractNumId w:val="9"/>
+  </w:num>
+  <w:num w:numId="8">
     <w:abstractNumId w:val="5"/>
   </w:num>
-  <w:num w:numId="3">
-    <w:abstractNumId w:val="2"/>
-  </w:num>
-  <w:num w:numId="4">
-    <w:abstractNumId w:val="3"/>
-  </w:num>
-  <w:num w:numId="5">
-    <w:abstractNumId w:val="1"/>
-  </w:num>
-  <w:num w:numId="6">
-    <w:abstractNumId w:val="6"/>
-  </w:num>
-  <w:num w:numId="7">
+  <w:num w:numId="9">
     <w:abstractNumId w:val="8"/>
   </w:num>
-  <w:num w:numId="8">
-    <w:abstractNumId w:val="4"/>
-  </w:num>
-  <w:num w:numId="9">
-    <w:abstractNumId w:val="7"/>
+  <w:num w:numId="10">
+    <w:abstractNumId w:val="1"/>
   </w:num>
 </w:numbering>
 </file>

--- a/考公/申论/申论_底层思维_袁东.docx
+++ b/考公/申论/申论_底层思维_袁东.docx
@@ -5136,6 +5136,21 @@
           <w:b/>
           <w:bCs/>
         </w:rPr>
+        <w:t>1</w:t>
+      </w:r>
+      <w:r>
+        <w:rPr>
+          <w:b/>
+          <w:bCs/>
+        </w:rPr>
+        <w:t>6.</w:t>
+      </w:r>
+      <w:r>
+        <w:rPr>
+          <w:rFonts w:hint="eastAsia"/>
+          <w:b/>
+          <w:bCs/>
+        </w:rPr>
         <w:t>正确  准确</w:t>
       </w:r>
       <w:r>
@@ -5179,7 +5194,7 @@
       <w:pPr>
         <w:ind w:firstLine="420"/>
         <w:rPr>
-          <w:rFonts w:ascii="Arial" w:hAnsi="Arial" w:cs="Arial" w:hint="eastAsia"/>
+          <w:rFonts w:ascii="Arial" w:hAnsi="Arial" w:cs="Arial"/>
         </w:rPr>
       </w:pPr>
       <w:proofErr w:type="gramStart"/>
@@ -5686,27 +5701,27 @@
       <w:pPr>
         <w:ind w:firstLine="420"/>
         <w:rPr>
+          <w:rFonts w:ascii="Arial" w:hAnsi="Arial" w:cs="Arial"/>
+        </w:rPr>
+      </w:pPr>
+      <w:r>
+        <w:rPr>
           <w:rFonts w:ascii="Arial" w:hAnsi="Arial" w:cs="Arial" w:hint="eastAsia"/>
         </w:rPr>
+        <w:t>有时材料原文写的比较口语化，这时为了准确，就不能照抄了，而需要将其进行书面化的表达</w:t>
+      </w:r>
+    </w:p>
+    <w:p>
+      <w:pPr>
+        <w:ind w:firstLine="420"/>
+        <w:rPr>
+          <w:rFonts w:ascii="Arial" w:hAnsi="Arial" w:cs="Arial"/>
+        </w:rPr>
       </w:pPr>
       <w:r>
         <w:rPr>
           <w:rFonts w:ascii="Arial" w:hAnsi="Arial" w:cs="Arial" w:hint="eastAsia"/>
         </w:rPr>
-        <w:t>有时材料原文写的比较口语化，这时为了准确，就不能照抄了，而需要将其进行书面化的表达</w:t>
-      </w:r>
-    </w:p>
-    <w:p>
-      <w:pPr>
-        <w:ind w:firstLine="420"/>
-        <w:rPr>
-          <w:rFonts w:ascii="Arial" w:hAnsi="Arial" w:cs="Arial"/>
-        </w:rPr>
-      </w:pPr>
-      <w:r>
-        <w:rPr>
-          <w:rFonts w:ascii="Arial" w:hAnsi="Arial" w:cs="Arial" w:hint="eastAsia"/>
-        </w:rPr>
         <w:t>言语理解中一般也是问最准确的是，而不是正确的是</w:t>
       </w:r>
     </w:p>
@@ -5714,10 +5729,326 @@
     <w:p/>
     <w:p>
       <w:pPr>
-        <w:rPr>
-          <w:rFonts w:hint="eastAsia"/>
-        </w:rPr>
-      </w:pPr>
+        <w:outlineLvl w:val="1"/>
+        <w:rPr>
+          <w:b/>
+          <w:bCs/>
+        </w:rPr>
+      </w:pPr>
+      <w:r>
+        <w:rPr>
+          <w:rFonts w:hint="eastAsia"/>
+          <w:b/>
+          <w:bCs/>
+        </w:rPr>
+        <w:t>1</w:t>
+      </w:r>
+      <w:r>
+        <w:rPr>
+          <w:b/>
+          <w:bCs/>
+        </w:rPr>
+        <w:t>7</w:t>
+      </w:r>
+      <w:r>
+        <w:rPr>
+          <w:rFonts w:hint="eastAsia"/>
+          <w:b/>
+          <w:bCs/>
+        </w:rPr>
+        <w:t>.特点</w:t>
+      </w:r>
+      <w:r>
+        <w:rPr>
+          <w:rFonts w:hint="eastAsia"/>
+          <w:b/>
+          <w:bCs/>
+        </w:rPr>
+        <w:t>、亮点、</w:t>
+      </w:r>
+      <w:r>
+        <w:rPr>
+          <w:rFonts w:hint="eastAsia"/>
+          <w:b/>
+          <w:bCs/>
+        </w:rPr>
+        <w:t>作用</w:t>
+      </w:r>
+      <w:r>
+        <w:rPr>
+          <w:rFonts w:hint="eastAsia"/>
+          <w:b/>
+          <w:bCs/>
+        </w:rPr>
+        <w:t>、</w:t>
+      </w:r>
+    </w:p>
+    <w:p>
+      <w:r>
+        <w:rPr>
+          <w:rFonts w:hint="eastAsia"/>
+        </w:rPr>
+        <w:t xml:space="preserve"> </w:t>
+      </w:r>
+      <w:r>
+        <w:t xml:space="preserve"> </w:t>
+      </w:r>
+      <w:r>
+        <w:rPr>
+          <w:rFonts w:hint="eastAsia"/>
+        </w:rPr>
+        <w:t>特点指的是</w:t>
+      </w:r>
+      <w:r>
+        <w:rPr>
+          <w:rFonts w:hint="eastAsia"/>
+        </w:rPr>
+        <w:t>自</w:t>
+      </w:r>
+      <w:r>
+        <w:rPr>
+          <w:rFonts w:hint="eastAsia"/>
+        </w:rPr>
+        <w:t>身</w:t>
+      </w:r>
+      <w:r>
+        <w:rPr>
+          <w:rFonts w:hint="eastAsia"/>
+        </w:rPr>
+        <w:t>与其他同类型的东西</w:t>
+      </w:r>
+      <w:r>
+        <w:rPr>
+          <w:rFonts w:hint="eastAsia"/>
+        </w:rPr>
+        <w:t>不同的地方</w:t>
+      </w:r>
+    </w:p>
+    <w:p>
+      <w:r>
+        <w:rPr>
+          <w:rFonts w:hint="eastAsia"/>
+        </w:rPr>
+        <w:t xml:space="preserve"> </w:t>
+      </w:r>
+      <w:r>
+        <w:t xml:space="preserve"> </w:t>
+      </w:r>
+      <w:r>
+        <w:rPr>
+          <w:rFonts w:hint="eastAsia"/>
+        </w:rPr>
+        <w:t>特点指的是自</w:t>
+      </w:r>
+      <w:r>
+        <w:rPr>
+          <w:rFonts w:hint="eastAsia"/>
+        </w:rPr>
+        <w:t>身</w:t>
+      </w:r>
+      <w:r>
+        <w:rPr>
+          <w:rFonts w:hint="eastAsia"/>
+        </w:rPr>
+        <w:t>与其他同类型的东西不同的</w:t>
+      </w:r>
+      <w:r>
+        <w:rPr>
+          <w:rFonts w:hint="eastAsia"/>
+        </w:rPr>
+        <w:t>且做的好、出色的</w:t>
+      </w:r>
+      <w:r>
+        <w:rPr>
+          <w:rFonts w:hint="eastAsia"/>
+        </w:rPr>
+        <w:t>地方</w:t>
+      </w:r>
+    </w:p>
+    <w:p/>
+    <w:p>
+      <w:r>
+        <w:t xml:space="preserve">  </w:t>
+      </w:r>
+      <w:r>
+        <w:rPr>
+          <w:rFonts w:hint="eastAsia"/>
+        </w:rPr>
+        <w:t>做法：</w:t>
+      </w:r>
+    </w:p>
+    <w:p>
+      <w:pPr>
+        <w:rPr>
+          <w:rFonts w:hint="eastAsia"/>
+        </w:rPr>
+      </w:pPr>
+      <w:r>
+        <w:tab/>
+      </w:r>
+      <w:r>
+        <w:rPr>
+          <w:rFonts w:hint="eastAsia"/>
+        </w:rPr>
+        <w:t>干了什么</w:t>
+      </w:r>
+    </w:p>
+    <w:p>
+      <w:r>
+        <w:tab/>
+      </w:r>
+      <w:r>
+        <w:rPr>
+          <w:rFonts w:hint="eastAsia"/>
+        </w:rPr>
+        <w:t>推广金融服务</w:t>
+      </w:r>
+      <w:proofErr w:type="gramStart"/>
+      <w:r>
+        <w:rPr>
+          <w:rFonts w:hint="eastAsia"/>
+        </w:rPr>
+        <w:t>是做法</w:t>
+      </w:r>
+      <w:proofErr w:type="gramEnd"/>
+      <w:r>
+        <w:rPr>
+          <w:rFonts w:hint="eastAsia"/>
+        </w:rPr>
+        <w:t>还是作用？</w:t>
+      </w:r>
+    </w:p>
+    <w:p>
+      <w:r>
+        <w:tab/>
+      </w:r>
+      <w:r>
+        <w:rPr>
+          <w:rFonts w:hint="eastAsia"/>
+        </w:rPr>
+        <w:t>两者都是，有交叉。</w:t>
+      </w:r>
+    </w:p>
+    <w:p>
+      <w:pPr>
+        <w:rPr>
+          <w:rFonts w:hint="eastAsia"/>
+        </w:rPr>
+      </w:pPr>
+      <w:r>
+        <w:tab/>
+      </w:r>
+      <w:r>
+        <w:rPr>
+          <w:rFonts w:hint="eastAsia"/>
+        </w:rPr>
+        <w:t>此处属于是自身功能</w:t>
+      </w:r>
+    </w:p>
+    <w:p>
+      <w:pPr>
+        <w:rPr>
+          <w:rFonts w:hint="eastAsia"/>
+        </w:rPr>
+      </w:pPr>
+    </w:p>
+    <w:p>
+      <w:r>
+        <w:t xml:space="preserve">  </w:t>
+      </w:r>
+      <w:r>
+        <w:rPr>
+          <w:rFonts w:hint="eastAsia"/>
+        </w:rPr>
+        <w:t>作用</w:t>
+      </w:r>
+      <w:r>
+        <w:rPr>
+          <w:rFonts w:hint="eastAsia"/>
+        </w:rPr>
+        <w:t>：</w:t>
+      </w:r>
+    </w:p>
+    <w:p>
+      <w:pPr>
+        <w:pStyle w:val="a7"/>
+        <w:numPr>
+          <w:ilvl w:val="0"/>
+          <w:numId w:val="11"/>
+        </w:numPr>
+        <w:ind w:firstLineChars="0"/>
+      </w:pPr>
+      <w:r>
+        <w:t>对</w:t>
+      </w:r>
+      <w:r>
+        <w:rPr>
+          <w:rFonts w:hint="eastAsia"/>
+        </w:rPr>
+        <w:t>其他</w:t>
+      </w:r>
+      <w:r>
+        <w:t>事</w:t>
+      </w:r>
+      <w:r>
+        <w:t>物产生的影响</w:t>
+      </w:r>
+    </w:p>
+    <w:p>
+      <w:pPr>
+        <w:pStyle w:val="a7"/>
+        <w:numPr>
+          <w:ilvl w:val="0"/>
+          <w:numId w:val="11"/>
+        </w:numPr>
+        <w:ind w:firstLineChars="0"/>
+        <w:rPr>
+          <w:rFonts w:hint="eastAsia"/>
+        </w:rPr>
+      </w:pPr>
+      <w:r>
+        <w:rPr>
+          <w:rFonts w:hint="eastAsia"/>
+        </w:rPr>
+        <w:t>自身的功能</w:t>
+      </w:r>
+    </w:p>
+    <w:p>
+      <w:r>
+        <w:rPr>
+          <w:rFonts w:hint="eastAsia"/>
+        </w:rPr>
+        <w:t>如背包银行提供普惠金融，放款速度快，利率低，有了金融支持，村民的生活越过越好</w:t>
+      </w:r>
+    </w:p>
+    <w:p>
+      <w:r>
+        <w:rPr>
+          <w:rFonts w:hint="eastAsia"/>
+        </w:rPr>
+        <w:t>问：背包银行的特点和作用是什么？</w:t>
+      </w:r>
+    </w:p>
+    <w:p>
+      <w:r>
+        <w:rPr>
+          <w:rFonts w:hint="eastAsia"/>
+        </w:rPr>
+        <w:t>特点是普惠，速度快，利率低</w:t>
+      </w:r>
+    </w:p>
+    <w:p>
+      <w:pPr>
+        <w:rPr>
+          <w:rFonts w:hint="eastAsia"/>
+        </w:rPr>
+      </w:pPr>
+      <w:r>
+        <w:rPr>
+          <w:rFonts w:hint="eastAsia"/>
+        </w:rPr>
+        <w:t>作用是改善村民生活</w:t>
+      </w:r>
     </w:p>
     <w:p>
       <w:pPr>
@@ -5731,12 +6062,30 @@
     <w:p>
       <w:pPr>
         <w:rPr>
-          <w:rFonts w:hint="eastAsia"/>
           <w:color w:val="FF0000"/>
           <w:sz w:val="16"/>
           <w:szCs w:val="20"/>
         </w:rPr>
       </w:pPr>
+      <w:r>
+        <w:rPr>
+          <w:rFonts w:hint="eastAsia"/>
+          <w:color w:val="FF0000"/>
+          <w:sz w:val="16"/>
+          <w:szCs w:val="20"/>
+        </w:rPr>
+        <w:t>意见：意见指的是看法，请你对这件事发表一下你的意见（看法），并不一定是让你提这个东西不好的地方。</w:t>
+      </w:r>
+    </w:p>
+    <w:p>
+      <w:pPr>
+        <w:rPr>
+          <w:rFonts w:hint="eastAsia"/>
+          <w:color w:val="FF0000"/>
+          <w:sz w:val="16"/>
+          <w:szCs w:val="20"/>
+        </w:rPr>
+      </w:pPr>
     </w:p>
     <w:p>
       <w:pPr>
@@ -5883,6 +6232,7 @@
         <w:rPr>
           <w:rFonts w:hint="eastAsia"/>
         </w:rPr>
+        <w:lastRenderedPageBreak/>
         <w:t>一个完整的句号结尾的就是标点句</w:t>
       </w:r>
     </w:p>
@@ -6471,6 +6821,7 @@
     </w:p>
     <w:p>
       <w:r>
+        <w:lastRenderedPageBreak/>
         <w:tab/>
       </w:r>
       <w:r>
@@ -6665,448 +7016,448 @@
           <w:b/>
           <w:bCs/>
         </w:rPr>
+        <w:t>句子的组成成分</w:t>
+      </w:r>
+    </w:p>
+    <w:p>
+      <w:r>
+        <w:rPr>
+          <w:rFonts w:hint="eastAsia"/>
+        </w:rPr>
+        <w:t>主谓宾， 定状补独立成分</w:t>
+      </w:r>
+    </w:p>
+    <w:p>
+      <w:r>
+        <w:rPr>
+          <w:rFonts w:hint="eastAsia"/>
+        </w:rPr>
+        <w:t>主谓宾是主干部分，定状补是修饰补充部分，依附于</w:t>
+      </w:r>
+      <w:proofErr w:type="gramStart"/>
+      <w:r>
+        <w:rPr>
+          <w:rFonts w:hint="eastAsia"/>
+        </w:rPr>
+        <w:t>主谓宾这几个</w:t>
+      </w:r>
+      <w:proofErr w:type="gramEnd"/>
+      <w:r>
+        <w:rPr>
+          <w:rFonts w:hint="eastAsia"/>
+        </w:rPr>
+        <w:t>主干而存在。</w:t>
+      </w:r>
+    </w:p>
+    <w:p>
+      <w:r>
+        <w:rPr>
+          <w:rFonts w:hint="eastAsia"/>
+          <w:b/>
+          <w:bCs/>
+        </w:rPr>
+        <w:t>主语</w:t>
+      </w:r>
+      <w:r>
+        <w:rPr>
+          <w:rFonts w:hint="eastAsia"/>
+        </w:rPr>
+        <w:t>：是整个句子的中心，整句话都围绕这个来展开</w:t>
+      </w:r>
+    </w:p>
+    <w:p/>
+    <w:p>
+      <w:r>
+        <w:rPr>
+          <w:rFonts w:hint="eastAsia"/>
+          <w:b/>
+          <w:bCs/>
+        </w:rPr>
+        <w:t>谓语：</w:t>
+      </w:r>
+      <w:r>
+        <w:rPr>
+          <w:rFonts w:hint="eastAsia"/>
+        </w:rPr>
+        <w:t>对主语进行</w:t>
+      </w:r>
+      <w:r>
+        <w:rPr>
+          <w:rFonts w:hint="eastAsia"/>
+        </w:rPr>
+        <w:t>描述</w:t>
+      </w:r>
+      <w:r>
+        <w:rPr>
+          <w:rFonts w:hint="eastAsia"/>
+        </w:rPr>
+        <w:t>，</w:t>
+      </w:r>
+      <w:r>
+        <w:t>回答 “做了什么”“怎么样” 或 “是什么”</w:t>
+      </w:r>
+      <w:r>
+        <w:rPr>
+          <w:rFonts w:hint="eastAsia"/>
+        </w:rPr>
+        <w:t xml:space="preserve"> ，连接主语和宾语（如有宾语）</w:t>
+      </w:r>
+    </w:p>
+    <w:p>
+      <w:r>
+        <w:rPr>
+          <w:rFonts w:hint="eastAsia"/>
+        </w:rPr>
+        <w:t>如：沙漠恶劣，谓语是恶劣，表状态，说明主语怎么样</w:t>
+      </w:r>
+    </w:p>
+    <w:p/>
+    <w:p>
+      <w:r>
+        <w:rPr>
+          <w:rFonts w:hint="eastAsia"/>
+          <w:b/>
+          <w:bCs/>
+        </w:rPr>
+        <w:t>宾语：</w:t>
+      </w:r>
+      <w:r>
+        <w:rPr>
+          <w:rFonts w:hint="eastAsia"/>
+        </w:rPr>
+        <w:t>动作的“承受对象”</w:t>
+      </w:r>
+    </w:p>
+    <w:p>
+      <w:pPr>
+        <w:rPr>
+          <w:color w:val="FF0000"/>
+        </w:rPr>
+      </w:pPr>
+      <w:r>
+        <w:t>是谓语动作的 “承受者”，回答 “对谁做” 或 “做了什么”，</w:t>
+      </w:r>
+      <w:r>
+        <w:rPr>
+          <w:color w:val="FF0000"/>
+        </w:rPr>
+        <w:t>只有当谓语是动作动词时才会出现。</w:t>
+      </w:r>
+    </w:p>
+    <w:p>
+      <w:pPr>
+        <w:rPr>
+          <w:color w:val="FF0000"/>
+        </w:rPr>
+      </w:pPr>
+      <w:r>
+        <w:t>张</w:t>
+      </w:r>
+      <w:proofErr w:type="gramStart"/>
+      <w:r>
+        <w:t>玉滚教</w:t>
+      </w:r>
+      <w:proofErr w:type="gramEnd"/>
+      <w:r>
+        <w:t>过 500 多名孩子</w:t>
+      </w:r>
+      <w:r>
+        <w:rPr>
+          <w:rFonts w:hint="eastAsia"/>
+        </w:rPr>
+        <w:t>。 宾语是“5</w:t>
+      </w:r>
+      <w:r>
+        <w:t>00</w:t>
+      </w:r>
+      <w:r>
+        <w:rPr>
+          <w:rFonts w:hint="eastAsia"/>
+        </w:rPr>
+        <w:t xml:space="preserve">多名孩子” </w:t>
+      </w:r>
+      <w:r>
+        <w:t xml:space="preserve"> </w:t>
+      </w:r>
+      <w:r>
+        <w:rPr>
+          <w:rFonts w:hint="eastAsia"/>
+        </w:rPr>
+        <w:t>谓语（动词）是“教过”</w:t>
+      </w:r>
+    </w:p>
+    <w:p>
+      <w:pPr>
+        <w:rPr>
+          <w:rFonts w:ascii="Arial" w:hAnsi="Arial" w:cs="Arial"/>
+        </w:rPr>
+      </w:pPr>
+      <w:r>
+        <w:rPr>
+          <w:rFonts w:ascii="Arial" w:hAnsi="Arial" w:cs="Arial"/>
+        </w:rPr>
+        <w:t>诠释了</w:t>
+      </w:r>
+      <w:r>
+        <w:rPr>
+          <w:rFonts w:ascii="Arial" w:hAnsi="Arial" w:cs="Arial"/>
+        </w:rPr>
+        <w:t>‘</w:t>
+      </w:r>
+      <w:r>
+        <w:rPr>
+          <w:rFonts w:ascii="Arial" w:hAnsi="Arial" w:cs="Arial"/>
+        </w:rPr>
+        <w:t>尽所有力量</w:t>
+      </w:r>
+      <w:r>
+        <w:rPr>
+          <w:rFonts w:ascii="Arial" w:hAnsi="Arial" w:cs="Arial"/>
+        </w:rPr>
+        <w:t>’</w:t>
+      </w:r>
+      <w:r>
+        <w:rPr>
+          <w:rFonts w:ascii="Arial" w:hAnsi="Arial" w:cs="Arial"/>
+        </w:rPr>
+        <w:t>的深刻内涵</w:t>
+      </w:r>
+      <w:r>
+        <w:rPr>
+          <w:rFonts w:ascii="Arial" w:hAnsi="Arial" w:cs="Arial" w:hint="eastAsia"/>
+        </w:rPr>
+        <w:t xml:space="preserve"> </w:t>
+      </w:r>
+      <w:r>
+        <w:rPr>
+          <w:rFonts w:ascii="Arial" w:hAnsi="Arial" w:cs="Arial"/>
+        </w:rPr>
+        <w:t xml:space="preserve"> </w:t>
+      </w:r>
+      <w:r>
+        <w:rPr>
+          <w:rFonts w:ascii="Arial" w:hAnsi="Arial" w:cs="Arial" w:hint="eastAsia"/>
+        </w:rPr>
+        <w:t>动词是“诠释”，宾语是“</w:t>
+      </w:r>
+      <w:r>
+        <w:rPr>
+          <w:rFonts w:ascii="Arial" w:hAnsi="Arial" w:cs="Arial"/>
+        </w:rPr>
+        <w:t>‘</w:t>
+      </w:r>
+      <w:r>
+        <w:rPr>
+          <w:rFonts w:ascii="Arial" w:hAnsi="Arial" w:cs="Arial"/>
+        </w:rPr>
+        <w:t>尽所有力量</w:t>
+      </w:r>
+      <w:r>
+        <w:rPr>
+          <w:rFonts w:ascii="Arial" w:hAnsi="Arial" w:cs="Arial"/>
+        </w:rPr>
+        <w:t>’</w:t>
+      </w:r>
+      <w:r>
+        <w:rPr>
+          <w:rFonts w:ascii="Arial" w:hAnsi="Arial" w:cs="Arial"/>
+        </w:rPr>
+        <w:t>的深刻内涵</w:t>
+      </w:r>
+      <w:r>
+        <w:rPr>
+          <w:rFonts w:ascii="Arial" w:hAnsi="Arial" w:cs="Arial" w:hint="eastAsia"/>
+        </w:rPr>
+        <w:t>”</w:t>
+      </w:r>
+    </w:p>
+    <w:p>
+      <w:pPr>
+        <w:rPr>
+          <w:rFonts w:ascii="Arial" w:hAnsi="Arial" w:cs="Arial"/>
+        </w:rPr>
+      </w:pPr>
+      <w:r>
+        <w:rPr>
+          <w:rFonts w:ascii="Arial" w:hAnsi="Arial" w:cs="Arial" w:hint="eastAsia"/>
+        </w:rPr>
+        <w:t>此时这不是完整的句子，是短语。平时使用时，需在前面加上带主语的句子，短语只能作为后半句。</w:t>
+      </w:r>
+    </w:p>
+    <w:p>
+      <w:pPr>
+        <w:rPr>
+          <w:rFonts w:ascii="Arial" w:hAnsi="Arial" w:cs="Arial"/>
+        </w:rPr>
+      </w:pPr>
+    </w:p>
+    <w:p>
+      <w:pPr>
+        <w:rPr>
+          <w:rFonts w:ascii="Arial" w:hAnsi="Arial" w:cs="Arial"/>
+        </w:rPr>
+      </w:pPr>
+    </w:p>
+    <w:p>
+      <w:pPr>
+        <w:rPr>
+          <w:rFonts w:ascii="Arial" w:hAnsi="Arial" w:cs="Arial"/>
+        </w:rPr>
+      </w:pPr>
+      <w:r>
+        <w:t>名词性成分、动词性成分、形容词性成分</w:t>
+      </w:r>
+    </w:p>
+    <w:p>
+      <w:r>
+        <w:t>名词性成分</w:t>
+      </w:r>
+      <w:r>
+        <w:rPr>
+          <w:rFonts w:hint="eastAsia"/>
+        </w:rPr>
+        <w:t>：</w:t>
+      </w:r>
+    </w:p>
+    <w:p>
+      <w:r>
+        <w:tab/>
+      </w:r>
+      <w:r>
+        <w:rPr>
+          <w:rFonts w:hint="eastAsia"/>
+        </w:rPr>
+        <w:t>表示的意思</w:t>
+      </w:r>
+      <w:r>
+        <w:rPr>
+          <w:rFonts w:hint="eastAsia"/>
+        </w:rPr>
+        <w:t>上侧重名词，如</w:t>
+      </w:r>
+      <w:r>
+        <w:rPr>
+          <w:rFonts w:hint="eastAsia"/>
+        </w:rPr>
+        <w:t>：</w:t>
+      </w:r>
+      <w:r>
+        <w:rPr>
+          <w:rFonts w:hint="eastAsia"/>
+          <w:color w:val="FF0000"/>
+        </w:rPr>
+        <w:t>美丽的花</w:t>
+      </w:r>
+      <w:r>
+        <w:rPr>
+          <w:rFonts w:hint="eastAsia"/>
+        </w:rPr>
+        <w:t xml:space="preserve">开了 </w:t>
+      </w:r>
+      <w:r>
+        <w:t xml:space="preserve">  </w:t>
+      </w:r>
+      <w:r>
+        <w:rPr>
+          <w:rFonts w:hint="eastAsia"/>
+        </w:rPr>
+        <w:t>他买了</w:t>
+      </w:r>
+      <w:r>
+        <w:rPr>
+          <w:rFonts w:hint="eastAsia"/>
+          <w:color w:val="FF0000"/>
+        </w:rPr>
+        <w:t>三本书</w:t>
+      </w:r>
+    </w:p>
+    <w:p>
+      <w:pPr>
+        <w:ind w:firstLine="420"/>
+      </w:pPr>
+      <w:r>
+        <w:rPr>
+          <w:rFonts w:hint="eastAsia"/>
+        </w:rPr>
+        <w:t>做主语和宾语</w:t>
+      </w:r>
+    </w:p>
+    <w:p>
+      <w:r>
+        <w:tab/>
+      </w:r>
+    </w:p>
+    <w:p>
+      <w:r>
+        <w:rPr>
+          <w:rFonts w:hint="eastAsia"/>
+        </w:rPr>
+        <w:t>动词性成分：</w:t>
+      </w:r>
+    </w:p>
+    <w:p>
+      <w:pPr>
+        <w:ind w:firstLine="420"/>
+      </w:pPr>
+      <w:r>
+        <w:rPr>
+          <w:rFonts w:hint="eastAsia"/>
+        </w:rPr>
+        <w:t>表意上侧重动词，如：妈妈</w:t>
+      </w:r>
+      <w:r>
+        <w:rPr>
+          <w:rFonts w:hint="eastAsia"/>
+          <w:color w:val="FF0000"/>
+        </w:rPr>
+        <w:t>在做饭</w:t>
+      </w:r>
+      <w:r>
+        <w:rPr>
+          <w:rFonts w:hint="eastAsia"/>
+          <w:color w:val="FF0000"/>
+        </w:rPr>
+        <w:t xml:space="preserve"> </w:t>
+      </w:r>
+      <w:r>
+        <w:t xml:space="preserve"> </w:t>
+      </w:r>
+      <w:r>
+        <w:rPr>
+          <w:rFonts w:hint="eastAsia"/>
+        </w:rPr>
+        <w:t>他把房间</w:t>
+      </w:r>
+      <w:r>
+        <w:rPr>
+          <w:rFonts w:hint="eastAsia"/>
+          <w:color w:val="FF0000"/>
+        </w:rPr>
+        <w:t>打扫干净</w:t>
+      </w:r>
+    </w:p>
+    <w:p>
+      <w:pPr>
+        <w:ind w:firstLine="420"/>
+      </w:pPr>
+      <w:r>
+        <w:rPr>
+          <w:rFonts w:hint="eastAsia"/>
+        </w:rPr>
+        <w:t>做谓语</w:t>
+      </w:r>
+    </w:p>
+    <w:p>
+      <w:r>
+        <w:tab/>
+      </w:r>
+    </w:p>
+    <w:p>
+      <w:r>
+        <w:rPr>
+          <w:rFonts w:hint="eastAsia"/>
+        </w:rPr>
         <w:lastRenderedPageBreak/>
-        <w:t>句子的组成成分</w:t>
-      </w:r>
-    </w:p>
-    <w:p>
-      <w:r>
-        <w:rPr>
-          <w:rFonts w:hint="eastAsia"/>
-        </w:rPr>
-        <w:t>主谓宾， 定状补独立成分</w:t>
-      </w:r>
-    </w:p>
-    <w:p>
-      <w:r>
-        <w:rPr>
-          <w:rFonts w:hint="eastAsia"/>
-        </w:rPr>
-        <w:t>主谓宾是主干部分，定状补是修饰补充部分，依附于</w:t>
-      </w:r>
-      <w:proofErr w:type="gramStart"/>
-      <w:r>
-        <w:rPr>
-          <w:rFonts w:hint="eastAsia"/>
-        </w:rPr>
-        <w:t>主谓宾这几个</w:t>
-      </w:r>
-      <w:proofErr w:type="gramEnd"/>
-      <w:r>
-        <w:rPr>
-          <w:rFonts w:hint="eastAsia"/>
-        </w:rPr>
-        <w:t>主干而存在。</w:t>
-      </w:r>
-    </w:p>
-    <w:p>
-      <w:r>
-        <w:rPr>
-          <w:rFonts w:hint="eastAsia"/>
-          <w:b/>
-          <w:bCs/>
-        </w:rPr>
-        <w:t>主语</w:t>
-      </w:r>
-      <w:r>
-        <w:rPr>
-          <w:rFonts w:hint="eastAsia"/>
-        </w:rPr>
-        <w:t>：是整个句子的中心，整句话都围绕这个来展开</w:t>
-      </w:r>
-    </w:p>
-    <w:p/>
-    <w:p>
-      <w:r>
-        <w:rPr>
-          <w:rFonts w:hint="eastAsia"/>
-          <w:b/>
-          <w:bCs/>
-        </w:rPr>
-        <w:t>谓语：</w:t>
-      </w:r>
-      <w:r>
-        <w:rPr>
-          <w:rFonts w:hint="eastAsia"/>
-        </w:rPr>
-        <w:t>对主语进行</w:t>
-      </w:r>
-      <w:r>
-        <w:rPr>
-          <w:rFonts w:hint="eastAsia"/>
-        </w:rPr>
-        <w:t>描述</w:t>
-      </w:r>
-      <w:r>
-        <w:rPr>
-          <w:rFonts w:hint="eastAsia"/>
-        </w:rPr>
-        <w:t>，</w:t>
-      </w:r>
-      <w:r>
-        <w:t>回答 “做了什么”“怎么样” 或 “是什么”</w:t>
-      </w:r>
-      <w:r>
-        <w:rPr>
-          <w:rFonts w:hint="eastAsia"/>
-        </w:rPr>
-        <w:t xml:space="preserve"> ，连接主语和宾语（如有宾语）</w:t>
-      </w:r>
-    </w:p>
-    <w:p>
-      <w:r>
-        <w:rPr>
-          <w:rFonts w:hint="eastAsia"/>
-        </w:rPr>
-        <w:t>如：沙漠恶劣，谓语是恶劣，表状态，说明主语怎么样</w:t>
-      </w:r>
-    </w:p>
-    <w:p/>
-    <w:p>
-      <w:r>
-        <w:rPr>
-          <w:rFonts w:hint="eastAsia"/>
-          <w:b/>
-          <w:bCs/>
-        </w:rPr>
-        <w:t>宾语：</w:t>
-      </w:r>
-      <w:r>
-        <w:rPr>
-          <w:rFonts w:hint="eastAsia"/>
-        </w:rPr>
-        <w:t>动作的“承受对象”</w:t>
-      </w:r>
-    </w:p>
-    <w:p>
-      <w:pPr>
-        <w:rPr>
-          <w:color w:val="FF0000"/>
-        </w:rPr>
-      </w:pPr>
-      <w:r>
-        <w:t>是谓语动作的 “承受者”，回答 “对谁做” 或 “做了什么”，</w:t>
-      </w:r>
-      <w:r>
-        <w:rPr>
-          <w:color w:val="FF0000"/>
-        </w:rPr>
-        <w:t>只有当谓语是动作动词时才会出现。</w:t>
-      </w:r>
-    </w:p>
-    <w:p>
-      <w:pPr>
-        <w:rPr>
-          <w:color w:val="FF0000"/>
-        </w:rPr>
-      </w:pPr>
-      <w:r>
-        <w:t>张</w:t>
-      </w:r>
-      <w:proofErr w:type="gramStart"/>
-      <w:r>
-        <w:t>玉滚教</w:t>
-      </w:r>
-      <w:proofErr w:type="gramEnd"/>
-      <w:r>
-        <w:t>过 500 多名孩子</w:t>
-      </w:r>
-      <w:r>
-        <w:rPr>
-          <w:rFonts w:hint="eastAsia"/>
-        </w:rPr>
-        <w:t>。 宾语是“5</w:t>
-      </w:r>
-      <w:r>
-        <w:t>00</w:t>
-      </w:r>
-      <w:r>
-        <w:rPr>
-          <w:rFonts w:hint="eastAsia"/>
-        </w:rPr>
-        <w:t xml:space="preserve">多名孩子” </w:t>
-      </w:r>
-      <w:r>
-        <w:t xml:space="preserve"> </w:t>
-      </w:r>
-      <w:r>
-        <w:rPr>
-          <w:rFonts w:hint="eastAsia"/>
-        </w:rPr>
-        <w:t>谓语（动词）是“教过”</w:t>
-      </w:r>
-    </w:p>
-    <w:p>
-      <w:pPr>
-        <w:rPr>
-          <w:rFonts w:ascii="Arial" w:hAnsi="Arial" w:cs="Arial"/>
-        </w:rPr>
-      </w:pPr>
-      <w:r>
-        <w:rPr>
-          <w:rFonts w:ascii="Arial" w:hAnsi="Arial" w:cs="Arial"/>
-        </w:rPr>
-        <w:t>诠释了</w:t>
-      </w:r>
-      <w:r>
-        <w:rPr>
-          <w:rFonts w:ascii="Arial" w:hAnsi="Arial" w:cs="Arial"/>
-        </w:rPr>
-        <w:t>‘</w:t>
-      </w:r>
-      <w:r>
-        <w:rPr>
-          <w:rFonts w:ascii="Arial" w:hAnsi="Arial" w:cs="Arial"/>
-        </w:rPr>
-        <w:t>尽所有力量</w:t>
-      </w:r>
-      <w:r>
-        <w:rPr>
-          <w:rFonts w:ascii="Arial" w:hAnsi="Arial" w:cs="Arial"/>
-        </w:rPr>
-        <w:t>’</w:t>
-      </w:r>
-      <w:r>
-        <w:rPr>
-          <w:rFonts w:ascii="Arial" w:hAnsi="Arial" w:cs="Arial"/>
-        </w:rPr>
-        <w:t>的深刻内涵</w:t>
-      </w:r>
-      <w:r>
-        <w:rPr>
-          <w:rFonts w:ascii="Arial" w:hAnsi="Arial" w:cs="Arial" w:hint="eastAsia"/>
-        </w:rPr>
-        <w:t xml:space="preserve"> </w:t>
-      </w:r>
-      <w:r>
-        <w:rPr>
-          <w:rFonts w:ascii="Arial" w:hAnsi="Arial" w:cs="Arial"/>
-        </w:rPr>
-        <w:t xml:space="preserve"> </w:t>
-      </w:r>
-      <w:r>
-        <w:rPr>
-          <w:rFonts w:ascii="Arial" w:hAnsi="Arial" w:cs="Arial" w:hint="eastAsia"/>
-        </w:rPr>
-        <w:t>动词是“诠释”，宾语是“</w:t>
-      </w:r>
-      <w:r>
-        <w:rPr>
-          <w:rFonts w:ascii="Arial" w:hAnsi="Arial" w:cs="Arial"/>
-        </w:rPr>
-        <w:t>‘</w:t>
-      </w:r>
-      <w:r>
-        <w:rPr>
-          <w:rFonts w:ascii="Arial" w:hAnsi="Arial" w:cs="Arial"/>
-        </w:rPr>
-        <w:t>尽所有力量</w:t>
-      </w:r>
-      <w:r>
-        <w:rPr>
-          <w:rFonts w:ascii="Arial" w:hAnsi="Arial" w:cs="Arial"/>
-        </w:rPr>
-        <w:t>’</w:t>
-      </w:r>
-      <w:r>
-        <w:rPr>
-          <w:rFonts w:ascii="Arial" w:hAnsi="Arial" w:cs="Arial"/>
-        </w:rPr>
-        <w:t>的深刻内涵</w:t>
-      </w:r>
-      <w:r>
-        <w:rPr>
-          <w:rFonts w:ascii="Arial" w:hAnsi="Arial" w:cs="Arial" w:hint="eastAsia"/>
-        </w:rPr>
-        <w:t>”</w:t>
-      </w:r>
-    </w:p>
-    <w:p>
-      <w:pPr>
-        <w:rPr>
-          <w:rFonts w:ascii="Arial" w:hAnsi="Arial" w:cs="Arial"/>
-        </w:rPr>
-      </w:pPr>
-      <w:r>
-        <w:rPr>
-          <w:rFonts w:ascii="Arial" w:hAnsi="Arial" w:cs="Arial" w:hint="eastAsia"/>
-        </w:rPr>
-        <w:t>此时这不是完整的句子，是短语。平时使用时，需在前面加上带主语的句子，短语只能作为后半句。</w:t>
-      </w:r>
-    </w:p>
-    <w:p>
-      <w:pPr>
-        <w:rPr>
-          <w:rFonts w:ascii="Arial" w:hAnsi="Arial" w:cs="Arial"/>
-        </w:rPr>
-      </w:pPr>
-    </w:p>
-    <w:p>
-      <w:pPr>
-        <w:rPr>
-          <w:rFonts w:ascii="Arial" w:hAnsi="Arial" w:cs="Arial"/>
-        </w:rPr>
-      </w:pPr>
-    </w:p>
-    <w:p>
-      <w:pPr>
-        <w:rPr>
-          <w:rFonts w:ascii="Arial" w:hAnsi="Arial" w:cs="Arial"/>
-        </w:rPr>
-      </w:pPr>
-      <w:r>
-        <w:t>名词性成分、动词性成分、形容词性成分</w:t>
-      </w:r>
-    </w:p>
-    <w:p>
-      <w:r>
-        <w:t>名词性成分</w:t>
-      </w:r>
-      <w:r>
-        <w:rPr>
-          <w:rFonts w:hint="eastAsia"/>
-        </w:rPr>
-        <w:t>：</w:t>
-      </w:r>
-    </w:p>
-    <w:p>
-      <w:r>
-        <w:tab/>
-      </w:r>
-      <w:r>
-        <w:rPr>
-          <w:rFonts w:hint="eastAsia"/>
-        </w:rPr>
-        <w:t>表示的意思</w:t>
-      </w:r>
-      <w:r>
-        <w:rPr>
-          <w:rFonts w:hint="eastAsia"/>
-        </w:rPr>
-        <w:t>上侧重名词，如</w:t>
-      </w:r>
-      <w:r>
-        <w:rPr>
-          <w:rFonts w:hint="eastAsia"/>
-        </w:rPr>
-        <w:t>：</w:t>
-      </w:r>
-      <w:r>
-        <w:rPr>
-          <w:rFonts w:hint="eastAsia"/>
-          <w:color w:val="FF0000"/>
-        </w:rPr>
-        <w:t>美丽的花</w:t>
-      </w:r>
-      <w:r>
-        <w:rPr>
-          <w:rFonts w:hint="eastAsia"/>
-        </w:rPr>
-        <w:t xml:space="preserve">开了 </w:t>
-      </w:r>
-      <w:r>
-        <w:t xml:space="preserve">  </w:t>
-      </w:r>
-      <w:r>
-        <w:rPr>
-          <w:rFonts w:hint="eastAsia"/>
-        </w:rPr>
-        <w:t>他买了</w:t>
-      </w:r>
-      <w:r>
-        <w:rPr>
-          <w:rFonts w:hint="eastAsia"/>
-          <w:color w:val="FF0000"/>
-        </w:rPr>
-        <w:t>三本书</w:t>
-      </w:r>
-    </w:p>
-    <w:p>
-      <w:pPr>
-        <w:ind w:firstLine="420"/>
-      </w:pPr>
-      <w:r>
-        <w:rPr>
-          <w:rFonts w:hint="eastAsia"/>
-        </w:rPr>
-        <w:t>做主语和宾语</w:t>
-      </w:r>
-    </w:p>
-    <w:p>
-      <w:r>
-        <w:tab/>
-      </w:r>
-    </w:p>
-    <w:p>
-      <w:r>
-        <w:rPr>
-          <w:rFonts w:hint="eastAsia"/>
-        </w:rPr>
-        <w:t>动词性成分：</w:t>
-      </w:r>
-    </w:p>
-    <w:p>
-      <w:pPr>
-        <w:ind w:firstLine="420"/>
-      </w:pPr>
-      <w:r>
-        <w:rPr>
-          <w:rFonts w:hint="eastAsia"/>
-        </w:rPr>
-        <w:t>表意上侧重动词，如：妈妈</w:t>
-      </w:r>
-      <w:r>
-        <w:rPr>
-          <w:rFonts w:hint="eastAsia"/>
-          <w:color w:val="FF0000"/>
-        </w:rPr>
-        <w:t>在做饭</w:t>
-      </w:r>
-      <w:r>
-        <w:rPr>
-          <w:rFonts w:hint="eastAsia"/>
-          <w:color w:val="FF0000"/>
-        </w:rPr>
-        <w:t xml:space="preserve"> </w:t>
-      </w:r>
-      <w:r>
-        <w:t xml:space="preserve"> </w:t>
-      </w:r>
-      <w:r>
-        <w:rPr>
-          <w:rFonts w:hint="eastAsia"/>
-        </w:rPr>
-        <w:t>他把房间</w:t>
-      </w:r>
-      <w:r>
-        <w:rPr>
-          <w:rFonts w:hint="eastAsia"/>
-          <w:color w:val="FF0000"/>
-        </w:rPr>
-        <w:t>打扫干净</w:t>
-      </w:r>
-    </w:p>
-    <w:p>
-      <w:pPr>
-        <w:ind w:firstLine="420"/>
-      </w:pPr>
-      <w:r>
-        <w:rPr>
-          <w:rFonts w:hint="eastAsia"/>
-        </w:rPr>
-        <w:t>做谓语</w:t>
-      </w:r>
-    </w:p>
-    <w:p>
-      <w:r>
-        <w:tab/>
-      </w:r>
-    </w:p>
-    <w:p>
-      <w:r>
-        <w:rPr>
-          <w:rFonts w:hint="eastAsia"/>
-        </w:rPr>
         <w:t>形容词性成分：</w:t>
       </w:r>
     </w:p>
@@ -8189,6 +8540,7 @@
         <w:ind w:left="780" w:firstLineChars="0" w:firstLine="0"/>
       </w:pPr>
       <w:r>
+        <w:lastRenderedPageBreak/>
         <w:t>可</w:t>
       </w:r>
       <w:proofErr w:type="gramStart"/>
@@ -8432,7 +8784,6 @@
         <w:rPr>
           <w:rFonts w:hint="eastAsia"/>
         </w:rPr>
-        <w:lastRenderedPageBreak/>
         <w:t>无独立成分，只起连接作用</w:t>
       </w:r>
     </w:p>
@@ -8606,7 +8957,11 @@
         <w:t>编写这个行为本身</w:t>
       </w:r>
       <w:r>
-        <w:t xml:space="preserve"> 感觉是将层级提高了，原先是指代编写所代表的具体的动作，现在指的是编写 本身</w:t>
+        <w:t xml:space="preserve"> 感觉是将层级提高了，原先是指代编写所代表的具体的动作，现在指的</w:t>
+      </w:r>
+      <w:r>
+        <w:lastRenderedPageBreak/>
+        <w:t>是编写 本身</w:t>
       </w:r>
     </w:p>
     <w:p>
@@ -8655,16 +9010,7 @@
     </w:p>
     <w:p>
       <w:r>
-        <w:lastRenderedPageBreak/>
-        <w:t>袁东</w:t>
-      </w:r>
-      <w:proofErr w:type="gramStart"/>
-      <w:r>
-        <w:t>太</w:t>
-      </w:r>
-      <w:proofErr w:type="gramEnd"/>
-      <w:r>
-        <w:t>基础</w:t>
+        <w:t>袁东太基础</w:t>
       </w:r>
       <w:proofErr w:type="gramStart"/>
       <w:r>
@@ -9192,6 +9538,95 @@
     </w:lvl>
   </w:abstractNum>
   <w:abstractNum w:abstractNumId="3" w15:restartNumberingAfterBreak="0">
+    <w:nsid w:val="2FC256DD"/>
+    <w:multiLevelType w:val="hybridMultilevel"/>
+    <w:tmpl w:val="28AC96CE"/>
+    <w:lvl w:ilvl="0" w:tplc="D5942BEA">
+      <w:start w:val="1"/>
+      <w:numFmt w:val="decimal"/>
+      <w:lvlText w:val="%1."/>
+      <w:lvlJc w:val="left"/>
+      <w:pPr>
+        <w:ind w:left="780" w:hanging="360"/>
+      </w:pPr>
+      <w:rPr>
+        <w:rFonts w:hint="default"/>
+      </w:rPr>
+    </w:lvl>
+    <w:lvl w:ilvl="1" w:tplc="04090019">
+      <w:start w:val="1"/>
+      <w:numFmt w:val="lowerLetter"/>
+      <w:lvlText w:val="%2)"/>
+      <w:lvlJc w:val="left"/>
+      <w:pPr>
+        <w:ind w:left="1260" w:hanging="420"/>
+      </w:pPr>
+    </w:lvl>
+    <w:lvl w:ilvl="2" w:tplc="0409001B" w:tentative="1">
+      <w:start w:val="1"/>
+      <w:numFmt w:val="lowerRoman"/>
+      <w:lvlText w:val="%3."/>
+      <w:lvlJc w:val="right"/>
+      <w:pPr>
+        <w:ind w:left="1680" w:hanging="420"/>
+      </w:pPr>
+    </w:lvl>
+    <w:lvl w:ilvl="3" w:tplc="0409000F" w:tentative="1">
+      <w:start w:val="1"/>
+      <w:numFmt w:val="decimal"/>
+      <w:lvlText w:val="%4."/>
+      <w:lvlJc w:val="left"/>
+      <w:pPr>
+        <w:ind w:left="2100" w:hanging="420"/>
+      </w:pPr>
+    </w:lvl>
+    <w:lvl w:ilvl="4" w:tplc="04090019" w:tentative="1">
+      <w:start w:val="1"/>
+      <w:numFmt w:val="lowerLetter"/>
+      <w:lvlText w:val="%5)"/>
+      <w:lvlJc w:val="left"/>
+      <w:pPr>
+        <w:ind w:left="2520" w:hanging="420"/>
+      </w:pPr>
+    </w:lvl>
+    <w:lvl w:ilvl="5" w:tplc="0409001B" w:tentative="1">
+      <w:start w:val="1"/>
+      <w:numFmt w:val="lowerRoman"/>
+      <w:lvlText w:val="%6."/>
+      <w:lvlJc w:val="right"/>
+      <w:pPr>
+        <w:ind w:left="2940" w:hanging="420"/>
+      </w:pPr>
+    </w:lvl>
+    <w:lvl w:ilvl="6" w:tplc="0409000F" w:tentative="1">
+      <w:start w:val="1"/>
+      <w:numFmt w:val="decimal"/>
+      <w:lvlText w:val="%7."/>
+      <w:lvlJc w:val="left"/>
+      <w:pPr>
+        <w:ind w:left="3360" w:hanging="420"/>
+      </w:pPr>
+    </w:lvl>
+    <w:lvl w:ilvl="7" w:tplc="04090019" w:tentative="1">
+      <w:start w:val="1"/>
+      <w:numFmt w:val="lowerLetter"/>
+      <w:lvlText w:val="%8)"/>
+      <w:lvlJc w:val="left"/>
+      <w:pPr>
+        <w:ind w:left="3780" w:hanging="420"/>
+      </w:pPr>
+    </w:lvl>
+    <w:lvl w:ilvl="8" w:tplc="0409001B" w:tentative="1">
+      <w:start w:val="1"/>
+      <w:numFmt w:val="lowerRoman"/>
+      <w:lvlText w:val="%9."/>
+      <w:lvlJc w:val="right"/>
+      <w:pPr>
+        <w:ind w:left="4200" w:hanging="420"/>
+      </w:pPr>
+    </w:lvl>
+  </w:abstractNum>
+  <w:abstractNum w:abstractNumId="4" w15:restartNumberingAfterBreak="0">
     <w:nsid w:val="34765FF8"/>
     <w:multiLevelType w:val="hybridMultilevel"/>
     <w:tmpl w:val="32DA4D84"/>
@@ -9280,7 +9715,7 @@
       </w:pPr>
     </w:lvl>
   </w:abstractNum>
-  <w:abstractNum w:abstractNumId="4" w15:restartNumberingAfterBreak="0">
+  <w:abstractNum w:abstractNumId="5" w15:restartNumberingAfterBreak="0">
     <w:nsid w:val="35B36463"/>
     <w:multiLevelType w:val="hybridMultilevel"/>
     <w:tmpl w:val="7500E5A4"/>
@@ -9369,7 +9804,7 @@
       </w:pPr>
     </w:lvl>
   </w:abstractNum>
-  <w:abstractNum w:abstractNumId="5" w15:restartNumberingAfterBreak="0">
+  <w:abstractNum w:abstractNumId="6" w15:restartNumberingAfterBreak="0">
     <w:nsid w:val="36A21F5F"/>
     <w:multiLevelType w:val="multilevel"/>
     <w:tmpl w:val="4C6405C2"/>
@@ -9518,7 +9953,7 @@
       </w:rPr>
     </w:lvl>
   </w:abstractNum>
-  <w:abstractNum w:abstractNumId="6" w15:restartNumberingAfterBreak="0">
+  <w:abstractNum w:abstractNumId="7" w15:restartNumberingAfterBreak="0">
     <w:nsid w:val="3CB64A6B"/>
     <w:multiLevelType w:val="hybridMultilevel"/>
     <w:tmpl w:val="85EACCFE"/>
@@ -9607,7 +10042,7 @@
       </w:pPr>
     </w:lvl>
   </w:abstractNum>
-  <w:abstractNum w:abstractNumId="7" w15:restartNumberingAfterBreak="0">
+  <w:abstractNum w:abstractNumId="8" w15:restartNumberingAfterBreak="0">
     <w:nsid w:val="60DE716F"/>
     <w:multiLevelType w:val="hybridMultilevel"/>
     <w:tmpl w:val="033A338E"/>
@@ -9696,7 +10131,7 @@
       </w:pPr>
     </w:lvl>
   </w:abstractNum>
-  <w:abstractNum w:abstractNumId="8" w15:restartNumberingAfterBreak="0">
+  <w:abstractNum w:abstractNumId="9" w15:restartNumberingAfterBreak="0">
     <w:nsid w:val="69B76633"/>
     <w:multiLevelType w:val="hybridMultilevel"/>
     <w:tmpl w:val="4E24539A"/>
@@ -9785,7 +10220,7 @@
       </w:pPr>
     </w:lvl>
   </w:abstractNum>
-  <w:abstractNum w:abstractNumId="9" w15:restartNumberingAfterBreak="0">
+  <w:abstractNum w:abstractNumId="10" w15:restartNumberingAfterBreak="0">
     <w:nsid w:val="6AA51758"/>
     <w:multiLevelType w:val="hybridMultilevel"/>
     <w:tmpl w:val="DC30D8F8"/>
@@ -9878,31 +10313,34 @@
     <w:abstractNumId w:val="0"/>
   </w:num>
   <w:num w:numId="2">
-    <w:abstractNumId w:val="6"/>
+    <w:abstractNumId w:val="7"/>
   </w:num>
   <w:num w:numId="3">
-    <w:abstractNumId w:val="3"/>
+    <w:abstractNumId w:val="4"/>
   </w:num>
   <w:num w:numId="4">
-    <w:abstractNumId w:val="4"/>
+    <w:abstractNumId w:val="5"/>
   </w:num>
   <w:num w:numId="5">
     <w:abstractNumId w:val="2"/>
   </w:num>
   <w:num w:numId="6">
-    <w:abstractNumId w:val="7"/>
+    <w:abstractNumId w:val="8"/>
   </w:num>
   <w:num w:numId="7">
-    <w:abstractNumId w:val="9"/>
+    <w:abstractNumId w:val="10"/>
   </w:num>
   <w:num w:numId="8">
-    <w:abstractNumId w:val="5"/>
+    <w:abstractNumId w:val="6"/>
   </w:num>
   <w:num w:numId="9">
-    <w:abstractNumId w:val="8"/>
+    <w:abstractNumId w:val="9"/>
   </w:num>
   <w:num w:numId="10">
     <w:abstractNumId w:val="1"/>
+  </w:num>
+  <w:num w:numId="11">
+    <w:abstractNumId w:val="3"/>
   </w:num>
 </w:numbering>
 </file>
